--- a/Plano_VVT_-_Projeto_Vendas.docx
+++ b/Plano_VVT_-_Projeto_Vendas.docx
@@ -765,7 +765,7 @@
         <w:t>Regressão automática:</w:t>
       </w:r>
       <w:r>
-        <w:t xml:space="preserve"> os 67 testes rodam em todo push e pull request para </w:t>
+        <w:t xml:space="preserve"> os 103 testes rodam em todo push e pull request para </w:t>
       </w:r>
       <w:r>
         <w:rPr>
@@ -801,10 +801,10 @@
         <w:t>Dublês para dependências externas:</w:t>
       </w:r>
       <w:r>
-        <w:t xml:space="preserve"> a Mistral é substituída por um </w:t>
-      </w:r>
-      <w:r>
-        <w:t>servidor simulado nos testes, para que o resultado não dependa de rede, de cota ou de custo.</w:t>
+        <w:t xml:space="preserve"> a Mistral é substituída por um</w:t>
+      </w:r>
+      <w:r>
+        <w:t xml:space="preserve"> servidor simulado nos testes, para que o resultado não dependa de rede, de cota ou de custo.</w:t>
       </w:r>
     </w:p>
     <w:p>
@@ -873,10 +873,10 @@
     </w:p>
     <w:p>
       <w:r>
-        <w:t xml:space="preserve">Os três portões são o CI </w:t>
-      </w:r>
-      <w:r>
-        <w:t>verde, a aprovação do PR e a aprovação para produção depois do roteiro de aceitação em homologação.</w:t>
+        <w:t>Os três portões são o CI</w:t>
+      </w:r>
+      <w:r>
+        <w:t xml:space="preserve"> verde, a aprovação do PR e a aprovação para produção depois do roteiro de aceitação em homologação.</w:t>
       </w:r>
     </w:p>
     <w:p>
@@ -889,10 +889,10 @@
     </w:p>
     <w:p>
       <w:r>
-        <w:t>A verificação acontece em todo pull request: revisão humana de outro integrante mais a checagem automática do CI, e o GitHub só libera o merg</w:t>
-      </w:r>
-      <w:r>
-        <w:t xml:space="preserve">e na </w:t>
+        <w:t>A verificação acontece em todo pull request: revisão humana de outro integrante mais a checagem automática do CI, e o GitHub só libera o mer</w:t>
+      </w:r>
+      <w:r>
+        <w:t xml:space="preserve">ge na </w:t>
       </w:r>
       <w:r>
         <w:rPr>
@@ -920,10 +920,10 @@
         <w:tblLook w:val="0420" w:firstRow="1" w:lastRow="0" w:firstColumn="0" w:lastColumn="0" w:noHBand="0" w:noVBand="1"/>
       </w:tblPr>
       <w:tblGrid>
-        <w:gridCol w:w="2242"/>
-        <w:gridCol w:w="2087"/>
-        <w:gridCol w:w="2277"/>
-        <w:gridCol w:w="2753"/>
+        <w:gridCol w:w="2162"/>
+        <w:gridCol w:w="2001"/>
+        <w:gridCol w:w="2619"/>
+        <w:gridCol w:w="2577"/>
       </w:tblGrid>
       <w:tr>
         <w:trPr>
@@ -931,7 +931,7 @@
         </w:trPr>
         <w:tc>
           <w:tcPr>
-            <w:tcW w:w="2242" w:type="dxa"/>
+            <w:tcW w:w="2162" w:type="dxa"/>
             <w:shd w:val="clear" w:color="auto" w:fill="F2F2F2"/>
           </w:tcPr>
           <w:p>
@@ -942,7 +942,7 @@
         </w:tc>
         <w:tc>
           <w:tcPr>
-            <w:tcW w:w="2087" w:type="dxa"/>
+            <w:tcW w:w="2001" w:type="dxa"/>
             <w:shd w:val="clear" w:color="auto" w:fill="F2F2F2"/>
           </w:tcPr>
           <w:p>
@@ -953,7 +953,7 @@
         </w:tc>
         <w:tc>
           <w:tcPr>
-            <w:tcW w:w="2277" w:type="dxa"/>
+            <w:tcW w:w="2619" w:type="dxa"/>
             <w:shd w:val="clear" w:color="auto" w:fill="F2F2F2"/>
           </w:tcPr>
           <w:p>
@@ -964,7 +964,7 @@
         </w:tc>
         <w:tc>
           <w:tcPr>
-            <w:tcW w:w="2753" w:type="dxa"/>
+            <w:tcW w:w="2577" w:type="dxa"/>
             <w:shd w:val="clear" w:color="auto" w:fill="F2F2F2"/>
           </w:tcPr>
           <w:p>
@@ -977,7 +977,7 @@
       <w:tr>
         <w:tc>
           <w:tcPr>
-            <w:tcW w:w="2242" w:type="dxa"/>
+            <w:tcW w:w="2162" w:type="dxa"/>
           </w:tcPr>
           <w:p>
             <w:r>
@@ -987,7 +987,7 @@
         </w:tc>
         <w:tc>
           <w:tcPr>
-            <w:tcW w:w="2087" w:type="dxa"/>
+            <w:tcW w:w="2001" w:type="dxa"/>
           </w:tcPr>
           <w:p>
             <w:r>
@@ -997,7 +997,7 @@
         </w:tc>
         <w:tc>
           <w:tcPr>
-            <w:tcW w:w="2277" w:type="dxa"/>
+            <w:tcW w:w="2619" w:type="dxa"/>
           </w:tcPr>
           <w:p>
             <w:r>
@@ -1007,7 +1007,7 @@
         </w:tc>
         <w:tc>
           <w:tcPr>
-            <w:tcW w:w="2753" w:type="dxa"/>
+            <w:tcW w:w="2577" w:type="dxa"/>
           </w:tcPr>
           <w:p>
             <w:r>
@@ -1019,7 +1019,7 @@
       <w:tr>
         <w:tc>
           <w:tcPr>
-            <w:tcW w:w="2242" w:type="dxa"/>
+            <w:tcW w:w="2162" w:type="dxa"/>
           </w:tcPr>
           <w:p>
             <w:r>
@@ -1029,7 +1029,7 @@
         </w:tc>
         <w:tc>
           <w:tcPr>
-            <w:tcW w:w="2087" w:type="dxa"/>
+            <w:tcW w:w="2001" w:type="dxa"/>
           </w:tcPr>
           <w:p>
             <w:r>
@@ -1039,7 +1039,7 @@
         </w:tc>
         <w:tc>
           <w:tcPr>
-            <w:tcW w:w="2277" w:type="dxa"/>
+            <w:tcW w:w="2619" w:type="dxa"/>
           </w:tcPr>
           <w:p>
             <w:r>
@@ -1049,7 +1049,7 @@
         </w:tc>
         <w:tc>
           <w:tcPr>
-            <w:tcW w:w="2753" w:type="dxa"/>
+            <w:tcW w:w="2577" w:type="dxa"/>
           </w:tcPr>
           <w:p>
             <w:r>
@@ -1061,7 +1061,7 @@
       <w:tr>
         <w:tc>
           <w:tcPr>
-            <w:tcW w:w="2242" w:type="dxa"/>
+            <w:tcW w:w="2162" w:type="dxa"/>
           </w:tcPr>
           <w:p>
             <w:r>
@@ -1071,12 +1071,249 @@
         </w:tc>
         <w:tc>
           <w:tcPr>
-            <w:tcW w:w="2087" w:type="dxa"/>
-          </w:tcPr>
-          <w:p>
-            <w:r>
-              <w:t xml:space="preserve">Todo push e PR em </w:t>
-            </w:r>
+            <w:tcW w:w="2001" w:type="dxa"/>
+          </w:tcPr>
+          <w:p>
+            <w:r>
+              <w:t>Todo push e PR em main e develop</w:t>
+            </w:r>
+          </w:p>
+        </w:tc>
+        <w:tc>
+          <w:tcPr>
+            <w:tcW w:w="2619" w:type="dxa"/>
+          </w:tcPr>
+          <w:p>
+            <w:r>
+              <w:t>GitHub Actions (job "Testes e build")</w:t>
+            </w:r>
+          </w:p>
+        </w:tc>
+        <w:tc>
+          <w:tcPr>
+            <w:tcW w:w="2577" w:type="dxa"/>
+          </w:tcPr>
+          <w:p>
+            <w:r>
+              <w:t>Execução verde no Actions</w:t>
+            </w:r>
+          </w:p>
+        </w:tc>
+      </w:tr>
+      <w:tr>
+        <w:tc>
+          <w:tcPr>
+            <w:tcW w:w="2162" w:type="dxa"/>
+          </w:tcPr>
+          <w:p>
+            <w:r>
+              <w:t>Lint e build do front web</w:t>
+            </w:r>
+          </w:p>
+        </w:tc>
+        <w:tc>
+          <w:tcPr>
+            <w:tcW w:w="2001" w:type="dxa"/>
+          </w:tcPr>
+          <w:p>
+            <w:r>
+              <w:t>Todo push e PR em main e dev</w:t>
+            </w:r>
+          </w:p>
+        </w:tc>
+        <w:tc>
+          <w:tcPr>
+            <w:tcW w:w="2619" w:type="dxa"/>
+          </w:tcPr>
+          <w:p>
+            <w:r>
+              <w:t>GitHub Actions (job "Lint e build")</w:t>
+            </w:r>
+          </w:p>
+        </w:tc>
+        <w:tc>
+          <w:tcPr>
+            <w:tcW w:w="2577" w:type="dxa"/>
+          </w:tcPr>
+          <w:p>
+            <w:r>
+              <w:t>Execução verde no Actions</w:t>
+            </w:r>
+          </w:p>
+        </w:tc>
+      </w:tr>
+      <w:tr>
+        <w:tc>
+          <w:tcPr>
+            <w:tcW w:w="2162" w:type="dxa"/>
+          </w:tcPr>
+          <w:p>
+            <w:r>
+              <w:t>Compilação do front desktop</w:t>
+            </w:r>
+          </w:p>
+        </w:tc>
+        <w:tc>
+          <w:tcPr>
+            <w:tcW w:w="2001" w:type="dxa"/>
+          </w:tcPr>
+          <w:p>
+            <w:r>
+              <w:t>Todo push e PR na main</w:t>
+            </w:r>
+          </w:p>
+        </w:tc>
+        <w:tc>
+          <w:tcPr>
+            <w:tcW w:w="2619" w:type="dxa"/>
+          </w:tcPr>
+          <w:p>
+            <w:r>
+              <w:t>GitHub Actions (job "Compilar e empacotar")</w:t>
+            </w:r>
+          </w:p>
+        </w:tc>
+        <w:tc>
+          <w:tcPr>
+            <w:tcW w:w="2577" w:type="dxa"/>
+          </w:tcPr>
+          <w:p>
+            <w:r>
+              <w:t>Execução verde no Actions</w:t>
+            </w:r>
+          </w:p>
+        </w:tc>
+      </w:tr>
+      <w:tr>
+        <w:tc>
+          <w:tcPr>
+            <w:tcW w:w="2162" w:type="dxa"/>
+          </w:tcPr>
+          <w:p>
+            <w:r>
+              <w:t>Tipos e build do front mobile</w:t>
+            </w:r>
+          </w:p>
+        </w:tc>
+        <w:tc>
+          <w:tcPr>
+            <w:tcW w:w="2001" w:type="dxa"/>
+          </w:tcPr>
+          <w:p>
+            <w:r>
+              <w:t>Todo push e PR na main</w:t>
+            </w:r>
+          </w:p>
+        </w:tc>
+        <w:tc>
+          <w:tcPr>
+            <w:tcW w:w="2619" w:type="dxa"/>
+          </w:tcPr>
+          <w:p>
+            <w:r>
+              <w:t>GitHub Actions (job "Tipos e build": TypeScript, pacote do Android e versão web)</w:t>
+            </w:r>
+          </w:p>
+        </w:tc>
+        <w:tc>
+          <w:tcPr>
+            <w:tcW w:w="2577" w:type="dxa"/>
+          </w:tcPr>
+          <w:p>
+            <w:r>
+              <w:t>Execução verde no Actions</w:t>
+            </w:r>
+          </w:p>
+        </w:tc>
+      </w:tr>
+      <w:tr>
+        <w:tc>
+          <w:tcPr>
+            <w:tcW w:w="2162" w:type="dxa"/>
+          </w:tcPr>
+          <w:p>
+            <w:r>
+              <w:t xml:space="preserve">Cobertura mínima da </w:t>
+            </w:r>
+            <w:r>
+              <w:lastRenderedPageBreak/>
+              <w:t>API</w:t>
+            </w:r>
+          </w:p>
+        </w:tc>
+        <w:tc>
+          <w:tcPr>
+            <w:tcW w:w="2001" w:type="dxa"/>
+          </w:tcPr>
+          <w:p>
+            <w:r>
+              <w:lastRenderedPageBreak/>
+              <w:t>Todo build</w:t>
+            </w:r>
+          </w:p>
+        </w:tc>
+        <w:tc>
+          <w:tcPr>
+            <w:tcW w:w="2619" w:type="dxa"/>
+          </w:tcPr>
+          <w:p>
+            <w:r>
+              <w:t>JaCoCo</w:t>
+            </w:r>
+          </w:p>
+        </w:tc>
+        <w:tc>
+          <w:tcPr>
+            <w:tcW w:w="2577" w:type="dxa"/>
+          </w:tcPr>
+          <w:p>
+            <w:r>
+              <w:t xml:space="preserve">Build falha abaixo de 90% de linhas; relatório </w:t>
+            </w:r>
+            <w:r>
+              <w:lastRenderedPageBreak/>
+              <w:t>publicado como artefato</w:t>
+            </w:r>
+          </w:p>
+        </w:tc>
+      </w:tr>
+      <w:tr>
+        <w:tc>
+          <w:tcPr>
+            <w:tcW w:w="2162" w:type="dxa"/>
+          </w:tcPr>
+          <w:p>
+            <w:r>
+              <w:lastRenderedPageBreak/>
+              <w:t>Proteção de branch</w:t>
+            </w:r>
+          </w:p>
+        </w:tc>
+        <w:tc>
+          <w:tcPr>
+            <w:tcW w:w="2001" w:type="dxa"/>
+          </w:tcPr>
+          <w:p>
+            <w:r>
+              <w:t>Sempre</w:t>
+            </w:r>
+          </w:p>
+        </w:tc>
+        <w:tc>
+          <w:tcPr>
+            <w:tcW w:w="2619" w:type="dxa"/>
+          </w:tcPr>
+          <w:p>
+            <w:r>
+              <w:t>Regras do repositório</w:t>
+            </w:r>
+          </w:p>
+        </w:tc>
+        <w:tc>
+          <w:tcPr>
+            <w:tcW w:w="2577" w:type="dxa"/>
+          </w:tcPr>
+          <w:p>
             <w:r>
               <w:rPr>
                 <w:rStyle w:val="CodeChar"/>
@@ -1084,251 +1321,28 @@
               <w:t>main</w:t>
             </w:r>
             <w:r>
-              <w:t xml:space="preserve"> e </w:t>
-            </w:r>
-            <w:r>
-              <w:rPr>
-                <w:rStyle w:val="CodeChar"/>
-              </w:rPr>
-              <w:t>develop</w:t>
-            </w:r>
-          </w:p>
-        </w:tc>
-        <w:tc>
-          <w:tcPr>
-            <w:tcW w:w="2277" w:type="dxa"/>
-          </w:tcPr>
-          <w:p>
-            <w:r>
-              <w:t>GitHub Actions (job "Testes e build")</w:t>
-            </w:r>
-          </w:p>
-        </w:tc>
-        <w:tc>
-          <w:tcPr>
-            <w:tcW w:w="2753" w:type="dxa"/>
-          </w:tcPr>
-          <w:p>
-            <w:r>
-              <w:t>Execução verde no Actions</w:t>
-            </w:r>
-          </w:p>
-        </w:tc>
-      </w:tr>
-      <w:tr>
-        <w:tc>
-          <w:tcPr>
-            <w:tcW w:w="2242" w:type="dxa"/>
-          </w:tcPr>
-          <w:p>
-            <w:r>
-              <w:t>Lint e build do front web</w:t>
-            </w:r>
-          </w:p>
-        </w:tc>
-        <w:tc>
-          <w:tcPr>
-            <w:tcW w:w="2087" w:type="dxa"/>
-          </w:tcPr>
-          <w:p>
-            <w:r>
-              <w:t xml:space="preserve">Todo push e PR em </w:t>
-            </w:r>
-            <w:r>
-              <w:rPr>
-                <w:rStyle w:val="CodeChar"/>
-              </w:rPr>
-              <w:t>main</w:t>
-            </w:r>
-            <w:r>
-              <w:t xml:space="preserve"> e </w:t>
-            </w:r>
-            <w:r>
-              <w:rPr>
-                <w:rStyle w:val="CodeChar"/>
-              </w:rPr>
-              <w:t>dev</w:t>
-            </w:r>
-          </w:p>
-        </w:tc>
-        <w:tc>
-          <w:tcPr>
-            <w:tcW w:w="2277" w:type="dxa"/>
-          </w:tcPr>
-          <w:p>
-            <w:r>
-              <w:t>GitHub Actions (job "Lint e build")</w:t>
-            </w:r>
-          </w:p>
-        </w:tc>
-        <w:tc>
-          <w:tcPr>
-            <w:tcW w:w="2753" w:type="dxa"/>
-          </w:tcPr>
-          <w:p>
-            <w:r>
-              <w:t>Execução verde no Actions</w:t>
-            </w:r>
-          </w:p>
-        </w:tc>
-      </w:tr>
-      <w:tr>
-        <w:tc>
-          <w:tcPr>
-            <w:tcW w:w="2242" w:type="dxa"/>
-          </w:tcPr>
-          <w:p>
-            <w:r>
-              <w:t>Compilação do front desktop</w:t>
-            </w:r>
-          </w:p>
-        </w:tc>
-        <w:tc>
-          <w:tcPr>
-            <w:tcW w:w="2087" w:type="dxa"/>
-          </w:tcPr>
-          <w:p>
-            <w:r>
-              <w:t xml:space="preserve">Todo push e PR na </w:t>
-            </w:r>
-            <w:r>
-              <w:rPr>
-                <w:rStyle w:val="CodeChar"/>
-              </w:rPr>
-              <w:t>main</w:t>
-            </w:r>
-          </w:p>
-        </w:tc>
-        <w:tc>
-          <w:tcPr>
-            <w:tcW w:w="2277" w:type="dxa"/>
-          </w:tcPr>
-          <w:p>
-            <w:r>
-              <w:t>GitHub Actions (job "Compilar e empacotar")</w:t>
-            </w:r>
-          </w:p>
-        </w:tc>
-        <w:tc>
-          <w:tcPr>
-            <w:tcW w:w="2753" w:type="dxa"/>
-          </w:tcPr>
-          <w:p>
-            <w:r>
-              <w:t>Execução verde no Actions</w:t>
-            </w:r>
-          </w:p>
-        </w:tc>
-      </w:tr>
-      <w:tr>
-        <w:tc>
-          <w:tcPr>
-            <w:tcW w:w="2242" w:type="dxa"/>
-          </w:tcPr>
-          <w:p>
-            <w:r>
-              <w:t>Cobertura mínima da API</w:t>
-            </w:r>
-          </w:p>
-        </w:tc>
-        <w:tc>
-          <w:tcPr>
-            <w:tcW w:w="2087" w:type="dxa"/>
-          </w:tcPr>
-          <w:p>
-            <w:r>
-              <w:t>Todo build</w:t>
-            </w:r>
-          </w:p>
-        </w:tc>
-        <w:tc>
-          <w:tcPr>
-            <w:tcW w:w="2277" w:type="dxa"/>
-          </w:tcPr>
-          <w:p>
-            <w:r>
-              <w:t>JaCoCo</w:t>
-            </w:r>
-          </w:p>
-        </w:tc>
-        <w:tc>
-          <w:tcPr>
-            <w:tcW w:w="2753" w:type="dxa"/>
-          </w:tcPr>
-          <w:p>
-            <w:r>
-              <w:t>Build falha abaixo de 60% de linhas; relatório publicado como artefato</w:t>
-            </w:r>
-          </w:p>
-        </w:tc>
-      </w:tr>
-      <w:tr>
-        <w:tc>
-          <w:tcPr>
-            <w:tcW w:w="2242" w:type="dxa"/>
-          </w:tcPr>
-          <w:p>
-            <w:r>
-              <w:t>Proteção de branch</w:t>
-            </w:r>
-          </w:p>
-        </w:tc>
-        <w:tc>
-          <w:tcPr>
-            <w:tcW w:w="2087" w:type="dxa"/>
-          </w:tcPr>
-          <w:p>
-            <w:r>
-              <w:t>Sempre</w:t>
-            </w:r>
-          </w:p>
-        </w:tc>
-        <w:tc>
-          <w:tcPr>
-            <w:tcW w:w="2277" w:type="dxa"/>
-          </w:tcPr>
-          <w:p>
-            <w:r>
-              <w:t>Regras do repositório</w:t>
-            </w:r>
-          </w:p>
-        </w:tc>
-        <w:tc>
-          <w:tcPr>
-            <w:tcW w:w="2753" w:type="dxa"/>
-          </w:tcPr>
-          <w:p>
-            <w:r>
-              <w:rPr>
-                <w:rStyle w:val="CodeChar"/>
-              </w:rPr>
-              <w:t>main</w:t>
-            </w:r>
-            <w:r>
-              <w:t xml:space="preserve"> exige o check do CI e </w:t>
-            </w:r>
-            <w:r>
-              <w:lastRenderedPageBreak/>
-              <w:t>uma aprovação</w:t>
-            </w:r>
-          </w:p>
-        </w:tc>
-      </w:tr>
-      <w:tr>
-        <w:tc>
-          <w:tcPr>
-            <w:tcW w:w="2242" w:type="dxa"/>
-          </w:tcPr>
-          <w:p>
-            <w:r>
-              <w:lastRenderedPageBreak/>
-              <w:t>Revisão do contrato da API</w:t>
-            </w:r>
-          </w:p>
-        </w:tc>
-        <w:tc>
-          <w:tcPr>
-            <w:tcW w:w="2087" w:type="dxa"/>
+              <w:t xml:space="preserve"> exige o check do CI e uma aprovação</w:t>
+            </w:r>
+          </w:p>
+        </w:tc>
+      </w:tr>
+      <w:tr>
+        <w:tc>
+          <w:tcPr>
+            <w:tcW w:w="2162" w:type="dxa"/>
+          </w:tcPr>
+          <w:p>
+            <w:r>
+              <w:t>Revisão do contrato da AP</w:t>
+            </w:r>
+            <w:r>
+              <w:t>I</w:t>
+            </w:r>
+          </w:p>
+        </w:tc>
+        <w:tc>
+          <w:tcPr>
+            <w:tcW w:w="2001" w:type="dxa"/>
           </w:tcPr>
           <w:p>
             <w:r>
@@ -1338,7 +1352,7 @@
         </w:tc>
         <w:tc>
           <w:tcPr>
-            <w:tcW w:w="2277" w:type="dxa"/>
+            <w:tcW w:w="2619" w:type="dxa"/>
           </w:tcPr>
           <w:p>
             <w:r>
@@ -1348,7 +1362,7 @@
         </w:tc>
         <w:tc>
           <w:tcPr>
-            <w:tcW w:w="2753" w:type="dxa"/>
+            <w:tcW w:w="2577" w:type="dxa"/>
           </w:tcPr>
           <w:p>
             <w:r>
@@ -1393,10 +1407,7 @@
         <w:t>☐</w:t>
       </w:r>
       <w:r>
-        <w:t xml:space="preserve"> Toda r</w:t>
-      </w:r>
-      <w:r>
-        <w:t>egra nova tem teste automático</w:t>
+        <w:t xml:space="preserve"> Toda regra nova tem teste automático</w:t>
       </w:r>
     </w:p>
     <w:p>
@@ -1456,7 +1467,10 @@
         <w:t>☐</w:t>
       </w:r>
       <w:r>
-        <w:t xml:space="preserve"> README e Swagger refletem a mudança</w:t>
+        <w:t xml:space="preserve"> README e Swagger refletem </w:t>
+      </w:r>
+      <w:r>
+        <w:t>a mudança</w:t>
       </w:r>
     </w:p>
     <w:p>
@@ -1484,10 +1498,7 @@
     </w:p>
     <w:p>
       <w:r>
-        <w:t>A validação acontece no ambiente de homologação, que recebe cada versão automaticamente depois do</w:t>
-      </w:r>
-      <w:r>
-        <w:t xml:space="preserve"> merge na </w:t>
+        <w:t xml:space="preserve">A validação acontece no ambiente de homologação, que recebe cada versão automaticamente depois do merge na </w:t>
       </w:r>
       <w:r>
         <w:rPr>
@@ -1496,7 +1507,10 @@
         <w:t>main</w:t>
       </w:r>
       <w:r>
-        <w:t xml:space="preserve">. A versão só vai para produção quando um integrante executa o roteiro de aceitação e aprova o deploy no GitHub (ambiente </w:t>
+        <w:t>. A versão só vai para produção quando um integrante executa o roteiro de aceitação e aprova o deplo</w:t>
+      </w:r>
+      <w:r>
+        <w:t xml:space="preserve">y no GitHub (ambiente </w:t>
       </w:r>
       <w:r>
         <w:rPr>
@@ -1528,8 +1542,8 @@
       </w:tblPr>
       <w:tblGrid>
         <w:gridCol w:w="868"/>
-        <w:gridCol w:w="2202"/>
-        <w:gridCol w:w="2732"/>
+        <w:gridCol w:w="2238"/>
+        <w:gridCol w:w="2696"/>
         <w:gridCol w:w="1186"/>
         <w:gridCol w:w="1186"/>
         <w:gridCol w:w="1186"/>
@@ -1551,7 +1565,7 @@
         </w:tc>
         <w:tc>
           <w:tcPr>
-            <w:tcW w:w="2202" w:type="dxa"/>
+            <w:tcW w:w="2238" w:type="dxa"/>
             <w:shd w:val="clear" w:color="auto" w:fill="F2F2F2"/>
           </w:tcPr>
           <w:p>
@@ -1562,15 +1576,12 @@
         </w:tc>
         <w:tc>
           <w:tcPr>
-            <w:tcW w:w="2732" w:type="dxa"/>
+            <w:tcW w:w="2696" w:type="dxa"/>
             <w:shd w:val="clear" w:color="auto" w:fill="F2F2F2"/>
           </w:tcPr>
           <w:p>
             <w:r>
-              <w:t xml:space="preserve">Resultado </w:t>
-            </w:r>
-            <w:r>
-              <w:t>esperado</w:t>
+              <w:t>Resultado esperado</w:t>
             </w:r>
           </w:p>
         </w:tc>
@@ -1621,7 +1632,7 @@
         </w:tc>
         <w:tc>
           <w:tcPr>
-            <w:tcW w:w="2202" w:type="dxa"/>
+            <w:tcW w:w="2238" w:type="dxa"/>
           </w:tcPr>
           <w:p>
             <w:r>
@@ -1631,7 +1642,7 @@
         </w:tc>
         <w:tc>
           <w:tcPr>
-            <w:tcW w:w="2732" w:type="dxa"/>
+            <w:tcW w:w="2696" w:type="dxa"/>
           </w:tcPr>
           <w:p>
             <w:r>
@@ -1683,7 +1694,7 @@
         </w:tc>
         <w:tc>
           <w:tcPr>
-            <w:tcW w:w="2202" w:type="dxa"/>
+            <w:tcW w:w="2238" w:type="dxa"/>
           </w:tcPr>
           <w:p>
             <w:r>
@@ -1693,7 +1704,7 @@
         </w:tc>
         <w:tc>
           <w:tcPr>
-            <w:tcW w:w="2732" w:type="dxa"/>
+            <w:tcW w:w="2696" w:type="dxa"/>
           </w:tcPr>
           <w:p>
             <w:r>
@@ -1745,7 +1756,7 @@
         </w:tc>
         <w:tc>
           <w:tcPr>
-            <w:tcW w:w="2202" w:type="dxa"/>
+            <w:tcW w:w="2238" w:type="dxa"/>
           </w:tcPr>
           <w:p>
             <w:r>
@@ -1755,7 +1766,7 @@
         </w:tc>
         <w:tc>
           <w:tcPr>
-            <w:tcW w:w="2732" w:type="dxa"/>
+            <w:tcW w:w="2696" w:type="dxa"/>
           </w:tcPr>
           <w:p>
             <w:r>
@@ -1807,7 +1818,7 @@
         </w:tc>
         <w:tc>
           <w:tcPr>
-            <w:tcW w:w="2202" w:type="dxa"/>
+            <w:tcW w:w="2238" w:type="dxa"/>
           </w:tcPr>
           <w:p>
             <w:r>
@@ -1817,7 +1828,7 @@
         </w:tc>
         <w:tc>
           <w:tcPr>
-            <w:tcW w:w="2732" w:type="dxa"/>
+            <w:tcW w:w="2696" w:type="dxa"/>
           </w:tcPr>
           <w:p>
             <w:r>
@@ -1869,7 +1880,7 @@
         </w:tc>
         <w:tc>
           <w:tcPr>
-            <w:tcW w:w="2202" w:type="dxa"/>
+            <w:tcW w:w="2238" w:type="dxa"/>
           </w:tcPr>
           <w:p>
             <w:r>
@@ -1879,11 +1890,14 @@
         </w:tc>
         <w:tc>
           <w:tcPr>
-            <w:tcW w:w="2732" w:type="dxa"/>
-          </w:tcPr>
-          <w:p>
-            <w:r>
-              <w:t>Total correto e estoque reduzido</w:t>
+            <w:tcW w:w="2696" w:type="dxa"/>
+          </w:tcPr>
+          <w:p>
+            <w:r>
+              <w:t>Total correto e est</w:t>
+            </w:r>
+            <w:r>
+              <w:t>oque reduzido</w:t>
             </w:r>
           </w:p>
         </w:tc>
@@ -1931,7 +1945,7 @@
         </w:tc>
         <w:tc>
           <w:tcPr>
-            <w:tcW w:w="2202" w:type="dxa"/>
+            <w:tcW w:w="2238" w:type="dxa"/>
           </w:tcPr>
           <w:p>
             <w:r>
@@ -1941,7 +1955,7 @@
         </w:tc>
         <w:tc>
           <w:tcPr>
-            <w:tcW w:w="2732" w:type="dxa"/>
+            <w:tcW w:w="2696" w:type="dxa"/>
           </w:tcPr>
           <w:p>
             <w:r>
@@ -1987,13 +2001,14 @@
           </w:tcPr>
           <w:p>
             <w:r>
+              <w:lastRenderedPageBreak/>
               <w:t>VA-07</w:t>
             </w:r>
           </w:p>
         </w:tc>
         <w:tc>
           <w:tcPr>
-            <w:tcW w:w="2202" w:type="dxa"/>
+            <w:tcW w:w="2238" w:type="dxa"/>
           </w:tcPr>
           <w:p>
             <w:r>
@@ -2003,7 +2018,7 @@
         </w:tc>
         <w:tc>
           <w:tcPr>
-            <w:tcW w:w="2732" w:type="dxa"/>
+            <w:tcW w:w="2696" w:type="dxa"/>
           </w:tcPr>
           <w:p>
             <w:r>
@@ -2017,10 +2032,7 @@
           </w:tcPr>
           <w:p>
             <w:r>
-              <w:t>Pend</w:t>
-            </w:r>
-            <w:r>
-              <w:t>ente</w:t>
+              <w:t>Pendente</w:t>
             </w:r>
           </w:p>
         </w:tc>
@@ -2052,14 +2064,13 @@
           </w:tcPr>
           <w:p>
             <w:r>
-              <w:lastRenderedPageBreak/>
               <w:t>VA-08</w:t>
             </w:r>
           </w:p>
         </w:tc>
         <w:tc>
           <w:tcPr>
-            <w:tcW w:w="2202" w:type="dxa"/>
+            <w:tcW w:w="2238" w:type="dxa"/>
           </w:tcPr>
           <w:p>
             <w:r>
@@ -2069,7 +2080,7 @@
         </w:tc>
         <w:tc>
           <w:tcPr>
-            <w:tcW w:w="2732" w:type="dxa"/>
+            <w:tcW w:w="2696" w:type="dxa"/>
           </w:tcPr>
           <w:p>
             <w:r>
@@ -2121,7 +2132,7 @@
         </w:tc>
         <w:tc>
           <w:tcPr>
-            <w:tcW w:w="2202" w:type="dxa"/>
+            <w:tcW w:w="2238" w:type="dxa"/>
           </w:tcPr>
           <w:p>
             <w:r>
@@ -2131,7 +2142,7 @@
         </w:tc>
         <w:tc>
           <w:tcPr>
-            <w:tcW w:w="2732" w:type="dxa"/>
+            <w:tcW w:w="2696" w:type="dxa"/>
           </w:tcPr>
           <w:p>
             <w:r>
@@ -2183,7 +2194,7 @@
         </w:tc>
         <w:tc>
           <w:tcPr>
-            <w:tcW w:w="2202" w:type="dxa"/>
+            <w:tcW w:w="2238" w:type="dxa"/>
           </w:tcPr>
           <w:p>
             <w:r>
@@ -2193,7 +2204,7 @@
         </w:tc>
         <w:tc>
           <w:tcPr>
-            <w:tcW w:w="2732" w:type="dxa"/>
+            <w:tcW w:w="2696" w:type="dxa"/>
           </w:tcPr>
           <w:p>
             <w:r>
@@ -2217,16 +2228,78 @@
           </w:tcPr>
           <w:p>
             <w:r>
+              <w:t>Pendente</w:t>
+            </w:r>
+          </w:p>
+        </w:tc>
+        <w:tc>
+          <w:tcPr>
+            <w:tcW w:w="1186" w:type="dxa"/>
+          </w:tcPr>
+          <w:p>
+            <w:r>
               <w:t>Não se aplica</w:t>
             </w:r>
           </w:p>
         </w:tc>
+      </w:tr>
+      <w:tr>
+        <w:tc>
+          <w:tcPr>
+            <w:tcW w:w="868" w:type="dxa"/>
+          </w:tcPr>
+          <w:p>
+            <w:r>
+              <w:t>VA-11</w:t>
+            </w:r>
+          </w:p>
+        </w:tc>
+        <w:tc>
+          <w:tcPr>
+            <w:tcW w:w="2238" w:type="dxa"/>
+          </w:tcPr>
+          <w:p>
+            <w:r>
+              <w:t>Funcionário que não é Administrador tenta acessar a auditoria</w:t>
+            </w:r>
+          </w:p>
+        </w:tc>
+        <w:tc>
+          <w:tcPr>
+            <w:tcW w:w="2696" w:type="dxa"/>
+          </w:tcPr>
+          <w:p>
+            <w:r>
+              <w:t>Item não aparece no menu; a API responde 403</w:t>
+            </w:r>
+          </w:p>
+        </w:tc>
         <w:tc>
           <w:tcPr>
             <w:tcW w:w="1186" w:type="dxa"/>
           </w:tcPr>
           <w:p>
             <w:r>
+              <w:t>Pendente</w:t>
+            </w:r>
+          </w:p>
+        </w:tc>
+        <w:tc>
+          <w:tcPr>
+            <w:tcW w:w="1186" w:type="dxa"/>
+          </w:tcPr>
+          <w:p>
+            <w:r>
+              <w:t>Pendente</w:t>
+            </w:r>
+          </w:p>
+        </w:tc>
+        <w:tc>
+          <w:tcPr>
+            <w:tcW w:w="1186" w:type="dxa"/>
+          </w:tcPr>
+          <w:p>
+            <w:r>
               <w:t>Não se aplica</w:t>
             </w:r>
           </w:p>
@@ -2239,27 +2312,27 @@
           </w:tcPr>
           <w:p>
             <w:r>
-              <w:t>VA-11</w:t>
-            </w:r>
-          </w:p>
-        </w:tc>
-        <w:tc>
-          <w:tcPr>
-            <w:tcW w:w="2202" w:type="dxa"/>
-          </w:tcPr>
-          <w:p>
-            <w:r>
-              <w:t>Vendedor tenta acessar a auditoria</w:t>
-            </w:r>
-          </w:p>
-        </w:tc>
-        <w:tc>
-          <w:tcPr>
-            <w:tcW w:w="2732" w:type="dxa"/>
-          </w:tcPr>
-          <w:p>
-            <w:r>
-              <w:t>Item não aparece no menu; a API responde 403</w:t>
+              <w:t>VA-12</w:t>
+            </w:r>
+          </w:p>
+        </w:tc>
+        <w:tc>
+          <w:tcPr>
+            <w:tcW w:w="2238" w:type="dxa"/>
+          </w:tcPr>
+          <w:p>
+            <w:r>
+              <w:t>Instalar o desktop pelo instalador da Releases e abrir o mobile pelo endereço publicado</w:t>
+            </w:r>
+          </w:p>
+        </w:tc>
+        <w:tc>
+          <w:tcPr>
+            <w:tcW w:w="2696" w:type="dxa"/>
+          </w:tcPr>
+          <w:p>
+            <w:r>
+              <w:t>Instalação ou abertura concluída e login funcionando contra a produção</w:t>
             </w:r>
           </w:p>
         </w:tc>
@@ -2269,6 +2342,16 @@
           </w:tcPr>
           <w:p>
             <w:r>
+              <w:t>Não se aplica</w:t>
+            </w:r>
+          </w:p>
+        </w:tc>
+        <w:tc>
+          <w:tcPr>
+            <w:tcW w:w="1186" w:type="dxa"/>
+          </w:tcPr>
+          <w:p>
+            <w:r>
               <w:t>Pendente</w:t>
             </w:r>
           </w:p>
@@ -2279,7 +2362,39 @@
           </w:tcPr>
           <w:p>
             <w:r>
-              <w:t>Não se aplica</w:t>
+              <w:t>Pendente</w:t>
+            </w:r>
+          </w:p>
+        </w:tc>
+      </w:tr>
+      <w:tr>
+        <w:tc>
+          <w:tcPr>
+            <w:tcW w:w="868" w:type="dxa"/>
+          </w:tcPr>
+          <w:p>
+            <w:r>
+              <w:t>VA-13</w:t>
+            </w:r>
+          </w:p>
+        </w:tc>
+        <w:tc>
+          <w:tcPr>
+            <w:tcW w:w="2238" w:type="dxa"/>
+          </w:tcPr>
+          <w:p>
+            <w:r>
+              <w:t>Acompanhar no Grafana durante o roteiro</w:t>
+            </w:r>
+          </w:p>
+        </w:tc>
+        <w:tc>
+          <w:tcPr>
+            <w:tcW w:w="2696" w:type="dxa"/>
+          </w:tcPr>
+          <w:p>
+            <w:r>
+              <w:t>API e banco no ar; requisições e erros 4xx do VA-02 aparecem no painel</w:t>
             </w:r>
           </w:p>
         </w:tc>
@@ -2289,7 +2404,27 @@
           </w:tcPr>
           <w:p>
             <w:r>
-              <w:t>Não se aplica</w:t>
+              <w:t>Pendente</w:t>
+            </w:r>
+          </w:p>
+        </w:tc>
+        <w:tc>
+          <w:tcPr>
+            <w:tcW w:w="1186" w:type="dxa"/>
+          </w:tcPr>
+          <w:p>
+            <w:r>
+              <w:t>—</w:t>
+            </w:r>
+          </w:p>
+        </w:tc>
+        <w:tc>
+          <w:tcPr>
+            <w:tcW w:w="1186" w:type="dxa"/>
+          </w:tcPr>
+          <w:p>
+            <w:r>
+              <w:t>—</w:t>
             </w:r>
           </w:p>
         </w:tc>
@@ -2301,27 +2436,30 @@
           </w:tcPr>
           <w:p>
             <w:r>
-              <w:t>VA-12</w:t>
-            </w:r>
-          </w:p>
-        </w:tc>
-        <w:tc>
-          <w:tcPr>
-            <w:tcW w:w="2202" w:type="dxa"/>
-          </w:tcPr>
-          <w:p>
-            <w:r>
-              <w:t>Instalar o desktop pelo instalador da Releases e o mobile pelo APK</w:t>
-            </w:r>
-          </w:p>
-        </w:tc>
-        <w:tc>
-          <w:tcPr>
-            <w:tcW w:w="2732" w:type="dxa"/>
-          </w:tcPr>
-          <w:p>
-            <w:r>
-              <w:t>Instalação concluída e login funcionando contra a produção</w:t>
+              <w:t>VA-14</w:t>
+            </w:r>
+          </w:p>
+        </w:tc>
+        <w:tc>
+          <w:tcPr>
+            <w:tcW w:w="2238" w:type="dxa"/>
+          </w:tcPr>
+          <w:p>
+            <w:r>
+              <w:t>Cadastrar cliente com CPF já usado e com CPF inválido (111.111.111-11)</w:t>
+            </w:r>
+          </w:p>
+        </w:tc>
+        <w:tc>
+          <w:tcPr>
+            <w:tcW w:w="2696" w:type="dxa"/>
+          </w:tcPr>
+          <w:p>
+            <w:r>
+              <w:t>Mensagens "Já existe um clie</w:t>
+            </w:r>
+            <w:r>
+              <w:t>nte com este CPF" e "CPF inválido"; nada é gravado</w:t>
             </w:r>
           </w:p>
         </w:tc>
@@ -2331,7 +2469,7 @@
           </w:tcPr>
           <w:p>
             <w:r>
-              <w:t>Não se aplica</w:t>
+              <w:t>Pendente</w:t>
             </w:r>
           </w:p>
         </w:tc>
@@ -2363,30 +2501,27 @@
           </w:tcPr>
           <w:p>
             <w:r>
-              <w:t>VA-13</w:t>
-            </w:r>
-          </w:p>
-        </w:tc>
-        <w:tc>
-          <w:tcPr>
-            <w:tcW w:w="2202" w:type="dxa"/>
-          </w:tcPr>
-          <w:p>
-            <w:r>
-              <w:t>Ac</w:t>
-            </w:r>
-            <w:r>
-              <w:t>ompanhar no Grafana durante o roteiro</w:t>
-            </w:r>
-          </w:p>
-        </w:tc>
-        <w:tc>
-          <w:tcPr>
-            <w:tcW w:w="2732" w:type="dxa"/>
-          </w:tcPr>
-          <w:p>
-            <w:r>
-              <w:t>API e banco no ar; requisições e erros 4xx do VA-02 aparecem no painel</w:t>
+              <w:t>VA-15</w:t>
+            </w:r>
+          </w:p>
+        </w:tc>
+        <w:tc>
+          <w:tcPr>
+            <w:tcW w:w="2238" w:type="dxa"/>
+          </w:tcPr>
+          <w:p>
+            <w:r>
+              <w:t>Excluir um cliente ou produto que tem vendas</w:t>
+            </w:r>
+          </w:p>
+        </w:tc>
+        <w:tc>
+          <w:tcPr>
+            <w:tcW w:w="2696" w:type="dxa"/>
+          </w:tcPr>
+          <w:p>
+            <w:r>
+              <w:t>Exclusão recusada com mensagem clara (sem texto técnico do banco)</w:t>
             </w:r>
           </w:p>
         </w:tc>
@@ -2406,7 +2541,7 @@
           </w:tcPr>
           <w:p>
             <w:r>
-              <w:t>—</w:t>
+              <w:t>Pendente</w:t>
             </w:r>
           </w:p>
         </w:tc>
@@ -2416,7 +2551,69 @@
           </w:tcPr>
           <w:p>
             <w:r>
-              <w:t>—</w:t>
+              <w:t>Pendente</w:t>
+            </w:r>
+          </w:p>
+        </w:tc>
+      </w:tr>
+      <w:tr>
+        <w:tc>
+          <w:tcPr>
+            <w:tcW w:w="868" w:type="dxa"/>
+          </w:tcPr>
+          <w:p>
+            <w:r>
+              <w:t>VA-16</w:t>
+            </w:r>
+          </w:p>
+        </w:tc>
+        <w:tc>
+          <w:tcPr>
+            <w:tcW w:w="2238" w:type="dxa"/>
+          </w:tcPr>
+          <w:p>
+            <w:r>
+              <w:t>Cadastrar funcionário escolhendo o cargo</w:t>
+            </w:r>
+          </w:p>
+        </w:tc>
+        <w:tc>
+          <w:tcPr>
+            <w:tcW w:w="2696" w:type="dxa"/>
+          </w:tcPr>
+          <w:p>
+            <w:r>
+              <w:t>O cargo só pode ser escolhido na lista (6 cargos); não dá para digitar</w:t>
+            </w:r>
+          </w:p>
+        </w:tc>
+        <w:tc>
+          <w:tcPr>
+            <w:tcW w:w="1186" w:type="dxa"/>
+          </w:tcPr>
+          <w:p>
+            <w:r>
+              <w:t>Pendente</w:t>
+            </w:r>
+          </w:p>
+        </w:tc>
+        <w:tc>
+          <w:tcPr>
+            <w:tcW w:w="1186" w:type="dxa"/>
+          </w:tcPr>
+          <w:p>
+            <w:r>
+              <w:t>Pendente</w:t>
+            </w:r>
+          </w:p>
+        </w:tc>
+        <w:tc>
+          <w:tcPr>
+            <w:tcW w:w="1186" w:type="dxa"/>
+          </w:tcPr>
+          <w:p>
+            <w:r>
+              <w:t>Pendente</w:t>
             </w:r>
           </w:p>
         </w:tc>
@@ -2450,10 +2647,17 @@
         <w:rPr>
           <w:b/>
         </w:rPr>
-        <w:t>Critério de aceite:</w:t>
-      </w:r>
-      <w:r>
-        <w:t xml:space="preserve"> todos os cenários aplicáveis de VA-01 a VA-13 aprovados em homologação, nas três interfaces. Um cenário reprovado vira uma issue de defeito (seção 10) e bloqueia a aprovação para produção.</w:t>
+        <w:lastRenderedPageBreak/>
+        <w:t>Crité</w:t>
+      </w:r>
+      <w:r>
+        <w:rPr>
+          <w:b/>
+        </w:rPr>
+        <w:t>rio de aceite:</w:t>
+      </w:r>
+      <w:r>
+        <w:t xml:space="preserve"> todos os cenários aplicáveis de VA-01 a VA-16 aprovados em homologação, nas três interfaces. Um cenário reprovado vira uma issue de defeito (seção 10) e bloqueia a aprovação para produção.</w:t>
       </w:r>
     </w:p>
     <w:p>
@@ -2466,10 +2670,13 @@
     </w:p>
     <w:p>
       <w:r>
-        <w:t>A API tem 67 testes automáticos em 1</w:t>
-      </w:r>
-      <w:r>
-        <w:t>0 classes, todos executados no CI. Os fronts são testados manualmente pelo roteiro de aceitação.</w:t>
+        <w:t>A API tem 103 testes a</w:t>
+      </w:r>
+      <w:r>
+        <w:t xml:space="preserve">utomáticos em 14 classes, todos executados no CI, e o build falha se a cobertura de linhas ficar abaixo de 90%. Os fronts são verificados pelo CI de cada repositório e testados pelo roteiro de aceitação; o desktop tem ainda scripts de ponta a ponta contra </w:t>
+      </w:r>
+      <w:r>
+        <w:t>a homologação.</w:t>
       </w:r>
     </w:p>
     <w:tbl>
@@ -2480,10 +2687,10 @@
         <w:tblLook w:val="0420" w:firstRow="1" w:lastRow="0" w:firstColumn="0" w:lastColumn="0" w:noHBand="0" w:noVBand="1"/>
       </w:tblPr>
       <w:tblGrid>
-        <w:gridCol w:w="1332"/>
-        <w:gridCol w:w="3585"/>
+        <w:gridCol w:w="1695"/>
+        <w:gridCol w:w="3656"/>
         <w:gridCol w:w="2340"/>
-        <w:gridCol w:w="2103"/>
+        <w:gridCol w:w="1669"/>
       </w:tblGrid>
       <w:tr>
         <w:trPr>
@@ -2491,7 +2698,7 @@
         </w:trPr>
         <w:tc>
           <w:tcPr>
-            <w:tcW w:w="1332" w:type="dxa"/>
+            <w:tcW w:w="1695" w:type="dxa"/>
             <w:shd w:val="clear" w:color="auto" w:fill="F2F2F2"/>
           </w:tcPr>
           <w:p>
@@ -2502,7 +2709,7 @@
         </w:tc>
         <w:tc>
           <w:tcPr>
-            <w:tcW w:w="3585" w:type="dxa"/>
+            <w:tcW w:w="3656" w:type="dxa"/>
             <w:shd w:val="clear" w:color="auto" w:fill="F2F2F2"/>
           </w:tcPr>
           <w:p>
@@ -2524,7 +2731,7 @@
         </w:tc>
         <w:tc>
           <w:tcPr>
-            <w:tcW w:w="2103" w:type="dxa"/>
+            <w:tcW w:w="1669" w:type="dxa"/>
             <w:shd w:val="clear" w:color="auto" w:fill="F2F2F2"/>
           </w:tcPr>
           <w:p>
@@ -2537,7 +2744,7 @@
       <w:tr>
         <w:tc>
           <w:tcPr>
-            <w:tcW w:w="1332" w:type="dxa"/>
+            <w:tcW w:w="1695" w:type="dxa"/>
           </w:tcPr>
           <w:p>
             <w:r>
@@ -2547,11 +2754,11 @@
         </w:tc>
         <w:tc>
           <w:tcPr>
-            <w:tcW w:w="3585" w:type="dxa"/>
-          </w:tcPr>
-          <w:p>
-            <w:r>
-              <w:t>Regras de venda e estoque, CPF, cadastro de funcionário, auditoria, assistente de IA, inicialização de dados</w:t>
+            <w:tcW w:w="3656" w:type="dxa"/>
+          </w:tcPr>
+          <w:p>
+            <w:r>
+              <w:t>Regras de venda e estoque, CPF, cadastros de cliente, produto e funcionário, exclusões bloqueadas, tratamento de erros, auditoria, assistente de IA, inicialização de dados, entidades</w:t>
             </w:r>
           </w:p>
         </w:tc>
@@ -2561,28 +2768,25 @@
           </w:tcPr>
           <w:p>
             <w:r>
-              <w:t>JU</w:t>
-            </w:r>
-            <w:r>
-              <w:t>nit 5, Mockito, AssertJ</w:t>
-            </w:r>
-          </w:p>
-        </w:tc>
-        <w:tc>
-          <w:tcPr>
-            <w:tcW w:w="2103" w:type="dxa"/>
-          </w:tcPr>
-          <w:p>
-            <w:r>
-              <w:t>33 testes automáticos</w:t>
-            </w:r>
-          </w:p>
-        </w:tc>
-      </w:tr>
-      <w:tr>
-        <w:tc>
-          <w:tcPr>
-            <w:tcW w:w="1332" w:type="dxa"/>
+              <w:t>JUnit 5, Mockito, AssertJ</w:t>
+            </w:r>
+          </w:p>
+        </w:tc>
+        <w:tc>
+          <w:tcPr>
+            <w:tcW w:w="1669" w:type="dxa"/>
+          </w:tcPr>
+          <w:p>
+            <w:r>
+              <w:t>62 testes automáticos</w:t>
+            </w:r>
+          </w:p>
+        </w:tc>
+      </w:tr>
+      <w:tr>
+        <w:tc>
+          <w:tcPr>
+            <w:tcW w:w="1695" w:type="dxa"/>
           </w:tcPr>
           <w:p>
             <w:r>
@@ -2592,7 +2796,7 @@
         </w:tc>
         <w:tc>
           <w:tcPr>
-            <w:tcW w:w="3585" w:type="dxa"/>
+            <w:tcW w:w="3656" w:type="dxa"/>
           </w:tcPr>
           <w:p>
             <w:r>
@@ -2612,7 +2816,7 @@
         </w:tc>
         <w:tc>
           <w:tcPr>
-            <w:tcW w:w="2103" w:type="dxa"/>
+            <w:tcW w:w="1669" w:type="dxa"/>
           </w:tcPr>
           <w:p>
             <w:r>
@@ -2624,30 +2828,21 @@
       <w:tr>
         <w:tc>
           <w:tcPr>
-            <w:tcW w:w="1332" w:type="dxa"/>
-          </w:tcPr>
-          <w:p>
-            <w:r>
-              <w:t xml:space="preserve">Sistema (API de ponta a </w:t>
-            </w:r>
-            <w:r>
-              <w:lastRenderedPageBreak/>
-              <w:t>ponta)</w:t>
-            </w:r>
-          </w:p>
-        </w:tc>
-        <w:tc>
-          <w:tcPr>
-            <w:tcW w:w="3585" w:type="dxa"/>
-          </w:tcPr>
-          <w:p>
-            <w:r>
-              <w:lastRenderedPageBreak/>
-              <w:t xml:space="preserve">Requisições HTTP passando por segurança, controllers, serviços e </w:t>
-            </w:r>
-            <w:r>
-              <w:lastRenderedPageBreak/>
-              <w:t>banco</w:t>
+            <w:tcW w:w="1695" w:type="dxa"/>
+          </w:tcPr>
+          <w:p>
+            <w:r>
+              <w:t>Sistema (API de ponta a ponta)</w:t>
+            </w:r>
+          </w:p>
+        </w:tc>
+        <w:tc>
+          <w:tcPr>
+            <w:tcW w:w="3656" w:type="dxa"/>
+          </w:tcPr>
+          <w:p>
+            <w:r>
+              <w:t>Requisições HTTP passando por segurança, controllers, serviços e banco</w:t>
             </w:r>
           </w:p>
         </w:tc>
@@ -2657,46 +2852,89 @@
           </w:tcPr>
           <w:p>
             <w:r>
-              <w:lastRenderedPageBreak/>
-              <w:t xml:space="preserve">Spring Boot Test, </w:t>
-            </w:r>
-            <w:r>
-              <w:lastRenderedPageBreak/>
-              <w:t>MockMvc, H2</w:t>
-            </w:r>
-          </w:p>
-        </w:tc>
-        <w:tc>
-          <w:tcPr>
-            <w:tcW w:w="2103" w:type="dxa"/>
-          </w:tcPr>
-          <w:p>
-            <w:r>
-              <w:lastRenderedPageBreak/>
-              <w:t xml:space="preserve">30 testes automáticos (29 de </w:t>
-            </w:r>
-            <w:r>
-              <w:lastRenderedPageBreak/>
-              <w:t>rotas + 1 de subida da aplicação)</w:t>
-            </w:r>
-          </w:p>
-        </w:tc>
-      </w:tr>
-      <w:tr>
-        <w:tc>
-          <w:tcPr>
-            <w:tcW w:w="1332" w:type="dxa"/>
-          </w:tcPr>
-          <w:p>
-            <w:r>
-              <w:lastRenderedPageBreak/>
+              <w:t>Spring Boo</w:t>
+            </w:r>
+            <w:r>
+              <w:t>t Test, MockMvc, H2</w:t>
+            </w:r>
+          </w:p>
+        </w:tc>
+        <w:tc>
+          <w:tcPr>
+            <w:tcW w:w="1669" w:type="dxa"/>
+          </w:tcPr>
+          <w:p>
+            <w:r>
+              <w:t>37 testes automáticos (36 de rotas + 1 de subida da aplicação)</w:t>
+            </w:r>
+          </w:p>
+        </w:tc>
+      </w:tr>
+      <w:tr>
+        <w:tc>
+          <w:tcPr>
+            <w:tcW w:w="1695" w:type="dxa"/>
+          </w:tcPr>
+          <w:p>
+            <w:r>
+              <w:t>Sistema (desktop contra a homologação)</w:t>
+            </w:r>
+          </w:p>
+        </w:tc>
+        <w:tc>
+          <w:tcPr>
+            <w:tcW w:w="3656" w:type="dxa"/>
+          </w:tcPr>
+          <w:p>
+            <w:r>
+              <w:t>Os mesmos endpoints que o desktop usa, com dados de teste: cadastros, validações, vendas, edição, permissões e exclusões</w:t>
+            </w:r>
+          </w:p>
+        </w:tc>
+        <w:tc>
+          <w:tcPr>
+            <w:tcW w:w="2340" w:type="dxa"/>
+          </w:tcPr>
+          <w:p>
+            <w:r>
+              <w:t xml:space="preserve">Scripts bash e curl em </w:t>
+            </w:r>
+            <w:r>
+              <w:rPr>
+                <w:rStyle w:val="CodeChar"/>
+              </w:rPr>
+              <w:t>testes/</w:t>
+            </w:r>
+            <w:r>
+              <w:t xml:space="preserve"> do Projeto-FrontDesktop</w:t>
+            </w:r>
+          </w:p>
+        </w:tc>
+        <w:tc>
+          <w:tcPr>
+            <w:tcW w:w="1669" w:type="dxa"/>
+          </w:tcPr>
+          <w:p>
+            <w:r>
+              <w:t>Executados em 29/10/2026</w:t>
+            </w:r>
+          </w:p>
+        </w:tc>
+      </w:tr>
+      <w:tr>
+        <w:tc>
+          <w:tcPr>
+            <w:tcW w:w="1695" w:type="dxa"/>
+          </w:tcPr>
+          <w:p>
+            <w:r>
               <w:t>Aceitação</w:t>
             </w:r>
           </w:p>
         </w:tc>
         <w:tc>
           <w:tcPr>
-            <w:tcW w:w="3585" w:type="dxa"/>
+            <w:tcW w:w="3656" w:type="dxa"/>
           </w:tcPr>
           <w:p>
             <w:r>
@@ -2710,13 +2948,13 @@
           </w:tcPr>
           <w:p>
             <w:r>
-              <w:t>Roteiro VA-01 a VA-13, nas três interfaces</w:t>
-            </w:r>
-          </w:p>
-        </w:tc>
-        <w:tc>
-          <w:tcPr>
-            <w:tcW w:w="2103" w:type="dxa"/>
+              <w:t>Roteiro VA-01 a VA-16, nas três interfaces</w:t>
+            </w:r>
+          </w:p>
+        </w:tc>
+        <w:tc>
+          <w:tcPr>
+            <w:tcW w:w="1669" w:type="dxa"/>
           </w:tcPr>
           <w:p>
             <w:r>
@@ -2728,7 +2966,7 @@
       <w:tr>
         <w:tc>
           <w:tcPr>
-            <w:tcW w:w="1332" w:type="dxa"/>
+            <w:tcW w:w="1695" w:type="dxa"/>
           </w:tcPr>
           <w:p>
             <w:r>
@@ -2738,11 +2976,14 @@
         </w:tc>
         <w:tc>
           <w:tcPr>
-            <w:tcW w:w="3585" w:type="dxa"/>
-          </w:tcPr>
-          <w:p>
-            <w:r>
-              <w:t>Segurança de acesso, CORS, disponibilidade, tempo de resposta</w:t>
+            <w:tcW w:w="3656" w:type="dxa"/>
+          </w:tcPr>
+          <w:p>
+            <w:r>
+              <w:t>Segurança de acesso, CORS, disponibilidade, te</w:t>
+            </w:r>
+            <w:r>
+              <w:t>mpo de resposta</w:t>
             </w:r>
           </w:p>
         </w:tc>
@@ -2758,7 +2999,7 @@
         </w:tc>
         <w:tc>
           <w:tcPr>
-            <w:tcW w:w="2103" w:type="dxa"/>
+            <w:tcW w:w="1669" w:type="dxa"/>
           </w:tcPr>
           <w:p>
             <w:r>
@@ -2770,10 +3011,10 @@
     </w:tbl>
     <w:p>
       <w:r>
-        <w:t>Nos fronts, a verificação automática fica no CI de cada repositório: o web passa por lint (incluindo as</w:t>
-      </w:r>
-      <w:r>
-        <w:t xml:space="preserve"> regras de hooks do React) e build de produção, e o desktop por compilação e empacotamento. O comportamento das telas é validado pelo roteiro de aceitação.</w:t>
+        <w:t>Nos fronts, a verificação automática fica no CI de cada repositório: o web passa por lint (incluindo as regras de hooks do React) e build de produção</w:t>
+      </w:r>
+      <w:r>
+        <w:t>, o desktop por compilação e empacotamento, e o mobile pela conferência de tipos do TypeScript e pela geração do pacote do Android e da versão web. O comportamento das telas é validado pelo roteiro de aceitação.</w:t>
       </w:r>
     </w:p>
     <w:p>
@@ -2796,10 +3037,17 @@
         <w:rPr>
           <w:b/>
         </w:rPr>
-        <w:t>Partição de equivalência:</w:t>
-      </w:r>
-      <w:r>
-        <w:t xml:space="preserve"> CPF válido com máscara, sem máscara e com quantidade errada de dígitos; login com senha certa, errada e CPF inexistente.</w:t>
+        <w:lastRenderedPageBreak/>
+        <w:t>Partiç</w:t>
+      </w:r>
+      <w:r>
+        <w:rPr>
+          <w:b/>
+        </w:rPr>
+        <w:t>ão de equivalência:</w:t>
+      </w:r>
+      <w:r>
+        <w:t xml:space="preserve"> CPF válido com máscara, sem máscara e com quantidade errada de dígitos, com dígito verificador errado e com todos os dígitos iguais; login com senha certa, errada e CPF inexistente.</w:t>
       </w:r>
     </w:p>
     <w:p>
@@ -2817,10 +3065,10 @@
         <w:t>Valor limite:</w:t>
       </w:r>
       <w:r>
-        <w:t xml:space="preserve"> vender exatamente todo o estoque (aceito) e uma unidade a mais (recusado com 409); página e tamanho da auditoria abaixo </w:t>
-      </w:r>
-      <w:r>
-        <w:t>de 0 e acima de 200.</w:t>
+        <w:t xml:space="preserve"> vender exatamente todo o estoque (aceito</w:t>
+      </w:r>
+      <w:r>
+        <w:t>) e uma unidade a mais (recusado com 409); página e tamanho da auditoria abaixo de 0 e acima de 200.</w:t>
       </w:r>
     </w:p>
     <w:p>
@@ -2832,13 +3080,7 @@
         </w:numPr>
       </w:pPr>
       <w:r>
-        <w:rPr>
-          <w:b/>
-        </w:rPr>
-        <w:t>Tabela de decisão:</w:t>
-      </w:r>
-      <w:r>
-        <w:t xml:space="preserve"> acesso por rota × situação do usuário (sem token, token inválido, logado, Administrador).</w:t>
+        <w:t>Valor limite na data da venda: hoje (aceita) e qualquer dia futuro (recusada com 400); o "hoje" é o dia em Brasília, mesmo com o servidor em UTC.</w:t>
       </w:r>
     </w:p>
     <w:p>
@@ -2853,13 +3095,10 @@
         <w:rPr>
           <w:b/>
         </w:rPr>
-        <w:t>Teste de falha (robustez):</w:t>
-      </w:r>
-      <w:r>
-        <w:t xml:space="preserve"> Mistral sem chave, com limite do plano e com resposta vazia; banco indisponível ao gravar auditoria</w:t>
-      </w:r>
-      <w:r>
-        <w:t>.</w:t>
+        <w:t>Tabela de decisão:</w:t>
+      </w:r>
+      <w:r>
+        <w:t xml:space="preserve"> acesso por rota × situação do usuário (sem token, token inválido, logado, Administrador).</w:t>
       </w:r>
     </w:p>
     <w:p>
@@ -2874,6 +3113,24 @@
         <w:rPr>
           <w:b/>
         </w:rPr>
+        <w:t>Teste de falha (robustez):</w:t>
+      </w:r>
+      <w:r>
+        <w:t xml:space="preserve"> Mistral sem chave, com limite do plano e com resposta vazia; banco indisponível ao gravar auditoria.</w:t>
+      </w:r>
+    </w:p>
+    <w:p>
+      <w:pPr>
+        <w:pStyle w:val="PargrafodaLista"/>
+        <w:numPr>
+          <w:ilvl w:val="0"/>
+          <w:numId w:val="5"/>
+        </w:numPr>
+      </w:pPr>
+      <w:r>
+        <w:rPr>
+          <w:b/>
+        </w:rPr>
         <w:t>Teste de regressão:</w:t>
       </w:r>
       <w:r>
@@ -2896,9 +3153,9 @@
         <w:tblLook w:val="0420" w:firstRow="1" w:lastRow="0" w:firstColumn="0" w:lastColumn="0" w:noHBand="0" w:noVBand="1"/>
       </w:tblPr>
       <w:tblGrid>
-        <w:gridCol w:w="3000"/>
-        <w:gridCol w:w="1027"/>
-        <w:gridCol w:w="5331"/>
+        <w:gridCol w:w="3304"/>
+        <w:gridCol w:w="978"/>
+        <w:gridCol w:w="5077"/>
       </w:tblGrid>
       <w:tr>
         <w:trPr>
@@ -2906,7 +3163,7 @@
         </w:trPr>
         <w:tc>
           <w:tcPr>
-            <w:tcW w:w="3000" w:type="dxa"/>
+            <w:tcW w:w="3304" w:type="dxa"/>
             <w:shd w:val="clear" w:color="auto" w:fill="F2F2F2"/>
           </w:tcPr>
           <w:p>
@@ -2917,7 +3174,7 @@
         </w:tc>
         <w:tc>
           <w:tcPr>
-            <w:tcW w:w="1027" w:type="dxa"/>
+            <w:tcW w:w="978" w:type="dxa"/>
             <w:shd w:val="clear" w:color="auto" w:fill="F2F2F2"/>
           </w:tcPr>
           <w:p>
@@ -2928,7 +3185,7 @@
         </w:tc>
         <w:tc>
           <w:tcPr>
-            <w:tcW w:w="5331" w:type="dxa"/>
+            <w:tcW w:w="5077" w:type="dxa"/>
             <w:shd w:val="clear" w:color="auto" w:fill="F2F2F2"/>
           </w:tcPr>
           <w:p>
@@ -2941,7 +3198,7 @@
       <w:tr>
         <w:tc>
           <w:tcPr>
-            <w:tcW w:w="3000" w:type="dxa"/>
+            <w:tcW w:w="3304" w:type="dxa"/>
           </w:tcPr>
           <w:p>
             <w:r>
@@ -2951,29 +3208,93 @@
         </w:tc>
         <w:tc>
           <w:tcPr>
-            <w:tcW w:w="1027" w:type="dxa"/>
-          </w:tcPr>
-          <w:p>
-            <w:r>
-              <w:t>29</w:t>
-            </w:r>
-          </w:p>
-        </w:tc>
-        <w:tc>
-          <w:tcPr>
-            <w:tcW w:w="5331" w:type="dxa"/>
-          </w:tcPr>
-          <w:p>
-            <w:r>
-              <w:t>Acesso, login, CPF, vendas, IA, CORS, auditoria, Swagger</w:t>
-            </w:r>
-          </w:p>
-        </w:tc>
-      </w:tr>
-      <w:tr>
-        <w:tc>
-          <w:tcPr>
-            <w:tcW w:w="3000" w:type="dxa"/>
+            <w:tcW w:w="978" w:type="dxa"/>
+          </w:tcPr>
+          <w:p>
+            <w:r>
+              <w:t>36</w:t>
+            </w:r>
+          </w:p>
+        </w:tc>
+        <w:tc>
+          <w:tcPr>
+            <w:tcW w:w="5077" w:type="dxa"/>
+          </w:tcPr>
+          <w:p>
+            <w:r>
+              <w:t>Acesso, login, CPF, cliente repetido, vendas, data futura, exclusões bloqueadas, códigos de erro, IA, CORS, auditoria, Swagger</w:t>
+            </w:r>
+          </w:p>
+        </w:tc>
+      </w:tr>
+      <w:tr>
+        <w:tc>
+          <w:tcPr>
+            <w:tcW w:w="3304" w:type="dxa"/>
+          </w:tcPr>
+          <w:p>
+            <w:r>
+              <w:t>ClienteServiceTest</w:t>
+            </w:r>
+          </w:p>
+        </w:tc>
+        <w:tc>
+          <w:tcPr>
+            <w:tcW w:w="978" w:type="dxa"/>
+          </w:tcPr>
+          <w:p>
+            <w:r>
+              <w:t>10</w:t>
+            </w:r>
+          </w:p>
+        </w:tc>
+        <w:tc>
+          <w:tcPr>
+            <w:tcW w:w="5077" w:type="dxa"/>
+          </w:tcPr>
+          <w:p>
+            <w:r>
+              <w:t>CPF válido e único, atualização, exclusão com e sem vendas</w:t>
+            </w:r>
+          </w:p>
+        </w:tc>
+      </w:tr>
+      <w:tr>
+        <w:tc>
+          <w:tcPr>
+            <w:tcW w:w="3304" w:type="dxa"/>
+          </w:tcPr>
+          <w:p>
+            <w:r>
+              <w:t>FuncionarioServiceTest</w:t>
+            </w:r>
+          </w:p>
+        </w:tc>
+        <w:tc>
+          <w:tcPr>
+            <w:tcW w:w="978" w:type="dxa"/>
+          </w:tcPr>
+          <w:p>
+            <w:r>
+              <w:t>10</w:t>
+            </w:r>
+          </w:p>
+        </w:tc>
+        <w:tc>
+          <w:tcPr>
+            <w:tcW w:w="5077" w:type="dxa"/>
+          </w:tcPr>
+          <w:p>
+            <w:r>
+              <w:t>Senha em hash, CPF único e normalizado, exclusão com e sem vendas</w:t>
+            </w:r>
+          </w:p>
+        </w:tc>
+      </w:tr>
+      <w:tr>
+        <w:tc>
+          <w:tcPr>
+            <w:tcW w:w="3304" w:type="dxa"/>
           </w:tcPr>
           <w:p>
             <w:r>
@@ -2983,39 +3304,39 @@
         </w:tc>
         <w:tc>
           <w:tcPr>
-            <w:tcW w:w="1027" w:type="dxa"/>
-          </w:tcPr>
-          <w:p>
-            <w:r>
-              <w:t>8</w:t>
-            </w:r>
-          </w:p>
-        </w:tc>
-        <w:tc>
-          <w:tcPr>
-            <w:tcW w:w="5331" w:type="dxa"/>
-          </w:tcPr>
-          <w:p>
-            <w:r>
-              <w:t>Total, baixa e devolução de estoque, falta de estoque</w:t>
-            </w:r>
-          </w:p>
-        </w:tc>
-      </w:tr>
-      <w:tr>
-        <w:tc>
-          <w:tcPr>
-            <w:tcW w:w="3000" w:type="dxa"/>
-          </w:tcPr>
-          <w:p>
-            <w:r>
-              <w:t>FuncionarioServiceTest</w:t>
-            </w:r>
-          </w:p>
-        </w:tc>
-        <w:tc>
-          <w:tcPr>
-            <w:tcW w:w="1027" w:type="dxa"/>
+            <w:tcW w:w="978" w:type="dxa"/>
+          </w:tcPr>
+          <w:p>
+            <w:r>
+              <w:t>9</w:t>
+            </w:r>
+          </w:p>
+        </w:tc>
+        <w:tc>
+          <w:tcPr>
+            <w:tcW w:w="5077" w:type="dxa"/>
+          </w:tcPr>
+          <w:p>
+            <w:r>
+              <w:t>Total, baixa e devolução de estoque, falta de estoque, data no futuro</w:t>
+            </w:r>
+          </w:p>
+        </w:tc>
+      </w:tr>
+      <w:tr>
+        <w:tc>
+          <w:tcPr>
+            <w:tcW w:w="3304" w:type="dxa"/>
+          </w:tcPr>
+          <w:p>
+            <w:r>
+              <w:t>ProdutoServiceTest</w:t>
+            </w:r>
+          </w:p>
+        </w:tc>
+        <w:tc>
+          <w:tcPr>
+            <w:tcW w:w="978" w:type="dxa"/>
           </w:tcPr>
           <w:p>
             <w:r>
@@ -3025,19 +3346,19 @@
         </w:tc>
         <w:tc>
           <w:tcPr>
-            <w:tcW w:w="5331" w:type="dxa"/>
-          </w:tcPr>
-          <w:p>
-            <w:r>
-              <w:t>Senha em hash, CPF único e normalizado</w:t>
-            </w:r>
-          </w:p>
-        </w:tc>
-      </w:tr>
-      <w:tr>
-        <w:tc>
-          <w:tcPr>
-            <w:tcW w:w="3000" w:type="dxa"/>
+            <w:tcW w:w="5077" w:type="dxa"/>
+          </w:tcPr>
+          <w:p>
+            <w:r>
+              <w:t>Cadastro, atualização, exclusão com e sem vendas</w:t>
+            </w:r>
+          </w:p>
+        </w:tc>
+      </w:tr>
+      <w:tr>
+        <w:tc>
+          <w:tcPr>
+            <w:tcW w:w="3304" w:type="dxa"/>
           </w:tcPr>
           <w:p>
             <w:r>
@@ -3047,7 +3368,7 @@
         </w:tc>
         <w:tc>
           <w:tcPr>
-            <w:tcW w:w="1027" w:type="dxa"/>
+            <w:tcW w:w="978" w:type="dxa"/>
           </w:tcPr>
           <w:p>
             <w:r>
@@ -3057,7 +3378,7 @@
         </w:tc>
         <w:tc>
           <w:tcPr>
-            <w:tcW w:w="5331" w:type="dxa"/>
+            <w:tcW w:w="5077" w:type="dxa"/>
           </w:tcPr>
           <w:p>
             <w:r>
@@ -3069,7 +3390,39 @@
       <w:tr>
         <w:tc>
           <w:tcPr>
-            <w:tcW w:w="3000" w:type="dxa"/>
+            <w:tcW w:w="3304" w:type="dxa"/>
+          </w:tcPr>
+          <w:p>
+            <w:r>
+              <w:t>CpfTest</w:t>
+            </w:r>
+          </w:p>
+        </w:tc>
+        <w:tc>
+          <w:tcPr>
+            <w:tcW w:w="978" w:type="dxa"/>
+          </w:tcPr>
+          <w:p>
+            <w:r>
+              <w:t>6</w:t>
+            </w:r>
+          </w:p>
+        </w:tc>
+        <w:tc>
+          <w:tcPr>
+            <w:tcW w:w="5077" w:type="dxa"/>
+          </w:tcPr>
+          <w:p>
+            <w:r>
+              <w:t>Normalização, dígitos verificadores, dígitos repetidos e máscara</w:t>
+            </w:r>
+          </w:p>
+        </w:tc>
+      </w:tr>
+      <w:tr>
+        <w:tc>
+          <w:tcPr>
+            <w:tcW w:w="3304" w:type="dxa"/>
           </w:tcPr>
           <w:p>
             <w:r>
@@ -3079,7 +3432,7 @@
         </w:tc>
         <w:tc>
           <w:tcPr>
-            <w:tcW w:w="1027" w:type="dxa"/>
+            <w:tcW w:w="978" w:type="dxa"/>
           </w:tcPr>
           <w:p>
             <w:r>
@@ -3089,7 +3442,7 @@
         </w:tc>
         <w:tc>
           <w:tcPr>
-            <w:tcW w:w="5331" w:type="dxa"/>
+            <w:tcW w:w="5077" w:type="dxa"/>
           </w:tcPr>
           <w:p>
             <w:r>
@@ -3101,7 +3454,7 @@
       <w:tr>
         <w:tc>
           <w:tcPr>
-            <w:tcW w:w="3000" w:type="dxa"/>
+            <w:tcW w:w="3304" w:type="dxa"/>
           </w:tcPr>
           <w:p>
             <w:r>
@@ -3111,7 +3464,7 @@
         </w:tc>
         <w:tc>
           <w:tcPr>
-            <w:tcW w:w="1027" w:type="dxa"/>
+            <w:tcW w:w="978" w:type="dxa"/>
           </w:tcPr>
           <w:p>
             <w:r>
@@ -3121,22 +3474,19 @@
         </w:tc>
         <w:tc>
           <w:tcPr>
-            <w:tcW w:w="5331" w:type="dxa"/>
-          </w:tcPr>
-          <w:p>
-            <w:r>
-              <w:t>Chamada à Mist</w:t>
-            </w:r>
-            <w:r>
-              <w:t>ral e tratamento de falhas</w:t>
-            </w:r>
-          </w:p>
-        </w:tc>
-      </w:tr>
-      <w:tr>
-        <w:tc>
-          <w:tcPr>
-            <w:tcW w:w="3000" w:type="dxa"/>
+            <w:tcW w:w="5077" w:type="dxa"/>
+          </w:tcPr>
+          <w:p>
+            <w:r>
+              <w:t>Chamada à Mistral e tratamento de falhas</w:t>
+            </w:r>
+          </w:p>
+        </w:tc>
+      </w:tr>
+      <w:tr>
+        <w:tc>
+          <w:tcPr>
+            <w:tcW w:w="3304" w:type="dxa"/>
           </w:tcPr>
           <w:p>
             <w:r>
@@ -3146,7 +3496,7 @@
         </w:tc>
         <w:tc>
           <w:tcPr>
-            <w:tcW w:w="1027" w:type="dxa"/>
+            <w:tcW w:w="978" w:type="dxa"/>
           </w:tcPr>
           <w:p>
             <w:r>
@@ -3156,7 +3506,7 @@
         </w:tc>
         <w:tc>
           <w:tcPr>
-            <w:tcW w:w="5331" w:type="dxa"/>
+            <w:tcW w:w="5077" w:type="dxa"/>
           </w:tcPr>
           <w:p>
             <w:r>
@@ -3168,17 +3518,17 @@
       <w:tr>
         <w:tc>
           <w:tcPr>
-            <w:tcW w:w="3000" w:type="dxa"/>
-          </w:tcPr>
-          <w:p>
-            <w:r>
-              <w:t>CpfTest</w:t>
-            </w:r>
-          </w:p>
-        </w:tc>
-        <w:tc>
-          <w:tcPr>
-            <w:tcW w:w="1027" w:type="dxa"/>
+            <w:tcW w:w="3304" w:type="dxa"/>
+          </w:tcPr>
+          <w:p>
+            <w:r>
+              <w:t>GlobalExceptionHandlerTest</w:t>
+            </w:r>
+          </w:p>
+        </w:tc>
+        <w:tc>
+          <w:tcPr>
+            <w:tcW w:w="978" w:type="dxa"/>
           </w:tcPr>
           <w:p>
             <w:r>
@@ -3188,19 +3538,54 @@
         </w:tc>
         <w:tc>
           <w:tcPr>
-            <w:tcW w:w="5331" w:type="dxa"/>
-          </w:tcPr>
-          <w:p>
-            <w:r>
-              <w:t>Normalização, validação e máscara do CPF</w:t>
-            </w:r>
-          </w:p>
-        </w:tc>
-      </w:tr>
-      <w:tr>
-        <w:tc>
-          <w:tcPr>
-            <w:tcW w:w="3000" w:type="dxa"/>
+            <w:tcW w:w="5077" w:type="dxa"/>
+          </w:tcPr>
+          <w:p>
+            <w:r>
+              <w:t>Erro do banco vira 409 sem texto técnico, er</w:t>
+            </w:r>
+            <w:r>
+              <w:t>ro inesperado vira 500, falha de login vira 401</w:t>
+            </w:r>
+          </w:p>
+        </w:tc>
+      </w:tr>
+      <w:tr>
+        <w:tc>
+          <w:tcPr>
+            <w:tcW w:w="3304" w:type="dxa"/>
+          </w:tcPr>
+          <w:p>
+            <w:r>
+              <w:t>EntidadesTest</w:t>
+            </w:r>
+          </w:p>
+        </w:tc>
+        <w:tc>
+          <w:tcPr>
+            <w:tcW w:w="978" w:type="dxa"/>
+          </w:tcPr>
+          <w:p>
+            <w:r>
+              <w:t>2</w:t>
+            </w:r>
+          </w:p>
+        </w:tc>
+        <w:tc>
+          <w:tcPr>
+            <w:tcW w:w="5077" w:type="dxa"/>
+          </w:tcPr>
+          <w:p>
+            <w:r>
+              <w:t>Entidades guardam e devolvem os valores</w:t>
+            </w:r>
+          </w:p>
+        </w:tc>
+      </w:tr>
+      <w:tr>
+        <w:tc>
+          <w:tcPr>
+            <w:tcW w:w="3304" w:type="dxa"/>
           </w:tcPr>
           <w:p>
             <w:r>
@@ -3210,7 +3595,7 @@
         </w:tc>
         <w:tc>
           <w:tcPr>
-            <w:tcW w:w="1027" w:type="dxa"/>
+            <w:tcW w:w="978" w:type="dxa"/>
           </w:tcPr>
           <w:p>
             <w:r>
@@ -3220,7 +3605,7 @@
         </w:tc>
         <w:tc>
           <w:tcPr>
-            <w:tcW w:w="5331" w:type="dxa"/>
+            <w:tcW w:w="5077" w:type="dxa"/>
           </w:tcPr>
           <w:p>
             <w:r>
@@ -3232,17 +3617,18 @@
       <w:tr>
         <w:tc>
           <w:tcPr>
-            <w:tcW w:w="3000" w:type="dxa"/>
-          </w:tcPr>
-          <w:p>
-            <w:r>
+            <w:tcW w:w="3304" w:type="dxa"/>
+          </w:tcPr>
+          <w:p>
+            <w:r>
+              <w:lastRenderedPageBreak/>
               <w:t>ProjetoApplicationTests</w:t>
             </w:r>
           </w:p>
         </w:tc>
         <w:tc>
           <w:tcPr>
-            <w:tcW w:w="1027" w:type="dxa"/>
+            <w:tcW w:w="978" w:type="dxa"/>
           </w:tcPr>
           <w:p>
             <w:r>
@@ -3252,7 +3638,7 @@
         </w:tc>
         <w:tc>
           <w:tcPr>
-            <w:tcW w:w="5331" w:type="dxa"/>
+            <w:tcW w:w="5077" w:type="dxa"/>
           </w:tcPr>
           <w:p>
             <w:r>
@@ -3267,7 +3653,6 @@
         <w:pStyle w:val="Ttulo2"/>
       </w:pPr>
       <w:r>
-        <w:lastRenderedPageBreak/>
         <w:t>7. Ambientes de teste</w:t>
       </w:r>
     </w:p>
@@ -3284,12 +3669,13 @@
         <w:tblLook w:val="0420" w:firstRow="1" w:lastRow="0" w:firstColumn="0" w:lastColumn="0" w:noHBand="0" w:noVBand="1"/>
       </w:tblPr>
       <w:tblGrid>
-        <w:gridCol w:w="1560"/>
-        <w:gridCol w:w="1560"/>
-        <w:gridCol w:w="1560"/>
-        <w:gridCol w:w="1560"/>
-        <w:gridCol w:w="1677"/>
-        <w:gridCol w:w="1443"/>
+        <w:gridCol w:w="1337"/>
+        <w:gridCol w:w="1337"/>
+        <w:gridCol w:w="1337"/>
+        <w:gridCol w:w="1337"/>
+        <w:gridCol w:w="1337"/>
+        <w:gridCol w:w="1337"/>
+        <w:gridCol w:w="1337"/>
       </w:tblGrid>
       <w:tr>
         <w:trPr>
@@ -3297,7 +3683,7 @@
         </w:trPr>
         <w:tc>
           <w:tcPr>
-            <w:tcW w:w="1560" w:type="dxa"/>
+            <w:tcW w:w="1337" w:type="dxa"/>
             <w:shd w:val="clear" w:color="auto" w:fill="F2F2F2"/>
           </w:tcPr>
           <w:p>
@@ -3308,7 +3694,7 @@
         </w:tc>
         <w:tc>
           <w:tcPr>
-            <w:tcW w:w="1560" w:type="dxa"/>
+            <w:tcW w:w="1337" w:type="dxa"/>
             <w:shd w:val="clear" w:color="auto" w:fill="F2F2F2"/>
           </w:tcPr>
           <w:p>
@@ -3319,7 +3705,7 @@
         </w:tc>
         <w:tc>
           <w:tcPr>
-            <w:tcW w:w="1560" w:type="dxa"/>
+            <w:tcW w:w="1337" w:type="dxa"/>
             <w:shd w:val="clear" w:color="auto" w:fill="F2F2F2"/>
           </w:tcPr>
           <w:p>
@@ -3330,7 +3716,7 @@
         </w:tc>
         <w:tc>
           <w:tcPr>
-            <w:tcW w:w="1560" w:type="dxa"/>
+            <w:tcW w:w="1337" w:type="dxa"/>
             <w:shd w:val="clear" w:color="auto" w:fill="F2F2F2"/>
           </w:tcPr>
           <w:p>
@@ -3341,18 +3727,29 @@
         </w:tc>
         <w:tc>
           <w:tcPr>
-            <w:tcW w:w="1677" w:type="dxa"/>
+            <w:tcW w:w="1337" w:type="dxa"/>
             <w:shd w:val="clear" w:color="auto" w:fill="F2F2F2"/>
           </w:tcPr>
           <w:p>
             <w:r>
+              <w:t>Front mobile</w:t>
+            </w:r>
+          </w:p>
+        </w:tc>
+        <w:tc>
+          <w:tcPr>
+            <w:tcW w:w="1337" w:type="dxa"/>
+            <w:shd w:val="clear" w:color="auto" w:fill="F2F2F2"/>
+          </w:tcPr>
+          <w:p>
+            <w:r>
               <w:t>Banco</w:t>
             </w:r>
           </w:p>
         </w:tc>
         <w:tc>
           <w:tcPr>
-            <w:tcW w:w="1443" w:type="dxa"/>
+            <w:tcW w:w="1337" w:type="dxa"/>
             <w:shd w:val="clear" w:color="auto" w:fill="F2F2F2"/>
           </w:tcPr>
           <w:p>
@@ -3365,7 +3762,7 @@
       <w:tr>
         <w:tc>
           <w:tcPr>
-            <w:tcW w:w="1560" w:type="dxa"/>
+            <w:tcW w:w="1337" w:type="dxa"/>
           </w:tcPr>
           <w:p>
             <w:r>
@@ -3375,7 +3772,7 @@
         </w:tc>
         <w:tc>
           <w:tcPr>
-            <w:tcW w:w="1560" w:type="dxa"/>
+            <w:tcW w:w="1337" w:type="dxa"/>
           </w:tcPr>
           <w:p>
             <w:r>
@@ -3388,7 +3785,7 @@
         </w:tc>
         <w:tc>
           <w:tcPr>
-            <w:tcW w:w="1560" w:type="dxa"/>
+            <w:tcW w:w="1337" w:type="dxa"/>
           </w:tcPr>
           <w:p>
             <w:r>
@@ -3401,7 +3798,7 @@
         </w:tc>
         <w:tc>
           <w:tcPr>
-            <w:tcW w:w="1560" w:type="dxa"/>
+            <w:tcW w:w="1337" w:type="dxa"/>
           </w:tcPr>
           <w:p>
             <w:r>
@@ -3414,7 +3811,23 @@
         </w:tc>
         <w:tc>
           <w:tcPr>
-            <w:tcW w:w="1677" w:type="dxa"/>
+            <w:tcW w:w="1337" w:type="dxa"/>
+          </w:tcPr>
+          <w:p>
+            <w:r>
+              <w:rPr>
+                <w:rStyle w:val="CodeChar"/>
+              </w:rPr>
+              <w:t>npm run web</w:t>
+            </w:r>
+            <w:r>
+              <w:t xml:space="preserve"> ou Expo Go</w:t>
+            </w:r>
+          </w:p>
+        </w:tc>
+        <w:tc>
+          <w:tcPr>
+            <w:tcW w:w="1337" w:type="dxa"/>
           </w:tcPr>
           <w:p>
             <w:r>
@@ -3433,7 +3846,7 @@
         </w:tc>
         <w:tc>
           <w:tcPr>
-            <w:tcW w:w="1443" w:type="dxa"/>
+            <w:tcW w:w="1337" w:type="dxa"/>
           </w:tcPr>
           <w:p>
             <w:r>
@@ -3445,7 +3858,7 @@
       <w:tr>
         <w:tc>
           <w:tcPr>
-            <w:tcW w:w="1560" w:type="dxa"/>
+            <w:tcW w:w="1337" w:type="dxa"/>
           </w:tcPr>
           <w:p>
             <w:r>
@@ -3455,7 +3868,7 @@
         </w:tc>
         <w:tc>
           <w:tcPr>
-            <w:tcW w:w="1560" w:type="dxa"/>
+            <w:tcW w:w="1337" w:type="dxa"/>
           </w:tcPr>
           <w:p>
             <w:r>
@@ -3465,7 +3878,7 @@
         </w:tc>
         <w:tc>
           <w:tcPr>
-            <w:tcW w:w="1560" w:type="dxa"/>
+            <w:tcW w:w="1337" w:type="dxa"/>
           </w:tcPr>
           <w:p>
             <w:r>
@@ -3475,7 +3888,7 @@
         </w:tc>
         <w:tc>
           <w:tcPr>
-            <w:tcW w:w="1560" w:type="dxa"/>
+            <w:tcW w:w="1337" w:type="dxa"/>
           </w:tcPr>
           <w:p>
             <w:r>
@@ -3485,7 +3898,17 @@
         </w:tc>
         <w:tc>
           <w:tcPr>
-            <w:tcW w:w="1677" w:type="dxa"/>
+            <w:tcW w:w="1337" w:type="dxa"/>
+          </w:tcPr>
+          <w:p>
+            <w:r>
+              <w:t>Tipos, pacote do Android e versão web, sem publicar</w:t>
+            </w:r>
+          </w:p>
+        </w:tc>
+        <w:tc>
+          <w:tcPr>
+            <w:tcW w:w="1337" w:type="dxa"/>
           </w:tcPr>
           <w:p>
             <w:r>
@@ -3495,7 +3918,7 @@
         </w:tc>
         <w:tc>
           <w:tcPr>
-            <w:tcW w:w="1443" w:type="dxa"/>
+            <w:tcW w:w="1337" w:type="dxa"/>
           </w:tcPr>
           <w:p>
             <w:r>
@@ -3507,7 +3930,7 @@
       <w:tr>
         <w:tc>
           <w:tcPr>
-            <w:tcW w:w="1560" w:type="dxa"/>
+            <w:tcW w:w="1337" w:type="dxa"/>
           </w:tcPr>
           <w:p>
             <w:r>
@@ -3517,20 +3940,26 @@
         </w:tc>
         <w:tc>
           <w:tcPr>
-            <w:tcW w:w="1560" w:type="dxa"/>
+            <w:tcW w:w="1337" w:type="dxa"/>
           </w:tcPr>
           <w:p>
             <w:r>
               <w:rPr>
                 <w:rStyle w:val="CodeChar"/>
               </w:rPr>
-              <w:t>https://hml.20-151-6-104.sslip.io</w:t>
-            </w:r>
-          </w:p>
-        </w:tc>
-        <w:tc>
-          <w:tcPr>
-            <w:tcW w:w="1560" w:type="dxa"/>
+              <w:t>https://hml.20-151-</w:t>
+            </w:r>
+            <w:r>
+              <w:rPr>
+                <w:rStyle w:val="CodeChar"/>
+              </w:rPr>
+              <w:t>6-104.sslip.io</w:t>
+            </w:r>
+          </w:p>
+        </w:tc>
+        <w:tc>
+          <w:tcPr>
+            <w:tcW w:w="1337" w:type="dxa"/>
           </w:tcPr>
           <w:p>
             <w:r>
@@ -3543,7 +3972,7 @@
         </w:tc>
         <w:tc>
           <w:tcPr>
-            <w:tcW w:w="1560" w:type="dxa"/>
+            <w:tcW w:w="1337" w:type="dxa"/>
           </w:tcPr>
           <w:p>
             <w:r>
@@ -3562,7 +3991,20 @@
         </w:tc>
         <w:tc>
           <w:tcPr>
-            <w:tcW w:w="1677" w:type="dxa"/>
+            <w:tcW w:w="1337" w:type="dxa"/>
+          </w:tcPr>
+          <w:p>
+            <w:r>
+              <w:rPr>
+                <w:rStyle w:val="CodeChar"/>
+              </w:rPr>
+              <w:t>https://mobile-hml.20-151-6-104.sslip.io</w:t>
+            </w:r>
+          </w:p>
+        </w:tc>
+        <w:tc>
+          <w:tcPr>
+            <w:tcW w:w="1337" w:type="dxa"/>
           </w:tcPr>
           <w:p>
             <w:r>
@@ -3578,7 +4020,7 @@
         </w:tc>
         <w:tc>
           <w:tcPr>
-            <w:tcW w:w="1443" w:type="dxa"/>
+            <w:tcW w:w="1337" w:type="dxa"/>
           </w:tcPr>
           <w:p>
             <w:r>
@@ -3596,7 +4038,7 @@
       <w:tr>
         <w:tc>
           <w:tcPr>
-            <w:tcW w:w="1560" w:type="dxa"/>
+            <w:tcW w:w="1337" w:type="dxa"/>
           </w:tcPr>
           <w:p>
             <w:r>
@@ -3606,20 +4048,26 @@
         </w:tc>
         <w:tc>
           <w:tcPr>
-            <w:tcW w:w="1560" w:type="dxa"/>
+            <w:tcW w:w="1337" w:type="dxa"/>
           </w:tcPr>
           <w:p>
             <w:r>
               <w:rPr>
                 <w:rStyle w:val="CodeChar"/>
               </w:rPr>
-              <w:t>https://api.20-151-6-104.sslip.io</w:t>
-            </w:r>
-          </w:p>
-        </w:tc>
-        <w:tc>
-          <w:tcPr>
-            <w:tcW w:w="1560" w:type="dxa"/>
+              <w:t>https://api.20-151-6</w:t>
+            </w:r>
+            <w:r>
+              <w:rPr>
+                <w:rStyle w:val="CodeChar"/>
+              </w:rPr>
+              <w:t>-104.sslip.io</w:t>
+            </w:r>
+          </w:p>
+        </w:tc>
+        <w:tc>
+          <w:tcPr>
+            <w:tcW w:w="1337" w:type="dxa"/>
           </w:tcPr>
           <w:p>
             <w:r>
@@ -3632,7 +4080,7 @@
         </w:tc>
         <w:tc>
           <w:tcPr>
-            <w:tcW w:w="1560" w:type="dxa"/>
+            <w:tcW w:w="1337" w:type="dxa"/>
           </w:tcPr>
           <w:p>
             <w:r>
@@ -3651,14 +4099,24 @@
         </w:tc>
         <w:tc>
           <w:tcPr>
-            <w:tcW w:w="1677" w:type="dxa"/>
-          </w:tcPr>
-          <w:p>
-            <w:r>
-              <w:t>MariaDB 10.11, ba</w:t>
-            </w:r>
-            <w:r>
-              <w:t xml:space="preserve">nco </w:t>
+            <w:tcW w:w="1337" w:type="dxa"/>
+          </w:tcPr>
+          <w:p>
+            <w:r>
+              <w:rPr>
+                <w:rStyle w:val="CodeChar"/>
+              </w:rPr>
+              <w:t>https://mobile.20-151-6-104.sslip.io</w:t>
+            </w:r>
+          </w:p>
+        </w:tc>
+        <w:tc>
+          <w:tcPr>
+            <w:tcW w:w="1337" w:type="dxa"/>
+          </w:tcPr>
+          <w:p>
+            <w:r>
+              <w:t xml:space="preserve">MariaDB 10.11, banco </w:t>
             </w:r>
             <w:r>
               <w:rPr>
@@ -3670,7 +4128,7 @@
         </w:tc>
         <w:tc>
           <w:tcPr>
-            <w:tcW w:w="1443" w:type="dxa"/>
+            <w:tcW w:w="1337" w:type="dxa"/>
           </w:tcPr>
           <w:p>
             <w:r>
@@ -3687,10 +4145,7 @@
     </w:p>
     <w:p>
       <w:r>
-        <w:t>Para o roteiro em homologação</w:t>
-      </w:r>
-      <w:r>
-        <w:t xml:space="preserve">: o web usa </w:t>
+        <w:t xml:space="preserve">Para o roteiro em homologação: o web usa </w:t>
       </w:r>
       <w:r>
         <w:rPr>
@@ -3699,16 +4154,19 @@
         <w:t>https://web-hml.20-151-6-104.sslip.io</w:t>
       </w:r>
       <w:r>
-        <w:t xml:space="preserve">, o desktop usa o instalador de homologação e o mobile usa </w:t>
+        <w:t xml:space="preserve">, o desktop </w:t>
+      </w:r>
+      <w:r>
+        <w:t xml:space="preserve">usa o instalador de homologação e o mobile usa </w:t>
       </w:r>
       <w:r>
         <w:rPr>
           <w:rStyle w:val="CodeChar"/>
         </w:rPr>
-        <w:t>https://hml.20-151-6-104.sslip.io</w:t>
-      </w:r>
-      <w:r>
-        <w:t xml:space="preserve"> na variável da API. O monitoramento dos dois ambientes fica no Grafana, em </w:t>
+        <w:t>https://mobile-hml.20-151-6-104.sslip.io</w:t>
+      </w:r>
+      <w:r>
+        <w:t xml:space="preserve"> (no navegador do celular ou do computador). O monitoramento dos dois ambientes fica no Grafana, em </w:t>
       </w:r>
       <w:r>
         <w:rPr>
@@ -3717,10 +4175,10 @@
         <w:t>https://grafana.20-151-6-104.sslip.io</w:t>
       </w:r>
       <w:r>
-        <w:t xml:space="preserve">, </w:t>
-      </w:r>
-      <w:r>
-        <w:t>painel "Prontê - Visão geral".</w:t>
+        <w:t>, painel "Prontê - Visão geral".</w:t>
+      </w:r>
+      <w:r>
+        <w:t xml:space="preserve"> Os bancos dos dois ambientes têm backup diário, então os dados podem ser restaurados se um teste os corromper.</w:t>
       </w:r>
     </w:p>
     <w:p>
@@ -3740,7 +4198,11 @@
         </w:numPr>
       </w:pPr>
       <w:r>
-        <w:t>No CI cada execução começa com banco vazio e cria os próprios dados (produtos, clientes, funcionários), então os testes não dependem uns dos outros nem de dados manuais.</w:t>
+        <w:lastRenderedPageBreak/>
+        <w:t>No CI cada execução começa com banco vazio e cria os próprios dados (produtos, clientes, funcionários), então os testes não depen</w:t>
+      </w:r>
+      <w:r>
+        <w:t>dem uns dos outros nem de dados manuais.</w:t>
       </w:r>
     </w:p>
     <w:p>
@@ -3752,10 +4214,7 @@
         </w:numPr>
       </w:pPr>
       <w:r>
-        <w:t>Em homologação usam-se dados fictícios c</w:t>
-      </w:r>
-      <w:r>
-        <w:t>adastrados pelo próprio roteiro de aceitação. Nenhum CPF real é usado.</w:t>
+        <w:t>Em homologação usam-se dados fictícios cadastrados pelo próprio roteiro de aceitação. Nenhum CPF real é usado.</w:t>
       </w:r>
     </w:p>
     <w:p>
@@ -3767,7 +4226,10 @@
         </w:numPr>
       </w:pPr>
       <w:r>
-        <w:t>O usuário administrador inicial de homologação e de produção é definido por variáveis de ambiente na VPS, nunca no código.</w:t>
+        <w:t>O usuário administrador inicial de homologação e de produção é definido por variáveis de ambiente na VPS</w:t>
+      </w:r>
+      <w:r>
+        <w:t>, nunca no código.</w:t>
       </w:r>
     </w:p>
     <w:p>
@@ -3805,7 +4267,6 @@
           </w:tcPr>
           <w:p>
             <w:r>
-              <w:lastRenderedPageBreak/>
               <w:t>Critério</w:t>
             </w:r>
           </w:p>
@@ -3879,7 +4340,7 @@
           </w:tcPr>
           <w:p>
             <w:r>
-              <w:t>100% dos testes automáticos passando e cobertura de linhas ≥ 60% (JaCoCo)</w:t>
+              <w:t>100% dos testes automáticos passando e cobertura de linhas ≥ 90% (JaCoCo)</w:t>
             </w:r>
           </w:p>
         </w:tc>
@@ -3938,7 +4399,7 @@
               <w:t>/actuator/health</w:t>
             </w:r>
             <w:r>
-              <w:t xml:space="preserve"> respondendo UP e roteiro VA-01 a VA-13 aprovado</w:t>
+              <w:t xml:space="preserve"> respondendo UP e roteiro VA-01 a VA-16 aprovado</w:t>
             </w:r>
           </w:p>
         </w:tc>
@@ -3950,10 +4411,7 @@
           </w:tcPr>
           <w:p>
             <w:r>
-              <w:t>Entrada em</w:t>
-            </w:r>
-            <w:r>
-              <w:t xml:space="preserve"> produção</w:t>
+              <w:t>Entrada em produção</w:t>
             </w:r>
           </w:p>
         </w:tc>
@@ -4022,7 +4480,10 @@
           </w:tcPr>
           <w:p>
             <w:r>
-              <w:t>Homologação fora do ar, banco indisponível ou defeito crítico que impede seguir o roteiro</w:t>
+              <w:t>Ho</w:t>
+            </w:r>
+            <w:r>
+              <w:t>mologação fora do ar, banco indisponível ou defeito crítico que impede seguir o roteiro</w:t>
             </w:r>
           </w:p>
         </w:tc>
@@ -4058,10 +4519,10 @@
         <w:t>Metas de cobertura:</w:t>
       </w:r>
       <w:r>
-        <w:t xml:space="preserve"> mínimo obrigatório de 60% das linhas, que barra </w:t>
-      </w:r>
-      <w:r>
-        <w:t>o build. A meta do grupo é manter acima de 80% das instruções; na V0 o relatório marcou 85% das instruções e 77% dos ramos.</w:t>
+        <w:t xml:space="preserve"> mínimo obrigatório de 90% das linhas, que barra o </w:t>
+      </w:r>
+      <w:r>
+        <w:t>build (era 60% até 29/10/2026). O relatório de 29/10/2026 marcou 90,5% das linhas e 84,5% dos ramos antes dos testes adicionais de serviços, controllers e tratamento de erros, que aumentaram a margem acima do mínimo.</w:t>
       </w:r>
     </w:p>
     <w:p>
@@ -4074,10 +4535,7 @@
     </w:p>
     <w:p>
       <w:r>
-        <w:t>Todo requisito tem pelo menos um teste automático ou um cenário de aceitação. Os códigos RQ são deste p</w:t>
-      </w:r>
-      <w:r>
-        <w:t>lano; a coluna ERS deve ser preenchida com o identificador correspondente da ERS.</w:t>
+        <w:t>Todo requisito tem pelo menos um teste automático ou um cenário de aceitação. Os códigos RQ são deste plano; a coluna ERS deve ser preenchida com o identificador correspondente da ERS.</w:t>
       </w:r>
     </w:p>
     <w:tbl>
@@ -4088,9 +4546,9 @@
         <w:tblLook w:val="0420" w:firstRow="1" w:lastRow="0" w:firstColumn="0" w:lastColumn="0" w:noHBand="0" w:noVBand="1"/>
       </w:tblPr>
       <w:tblGrid>
-        <w:gridCol w:w="2104"/>
+        <w:gridCol w:w="2168"/>
         <w:gridCol w:w="720"/>
-        <w:gridCol w:w="4920"/>
+        <w:gridCol w:w="4856"/>
         <w:gridCol w:w="1616"/>
       </w:tblGrid>
       <w:tr>
@@ -4099,7 +4557,7 @@
         </w:trPr>
         <w:tc>
           <w:tcPr>
-            <w:tcW w:w="2104" w:type="dxa"/>
+            <w:tcW w:w="2168" w:type="dxa"/>
             <w:shd w:val="clear" w:color="auto" w:fill="F2F2F2"/>
           </w:tcPr>
           <w:p>
@@ -4121,7 +4579,7 @@
         </w:tc>
         <w:tc>
           <w:tcPr>
-            <w:tcW w:w="4920" w:type="dxa"/>
+            <w:tcW w:w="4856" w:type="dxa"/>
             <w:shd w:val="clear" w:color="auto" w:fill="F2F2F2"/>
           </w:tcPr>
           <w:p>
@@ -4145,11 +4603,18 @@
       <w:tr>
         <w:tc>
           <w:tcPr>
-            <w:tcW w:w="2104" w:type="dxa"/>
-          </w:tcPr>
-          <w:p>
-            <w:r>
-              <w:t>RQ-01 Login com CPF e senha, token JWT</w:t>
+            <w:tcW w:w="2168" w:type="dxa"/>
+          </w:tcPr>
+          <w:p>
+            <w:r>
+              <w:t xml:space="preserve">RQ-01 Login com CPF </w:t>
+            </w:r>
+            <w:r>
+              <w:lastRenderedPageBreak/>
+              <w:t>e senha</w:t>
+            </w:r>
+            <w:r>
+              <w:t>, token JWT</w:t>
             </w:r>
           </w:p>
         </w:tc>
@@ -4161,11 +4626,15 @@
         </w:tc>
         <w:tc>
           <w:tcPr>
-            <w:tcW w:w="4920" w:type="dxa"/>
-          </w:tcPr>
-          <w:p>
-            <w:r>
-              <w:t>loginCorretoDevolveTokenQueLiberaAsRotas, loginComSenhaErradaERecusado, loginComCpfDesconhecidoDaAMesmaRespostaDeSenhaErrada, loginSemSenhaEInvalido</w:t>
+            <w:tcW w:w="4856" w:type="dxa"/>
+          </w:tcPr>
+          <w:p>
+            <w:r>
+              <w:t xml:space="preserve">loginCorretoDevolveTokenQueLiberaAsRotas, </w:t>
+            </w:r>
+            <w:r>
+              <w:lastRenderedPageBreak/>
+              <w:t>loginComSenhaErradaERecusado, loginComCpfDesconhecidoDaAMesmaRespostaDeSenhaErrada, loginSemSenhaEInvalido</w:t>
             </w:r>
           </w:p>
         </w:tc>
@@ -4175,6 +4644,7 @@
           </w:tcPr>
           <w:p>
             <w:r>
+              <w:lastRenderedPageBreak/>
               <w:t>VA-01, VA-02</w:t>
             </w:r>
           </w:p>
@@ -4183,7 +4653,7 @@
       <w:tr>
         <w:tc>
           <w:tcPr>
-            <w:tcW w:w="2104" w:type="dxa"/>
+            <w:tcW w:w="2168" w:type="dxa"/>
           </w:tcPr>
           <w:p>
             <w:r>
@@ -4199,14 +4669,11 @@
         </w:tc>
         <w:tc>
           <w:tcPr>
-            <w:tcW w:w="4920" w:type="dxa"/>
-          </w:tcPr>
-          <w:p>
-            <w:r>
-              <w:t>rotasDeConsultaExigemLogin, rotasDeAlteracaoExigemLogin, tokenI</w:t>
-            </w:r>
-            <w:r>
-              <w:t>nvalidoERecusado</w:t>
+            <w:tcW w:w="4856" w:type="dxa"/>
+          </w:tcPr>
+          <w:p>
+            <w:r>
+              <w:t>rotasDeConsultaExigemLogin, rotasDeAlteracaoExigemLogin, tokenInvalidoERecusado</w:t>
             </w:r>
           </w:p>
         </w:tc>
@@ -4224,7 +4691,7 @@
       <w:tr>
         <w:tc>
           <w:tcPr>
-            <w:tcW w:w="2104" w:type="dxa"/>
+            <w:tcW w:w="2168" w:type="dxa"/>
           </w:tcPr>
           <w:p>
             <w:r>
@@ -4240,15 +4707,300 @@
         </w:tc>
         <w:tc>
           <w:tcPr>
-            <w:tcW w:w="4920" w:type="dxa"/>
-          </w:tcPr>
-          <w:p>
-            <w:r>
-              <w:t xml:space="preserve">salvarGravaASenhaComoHash, senhaDoFuncionarioNuncaApareceNasRespostasEFuncionaNoLogin, converteSenhaAntigaEmTextoPuroParaHash, </w:t>
+            <w:tcW w:w="4856" w:type="dxa"/>
+          </w:tcPr>
+          <w:p>
+            <w:r>
+              <w:t>salvarGravaASenhaComoHash, senhaDoFuncionarioNuncaApareceNasRespostasEFuncionaNoLogin, converteSenhaAntigaEmTextoPuroPa</w:t>
+            </w:r>
+            <w:r>
+              <w:t>raHash, naoAlteraSenhaQueJaEstaProtegida</w:t>
+            </w:r>
+          </w:p>
+        </w:tc>
+        <w:tc>
+          <w:tcPr>
+            <w:tcW w:w="1616" w:type="dxa"/>
+          </w:tcPr>
+          <w:p>
+            <w:r>
+              <w:t>—</w:t>
+            </w:r>
+          </w:p>
+        </w:tc>
+      </w:tr>
+      <w:tr>
+        <w:tc>
+          <w:tcPr>
+            <w:tcW w:w="2168" w:type="dxa"/>
+          </w:tcPr>
+          <w:p>
+            <w:r>
+              <w:t>RQ-04 CPF válido (dígitos verificadores), único, com ou sem máscara</w:t>
+            </w:r>
+          </w:p>
+        </w:tc>
+        <w:tc>
+          <w:tcPr>
+            <w:tcW w:w="720" w:type="dxa"/>
+          </w:tcPr>
+          <w:p/>
+        </w:tc>
+        <w:tc>
+          <w:tcPr>
+            <w:tcW w:w="4856" w:type="dxa"/>
+          </w:tcPr>
+          <w:p>
+            <w:r>
+              <w:t>loginAceitaCpfComOuSemMascara, cpfCadastradoComMascaraFicaSoComNumerosEValeNoLogin, clienteComCpfInvalidoERecusado, clienteComDigitoVerificador</w:t>
+            </w:r>
+            <w:r>
+              <w:t>ErradoERecusado, clienteComCpfRepetidoERecusado, salvarRecusaCpfRepetido, salvarRecusaCpfInvalido, validarRecusaDigitosVerificadoresErrados, validarRecusaCpfComTodosOsDigitosIguais</w:t>
+            </w:r>
+          </w:p>
+        </w:tc>
+        <w:tc>
+          <w:tcPr>
+            <w:tcW w:w="1616" w:type="dxa"/>
+          </w:tcPr>
+          <w:p>
+            <w:r>
+              <w:t>VA-04, VA-14</w:t>
+            </w:r>
+          </w:p>
+        </w:tc>
+      </w:tr>
+      <w:tr>
+        <w:tc>
+          <w:tcPr>
+            <w:tcW w:w="2168" w:type="dxa"/>
+          </w:tcPr>
+          <w:p>
+            <w:r>
+              <w:t>RQ-05 Cadastro de produtos, clientes e funcionários</w:t>
+            </w:r>
+          </w:p>
+        </w:tc>
+        <w:tc>
+          <w:tcPr>
+            <w:tcW w:w="720" w:type="dxa"/>
+          </w:tcPr>
+          <w:p/>
+        </w:tc>
+        <w:tc>
+          <w:tcPr>
+            <w:tcW w:w="4856" w:type="dxa"/>
+          </w:tcPr>
+          <w:p>
+            <w:r>
+              <w:t>consulta</w:t>
+            </w:r>
+            <w:r>
+              <w:t>rEAlterarCadastrosPeloId, atualizarTrocaOsDadosEMantemOProprioCpf, atualizarTrocaTodosOsCampos, atualizarAceitaManterOProprioCpfETrocaASenha</w:t>
+            </w:r>
+          </w:p>
+        </w:tc>
+        <w:tc>
+          <w:tcPr>
+            <w:tcW w:w="1616" w:type="dxa"/>
+          </w:tcPr>
+          <w:p>
+            <w:r>
+              <w:t>VA-04</w:t>
+            </w:r>
+          </w:p>
+        </w:tc>
+      </w:tr>
+      <w:tr>
+        <w:tc>
+          <w:tcPr>
+            <w:tcW w:w="2168" w:type="dxa"/>
+          </w:tcPr>
+          <w:p>
+            <w:r>
+              <w:t>RQ-06 Venda calcula total e baixa o estoque</w:t>
+            </w:r>
+          </w:p>
+        </w:tc>
+        <w:tc>
+          <w:tcPr>
+            <w:tcW w:w="720" w:type="dxa"/>
+          </w:tcPr>
+          <w:p/>
+        </w:tc>
+        <w:tc>
+          <w:tcPr>
+            <w:tcW w:w="4856" w:type="dxa"/>
+          </w:tcPr>
+          <w:p>
+            <w:r>
+              <w:t>salvarCalculaTotalEDaBaixaNoEstoque, salvarSomaQuantidadesDoMes</w:t>
+            </w:r>
+            <w:r>
+              <w:t>moProduto, salvarPermiteVenderExatamenteTodoOEstoque</w:t>
+            </w:r>
+          </w:p>
+        </w:tc>
+        <w:tc>
+          <w:tcPr>
+            <w:tcW w:w="1616" w:type="dxa"/>
+          </w:tcPr>
+          <w:p>
+            <w:r>
+              <w:t>VA-05</w:t>
+            </w:r>
+          </w:p>
+        </w:tc>
+      </w:tr>
+      <w:tr>
+        <w:tc>
+          <w:tcPr>
+            <w:tcW w:w="2168" w:type="dxa"/>
+          </w:tcPr>
+          <w:p>
+            <w:r>
+              <w:t>RQ-07 Venda sem estoque é recusada</w:t>
+            </w:r>
+          </w:p>
+        </w:tc>
+        <w:tc>
+          <w:tcPr>
+            <w:tcW w:w="720" w:type="dxa"/>
+          </w:tcPr>
+          <w:p/>
+        </w:tc>
+        <w:tc>
+          <w:tcPr>
+            <w:tcW w:w="4856" w:type="dxa"/>
+          </w:tcPr>
+          <w:p>
+            <w:r>
+              <w:t>salvarRecusaVendaAcimaDoEstoque, vendaDaBaixaNoEstoqueRecusaFaltaEDevolveAoExcluir</w:t>
+            </w:r>
+          </w:p>
+        </w:tc>
+        <w:tc>
+          <w:tcPr>
+            <w:tcW w:w="1616" w:type="dxa"/>
+          </w:tcPr>
+          <w:p>
+            <w:r>
+              <w:t>VA-06</w:t>
+            </w:r>
+          </w:p>
+        </w:tc>
+      </w:tr>
+      <w:tr>
+        <w:tc>
+          <w:tcPr>
+            <w:tcW w:w="2168" w:type="dxa"/>
+          </w:tcPr>
+          <w:p>
+            <w:r>
+              <w:t>RQ-08 Excluir ou alterar venda devolve o estoque</w:t>
+            </w:r>
+          </w:p>
+        </w:tc>
+        <w:tc>
+          <w:tcPr>
+            <w:tcW w:w="720" w:type="dxa"/>
+          </w:tcPr>
+          <w:p/>
+        </w:tc>
+        <w:tc>
+          <w:tcPr>
+            <w:tcW w:w="4856" w:type="dxa"/>
+          </w:tcPr>
+          <w:p>
+            <w:r>
+              <w:t>deletarDevolveOsProdutosAoEstoque, atualizarDevolveOEstoqueAntigoAntesDeBaixarONovo</w:t>
+            </w:r>
+          </w:p>
+        </w:tc>
+        <w:tc>
+          <w:tcPr>
+            <w:tcW w:w="1616" w:type="dxa"/>
+          </w:tcPr>
+          <w:p>
+            <w:r>
+              <w:t>VA-07</w:t>
+            </w:r>
+          </w:p>
+        </w:tc>
+      </w:tr>
+      <w:tr>
+        <w:tc>
+          <w:tcPr>
+            <w:tcW w:w="2168" w:type="dxa"/>
+          </w:tcPr>
+          <w:p>
+            <w:r>
+              <w:t>RQ-09 Assistente de IA responde sobre o estoque</w:t>
+            </w:r>
+          </w:p>
+        </w:tc>
+        <w:tc>
+          <w:tcPr>
+            <w:tcW w:w="720" w:type="dxa"/>
+          </w:tcPr>
+          <w:p/>
+        </w:tc>
+        <w:tc>
+          <w:tcPr>
+            <w:tcW w:w="4856" w:type="dxa"/>
+          </w:tcPr>
+          <w:p>
+            <w:r>
+              <w:t>assistenteRespondeUsandoOEstoqueDoBanco, enviaParaAIAOEstoqueAtualJuntoComAPergunta, enviaChaveModeloEMensagensEDevo</w:t>
+            </w:r>
+            <w:r>
+              <w:t>lveOTextoDaResposta, perguntaVaziaEInvalida</w:t>
+            </w:r>
+          </w:p>
+        </w:tc>
+        <w:tc>
+          <w:tcPr>
+            <w:tcW w:w="1616" w:type="dxa"/>
+          </w:tcPr>
+          <w:p>
+            <w:r>
+              <w:t>VA-08</w:t>
+            </w:r>
+          </w:p>
+        </w:tc>
+      </w:tr>
+      <w:tr>
+        <w:tc>
+          <w:tcPr>
+            <w:tcW w:w="2168" w:type="dxa"/>
+          </w:tcPr>
+          <w:p>
+            <w:r>
+              <w:t xml:space="preserve">RQ-10 IA indisponível </w:t>
             </w:r>
             <w:r>
               <w:lastRenderedPageBreak/>
-              <w:t>naoAlteraSenhaQueJaEstaProtegida</w:t>
+              <w:t>não derruba o sistema</w:t>
+            </w:r>
+          </w:p>
+        </w:tc>
+        <w:tc>
+          <w:tcPr>
+            <w:tcW w:w="720" w:type="dxa"/>
+          </w:tcPr>
+          <w:p/>
+        </w:tc>
+        <w:tc>
+          <w:tcPr>
+            <w:tcW w:w="4856" w:type="dxa"/>
+          </w:tcPr>
+          <w:p>
+            <w:r>
+              <w:t xml:space="preserve">semChaveNaoChamaAMistral, </w:t>
+            </w:r>
+            <w:r>
+              <w:lastRenderedPageBreak/>
+              <w:t>limiteDoPlanoGratuitoViraAssistenteIndisponivel, respostaSemTextoViraAssistenteIndisponivel</w:t>
             </w:r>
           </w:p>
         </w:tc>
@@ -4267,11 +5019,11 @@
       <w:tr>
         <w:tc>
           <w:tcPr>
-            <w:tcW w:w="2104" w:type="dxa"/>
-          </w:tcPr>
-          <w:p>
-            <w:r>
-              <w:t>RQ-04 CPF com ou sem máscara, único e com 11 dígitos</w:t>
+            <w:tcW w:w="2168" w:type="dxa"/>
+          </w:tcPr>
+          <w:p>
+            <w:r>
+              <w:t>RQ-11 Auditoria das operações</w:t>
             </w:r>
           </w:p>
         </w:tc>
@@ -4283,14 +5035,11 @@
         </w:tc>
         <w:tc>
           <w:tcPr>
-            <w:tcW w:w="4920" w:type="dxa"/>
-          </w:tcPr>
-          <w:p>
-            <w:r>
-              <w:t>loginAceitaCpfComOuSemMascara, cpfCadastradoComMascaraFicaSoComNumerosEValeNoLogin, clienteComCpfInvalidoERecusado, salvarRecusaCpfRepetido, salvarRecusaCpfRepetidoEmOutroFormato, salvarRecusaCpfSemOnze</w:t>
-            </w:r>
-            <w:r>
-              <w:t>Digitos, CpfTest</w:t>
+            <w:tcW w:w="4856" w:type="dxa"/>
+          </w:tcPr>
+          <w:p>
+            <w:r>
+              <w:t>alteracoesFicamRegistradasNaAuditoriaEConsultasNao, loginsFicamNaAuditoriaSemSenhaEComCpfMascarado, classificaAAcaoPeloMetodoEPelaRota, falhaAoGravarAuditoriaNaoInterrompeAOperacao</w:t>
             </w:r>
           </w:p>
         </w:tc>
@@ -4300,19 +5049,19 @@
           </w:tcPr>
           <w:p>
             <w:r>
-              <w:t>VA-04</w:t>
-            </w:r>
-          </w:p>
-        </w:tc>
-      </w:tr>
-      <w:tr>
-        <w:tc>
-          <w:tcPr>
-            <w:tcW w:w="2104" w:type="dxa"/>
-          </w:tcPr>
-          <w:p>
-            <w:r>
-              <w:t>RQ-05 Cadastro de produtos, clientes e funcionários</w:t>
+              <w:t>VA-10</w:t>
+            </w:r>
+          </w:p>
+        </w:tc>
+      </w:tr>
+      <w:tr>
+        <w:tc>
+          <w:tcPr>
+            <w:tcW w:w="2168" w:type="dxa"/>
+          </w:tcPr>
+          <w:p>
+            <w:r>
+              <w:t>RQ-12 Auditoria só para Administrador</w:t>
             </w:r>
           </w:p>
         </w:tc>
@@ -4324,11 +5073,14 @@
         </w:tc>
         <w:tc>
           <w:tcPr>
-            <w:tcW w:w="4920" w:type="dxa"/>
-          </w:tcPr>
-          <w:p>
-            <w:r>
-              <w:t>atualizarRecusaCpfDeOutroFuncionario, atualizarAceitaManterOProprioCpfETrocaASenha, vendaDaBaixaNoEstoqueRecusaFaltaEDevolveAoExcluir (cadastros de apoio)</w:t>
+            <w:tcW w:w="4856" w:type="dxa"/>
+          </w:tcPr>
+          <w:p>
+            <w:r>
+              <w:t>auditoriaSoPodeSerConsultadaP</w:t>
+            </w:r>
+            <w:r>
+              <w:t>orAdministrador, somenteAdministradorConsultaAAuditoria</w:t>
             </w:r>
           </w:p>
         </w:tc>
@@ -4338,22 +5090,19 @@
           </w:tcPr>
           <w:p>
             <w:r>
-              <w:t>VA-04</w:t>
-            </w:r>
-          </w:p>
-        </w:tc>
-      </w:tr>
-      <w:tr>
-        <w:tc>
-          <w:tcPr>
-            <w:tcW w:w="2104" w:type="dxa"/>
-          </w:tcPr>
-          <w:p>
-            <w:r>
-              <w:t>RQ-06 Venda calcu</w:t>
-            </w:r>
-            <w:r>
-              <w:t>la total e baixa o estoque</w:t>
+              <w:t>VA-11</w:t>
+            </w:r>
+          </w:p>
+        </w:tc>
+      </w:tr>
+      <w:tr>
+        <w:tc>
+          <w:tcPr>
+            <w:tcW w:w="2168" w:type="dxa"/>
+          </w:tcPr>
+          <w:p>
+            <w:r>
+              <w:t>RQ-13 Documentação da API publicada</w:t>
             </w:r>
           </w:p>
         </w:tc>
@@ -4365,11 +5114,11 @@
         </w:tc>
         <w:tc>
           <w:tcPr>
-            <w:tcW w:w="4920" w:type="dxa"/>
-          </w:tcPr>
-          <w:p>
-            <w:r>
-              <w:t>salvarCalculaTotalEDaBaixaNoEstoque, salvarSomaQuantidadesDoMesmoProduto, salvarPermiteVenderExatamenteTodoOEstoque</w:t>
+            <w:tcW w:w="4856" w:type="dxa"/>
+          </w:tcPr>
+          <w:p>
+            <w:r>
+              <w:t>documentacaoDaApiEPublicaEDescreveOLogin</w:t>
             </w:r>
           </w:p>
         </w:tc>
@@ -4379,19 +5128,22 @@
           </w:tcPr>
           <w:p>
             <w:r>
-              <w:t>VA-05</w:t>
-            </w:r>
-          </w:p>
-        </w:tc>
-      </w:tr>
-      <w:tr>
-        <w:tc>
-          <w:tcPr>
-            <w:tcW w:w="2104" w:type="dxa"/>
-          </w:tcPr>
-          <w:p>
-            <w:r>
-              <w:t>RQ-07 Venda sem estoque é recusada</w:t>
+              <w:t>Swagger aberto em homologação e produção</w:t>
+            </w:r>
+          </w:p>
+        </w:tc>
+      </w:tr>
+      <w:tr>
+        <w:tc>
+          <w:tcPr>
+            <w:tcW w:w="2168" w:type="dxa"/>
+          </w:tcPr>
+          <w:p>
+            <w:r>
+              <w:t>RQ-14 Apenas os fronts autorizados (web e mobile) chamam a API pelo naveg</w:t>
+            </w:r>
+            <w:r>
+              <w:t>ador (CORS)</w:t>
             </w:r>
           </w:p>
         </w:tc>
@@ -4403,14 +5155,11 @@
         </w:tc>
         <w:tc>
           <w:tcPr>
-            <w:tcW w:w="4920" w:type="dxa"/>
-          </w:tcPr>
-          <w:p>
-            <w:r>
-              <w:t>salvarRecusaVendaAcimaDoEstoque, vendaDaBaixaNoEstoqueRecusaFaltaEDev</w:t>
-            </w:r>
-            <w:r>
-              <w:t>olveAoExcluir</w:t>
+            <w:tcW w:w="4856" w:type="dxa"/>
+          </w:tcPr>
+          <w:p>
+            <w:r>
+              <w:t>navegadorDeOrigemAutorizadaPodeChamarAApi, navegadorDeOrigemDesconhecidaEBloqueado</w:t>
             </w:r>
           </w:p>
         </w:tc>
@@ -4420,19 +5169,19 @@
           </w:tcPr>
           <w:p>
             <w:r>
-              <w:t>VA-06</w:t>
-            </w:r>
-          </w:p>
-        </w:tc>
-      </w:tr>
-      <w:tr>
-        <w:tc>
-          <w:tcPr>
-            <w:tcW w:w="2104" w:type="dxa"/>
-          </w:tcPr>
-          <w:p>
-            <w:r>
-              <w:t>RQ-08 Excluir ou alterar venda devolve o estoque</w:t>
+              <w:t>VA-01 no web e no mobile publicados</w:t>
+            </w:r>
+          </w:p>
+        </w:tc>
+      </w:tr>
+      <w:tr>
+        <w:tc>
+          <w:tcPr>
+            <w:tcW w:w="2168" w:type="dxa"/>
+          </w:tcPr>
+          <w:p>
+            <w:r>
+              <w:t>RQ-15 Monitoramento da disponibilidade</w:t>
             </w:r>
           </w:p>
         </w:tc>
@@ -4444,11 +5193,11 @@
         </w:tc>
         <w:tc>
           <w:tcPr>
-            <w:tcW w:w="4920" w:type="dxa"/>
-          </w:tcPr>
-          <w:p>
-            <w:r>
-              <w:t>deletarDevolveOsProdutosAoEstoque, atualizarDevolveOEstoqueAntigoAntesDeBaixarONovo</w:t>
+            <w:tcW w:w="4856" w:type="dxa"/>
+          </w:tcPr>
+          <w:p>
+            <w:r>
+              <w:t>verificacaoDeSaudeEPublica</w:t>
             </w:r>
           </w:p>
         </w:tc>
@@ -4458,19 +5207,19 @@
           </w:tcPr>
           <w:p>
             <w:r>
-              <w:t>VA-07</w:t>
-            </w:r>
-          </w:p>
-        </w:tc>
-      </w:tr>
-      <w:tr>
-        <w:tc>
-          <w:tcPr>
-            <w:tcW w:w="2104" w:type="dxa"/>
-          </w:tcPr>
-          <w:p>
-            <w:r>
-              <w:t>RQ-09 Assistente de IA responde sobre o estoque</w:t>
+              <w:t>VA-13</w:t>
+            </w:r>
+          </w:p>
+        </w:tc>
+      </w:tr>
+      <w:tr>
+        <w:tc>
+          <w:tcPr>
+            <w:tcW w:w="2168" w:type="dxa"/>
+          </w:tcPr>
+          <w:p>
+            <w:r>
+              <w:t>RQ-16 Instalação do desktop e acesso ao mobile publicado</w:t>
             </w:r>
           </w:p>
         </w:tc>
@@ -4482,11 +5231,11 @@
         </w:tc>
         <w:tc>
           <w:tcPr>
-            <w:tcW w:w="4920" w:type="dxa"/>
-          </w:tcPr>
-          <w:p>
-            <w:r>
-              <w:t>assistenteRespondeUsandoOEstoqueDoBanco, enviaParaAIAOEstoqueAtualJuntoComAPergunta, enviaChaveModeloEMensagensEDevolveOTextoDaResposta, perguntaVaziaEInvalida</w:t>
+            <w:tcW w:w="4856" w:type="dxa"/>
+          </w:tcPr>
+          <w:p>
+            <w:r>
+              <w:t>—</w:t>
             </w:r>
           </w:p>
         </w:tc>
@@ -4496,19 +5245,19 @@
           </w:tcPr>
           <w:p>
             <w:r>
-              <w:t>VA-08</w:t>
-            </w:r>
-          </w:p>
-        </w:tc>
-      </w:tr>
-      <w:tr>
-        <w:tc>
-          <w:tcPr>
-            <w:tcW w:w="2104" w:type="dxa"/>
-          </w:tcPr>
-          <w:p>
-            <w:r>
-              <w:t>RQ-10 IA indisponível não derruba o sistema</w:t>
+              <w:t>VA-12</w:t>
+            </w:r>
+          </w:p>
+        </w:tc>
+      </w:tr>
+      <w:tr>
+        <w:tc>
+          <w:tcPr>
+            <w:tcW w:w="2168" w:type="dxa"/>
+          </w:tcPr>
+          <w:p>
+            <w:r>
+              <w:t>RQ-17 Resumo de vendas do mês</w:t>
             </w:r>
           </w:p>
         </w:tc>
@@ -4520,288 +5269,7 @@
         </w:tc>
         <w:tc>
           <w:tcPr>
-            <w:tcW w:w="4920" w:type="dxa"/>
-          </w:tcPr>
-          <w:p>
-            <w:r>
-              <w:t>semChaveNaoChamaAMistral, limiteDoPlanoGratu</w:t>
-            </w:r>
-            <w:r>
-              <w:t>itoViraAssistenteIndisponivel, respostaSemTextoViraAssistenteIndisponivel</w:t>
-            </w:r>
-          </w:p>
-        </w:tc>
-        <w:tc>
-          <w:tcPr>
-            <w:tcW w:w="1616" w:type="dxa"/>
-          </w:tcPr>
-          <w:p>
-            <w:r>
-              <w:t>—</w:t>
-            </w:r>
-          </w:p>
-        </w:tc>
-      </w:tr>
-      <w:tr>
-        <w:tc>
-          <w:tcPr>
-            <w:tcW w:w="2104" w:type="dxa"/>
-          </w:tcPr>
-          <w:p>
-            <w:r>
-              <w:t>RQ-11 Auditoria das operações</w:t>
-            </w:r>
-          </w:p>
-        </w:tc>
-        <w:tc>
-          <w:tcPr>
-            <w:tcW w:w="720" w:type="dxa"/>
-          </w:tcPr>
-          <w:p/>
-        </w:tc>
-        <w:tc>
-          <w:tcPr>
-            <w:tcW w:w="4920" w:type="dxa"/>
-          </w:tcPr>
-          <w:p>
-            <w:r>
-              <w:t>alteracoesFicamRegistradasNaAuditoriaEConsultasNao, loginsFicamNaAuditoriaSemSenhaEComCpfMascarado, classificaAAcaoPeloMetodoEPelaRota, falhaAoGrava</w:t>
-            </w:r>
-            <w:r>
-              <w:t>rAuditoriaNaoInterrompeAOperacao</w:t>
-            </w:r>
-          </w:p>
-        </w:tc>
-        <w:tc>
-          <w:tcPr>
-            <w:tcW w:w="1616" w:type="dxa"/>
-          </w:tcPr>
-          <w:p>
-            <w:r>
-              <w:t>VA-10</w:t>
-            </w:r>
-          </w:p>
-        </w:tc>
-      </w:tr>
-      <w:tr>
-        <w:tc>
-          <w:tcPr>
-            <w:tcW w:w="2104" w:type="dxa"/>
-          </w:tcPr>
-          <w:p>
-            <w:r>
-              <w:t>RQ-12 Auditoria só para Administrador</w:t>
-            </w:r>
-          </w:p>
-        </w:tc>
-        <w:tc>
-          <w:tcPr>
-            <w:tcW w:w="720" w:type="dxa"/>
-          </w:tcPr>
-          <w:p/>
-        </w:tc>
-        <w:tc>
-          <w:tcPr>
-            <w:tcW w:w="4920" w:type="dxa"/>
-          </w:tcPr>
-          <w:p>
-            <w:r>
-              <w:t>auditoriaSoPodeSerConsultadaPorAdministrador, somenteAdministradorConsultaAAuditoria</w:t>
-            </w:r>
-          </w:p>
-        </w:tc>
-        <w:tc>
-          <w:tcPr>
-            <w:tcW w:w="1616" w:type="dxa"/>
-          </w:tcPr>
-          <w:p>
-            <w:r>
-              <w:t>VA-11</w:t>
-            </w:r>
-          </w:p>
-        </w:tc>
-      </w:tr>
-      <w:tr>
-        <w:tc>
-          <w:tcPr>
-            <w:tcW w:w="2104" w:type="dxa"/>
-          </w:tcPr>
-          <w:p>
-            <w:r>
-              <w:t xml:space="preserve">RQ-13 Documentação da </w:t>
-            </w:r>
-            <w:r>
-              <w:lastRenderedPageBreak/>
-              <w:t>API publicada</w:t>
-            </w:r>
-          </w:p>
-        </w:tc>
-        <w:tc>
-          <w:tcPr>
-            <w:tcW w:w="720" w:type="dxa"/>
-          </w:tcPr>
-          <w:p/>
-        </w:tc>
-        <w:tc>
-          <w:tcPr>
-            <w:tcW w:w="4920" w:type="dxa"/>
-          </w:tcPr>
-          <w:p>
-            <w:r>
-              <w:t>documentacaoDaApiEPublicaEDescreveOLogin</w:t>
-            </w:r>
-          </w:p>
-        </w:tc>
-        <w:tc>
-          <w:tcPr>
-            <w:tcW w:w="1616" w:type="dxa"/>
-          </w:tcPr>
-          <w:p>
-            <w:r>
-              <w:t xml:space="preserve">Swagger aberto em homologação e </w:t>
-            </w:r>
-            <w:r>
-              <w:lastRenderedPageBreak/>
-              <w:t>produção</w:t>
-            </w:r>
-          </w:p>
-        </w:tc>
-      </w:tr>
-      <w:tr>
-        <w:tc>
-          <w:tcPr>
-            <w:tcW w:w="2104" w:type="dxa"/>
-          </w:tcPr>
-          <w:p>
-            <w:r>
-              <w:lastRenderedPageBreak/>
-              <w:t>RQ-14 Apenas o front autorizado chama a API pelo navegador (CORS)</w:t>
-            </w:r>
-          </w:p>
-        </w:tc>
-        <w:tc>
-          <w:tcPr>
-            <w:tcW w:w="720" w:type="dxa"/>
-          </w:tcPr>
-          <w:p/>
-        </w:tc>
-        <w:tc>
-          <w:tcPr>
-            <w:tcW w:w="4920" w:type="dxa"/>
-          </w:tcPr>
-          <w:p>
-            <w:r>
-              <w:t>navegadorDeOrigemAutorizadaPodeChamarAApi, navegadorDeOrigemDesconhecidaEBloqueado</w:t>
-            </w:r>
-          </w:p>
-        </w:tc>
-        <w:tc>
-          <w:tcPr>
-            <w:tcW w:w="1616" w:type="dxa"/>
-          </w:tcPr>
-          <w:p>
-            <w:r>
-              <w:t>VA-01 no web publicado</w:t>
-            </w:r>
-          </w:p>
-        </w:tc>
-      </w:tr>
-      <w:tr>
-        <w:tc>
-          <w:tcPr>
-            <w:tcW w:w="2104" w:type="dxa"/>
-          </w:tcPr>
-          <w:p>
-            <w:r>
-              <w:t>RQ-15 Monitoramento da disponibilidade</w:t>
-            </w:r>
-          </w:p>
-        </w:tc>
-        <w:tc>
-          <w:tcPr>
-            <w:tcW w:w="720" w:type="dxa"/>
-          </w:tcPr>
-          <w:p/>
-        </w:tc>
-        <w:tc>
-          <w:tcPr>
-            <w:tcW w:w="4920" w:type="dxa"/>
-          </w:tcPr>
-          <w:p>
-            <w:r>
-              <w:t>verificacaoDeSaudeEPublica</w:t>
-            </w:r>
-          </w:p>
-        </w:tc>
-        <w:tc>
-          <w:tcPr>
-            <w:tcW w:w="1616" w:type="dxa"/>
-          </w:tcPr>
-          <w:p>
-            <w:r>
-              <w:t>VA-13</w:t>
-            </w:r>
-          </w:p>
-        </w:tc>
-      </w:tr>
-      <w:tr>
-        <w:tc>
-          <w:tcPr>
-            <w:tcW w:w="2104" w:type="dxa"/>
-          </w:tcPr>
-          <w:p>
-            <w:r>
-              <w:t>RQ-16 Instalação do desktop e do mobile</w:t>
-            </w:r>
-          </w:p>
-        </w:tc>
-        <w:tc>
-          <w:tcPr>
-            <w:tcW w:w="720" w:type="dxa"/>
-          </w:tcPr>
-          <w:p/>
-        </w:tc>
-        <w:tc>
-          <w:tcPr>
-            <w:tcW w:w="4920" w:type="dxa"/>
-          </w:tcPr>
-          <w:p>
-            <w:r>
-              <w:t>—</w:t>
-            </w:r>
-          </w:p>
-        </w:tc>
-        <w:tc>
-          <w:tcPr>
-            <w:tcW w:w="1616" w:type="dxa"/>
-          </w:tcPr>
-          <w:p>
-            <w:r>
-              <w:t>VA-12</w:t>
-            </w:r>
-          </w:p>
-        </w:tc>
-      </w:tr>
-      <w:tr>
-        <w:tc>
-          <w:tcPr>
-            <w:tcW w:w="2104" w:type="dxa"/>
-          </w:tcPr>
-          <w:p>
-            <w:r>
-              <w:t>RQ-17 Resumo de vendas do mês</w:t>
-            </w:r>
-          </w:p>
-        </w:tc>
-        <w:tc>
-          <w:tcPr>
-            <w:tcW w:w="720" w:type="dxa"/>
-          </w:tcPr>
-          <w:p/>
-        </w:tc>
-        <w:tc>
-          <w:tcPr>
-            <w:tcW w:w="4920" w:type="dxa"/>
+            <w:tcW w:w="4856" w:type="dxa"/>
           </w:tcPr>
           <w:p>
             <w:r>
@@ -4825,6 +5293,211 @@
           <w:p>
             <w:r>
               <w:t>VA-09</w:t>
+            </w:r>
+          </w:p>
+        </w:tc>
+      </w:tr>
+      <w:tr>
+        <w:tc>
+          <w:tcPr>
+            <w:tcW w:w="2168" w:type="dxa"/>
+          </w:tcPr>
+          <w:p>
+            <w:r>
+              <w:t>RQ-18 Venda não pode ter data no futuro</w:t>
+            </w:r>
+          </w:p>
+        </w:tc>
+        <w:tc>
+          <w:tcPr>
+            <w:tcW w:w="720" w:type="dxa"/>
+          </w:tcPr>
+          <w:p/>
+        </w:tc>
+        <w:tc>
+          <w:tcPr>
+            <w:tcW w:w="4856" w:type="dxa"/>
+          </w:tcPr>
+          <w:p>
+            <w:r>
+              <w:t>salvarRecusaVendaComDataNoFuturo, vendaComDataNoFuturo</w:t>
+            </w:r>
+            <w:r>
+              <w:t>ERecusada</w:t>
+            </w:r>
+          </w:p>
+        </w:tc>
+        <w:tc>
+          <w:tcPr>
+            <w:tcW w:w="1616" w:type="dxa"/>
+          </w:tcPr>
+          <w:p>
+            <w:r>
+              <w:t>—</w:t>
+            </w:r>
+          </w:p>
+        </w:tc>
+      </w:tr>
+      <w:tr>
+        <w:tc>
+          <w:tcPr>
+            <w:tcW w:w="2168" w:type="dxa"/>
+          </w:tcPr>
+          <w:p>
+            <w:r>
+              <w:t>RQ-19 Cliente, funcionário ou produto com vendas não pode ser excluído</w:t>
+            </w:r>
+          </w:p>
+        </w:tc>
+        <w:tc>
+          <w:tcPr>
+            <w:tcW w:w="720" w:type="dxa"/>
+          </w:tcPr>
+          <w:p/>
+        </w:tc>
+        <w:tc>
+          <w:tcPr>
+            <w:tcW w:w="4856" w:type="dxa"/>
+          </w:tcPr>
+          <w:p>
+            <w:r>
+              <w:t>cadastrosComVendasNaoPodemSerExcluidos, deletarRecusaClienteComVendas, deletarRecusaProdutoQueApareceEmVendas, deletarRecusaFuncionarioComVendas</w:t>
+            </w:r>
+          </w:p>
+        </w:tc>
+        <w:tc>
+          <w:tcPr>
+            <w:tcW w:w="1616" w:type="dxa"/>
+          </w:tcPr>
+          <w:p>
+            <w:r>
+              <w:t>VA-15</w:t>
+            </w:r>
+          </w:p>
+        </w:tc>
+      </w:tr>
+      <w:tr>
+        <w:tc>
+          <w:tcPr>
+            <w:tcW w:w="2168" w:type="dxa"/>
+          </w:tcPr>
+          <w:p>
+            <w:r>
+              <w:t xml:space="preserve">RQ-20 Erros com status correto e mensagem clara, sem </w:t>
+            </w:r>
+            <w:r>
+              <w:lastRenderedPageBreak/>
+              <w:t>detalhe técnico</w:t>
+            </w:r>
+          </w:p>
+        </w:tc>
+        <w:tc>
+          <w:tcPr>
+            <w:tcW w:w="720" w:type="dxa"/>
+          </w:tcPr>
+          <w:p/>
+        </w:tc>
+        <w:tc>
+          <w:tcPr>
+            <w:tcW w:w="4856" w:type="dxa"/>
+          </w:tcPr>
+          <w:p>
+            <w:r>
+              <w:t>excluirRegistroInexistenteDevolve404, requisicaoMalFormadaDevolve400, restricaoDoBancoViraConflitoSemMensagemTecnic</w:t>
+            </w:r>
+            <w:r>
+              <w:lastRenderedPageBreak/>
+              <w:t>a, erroInesperadoViraErroInternoSemDetalhes</w:t>
+            </w:r>
+          </w:p>
+        </w:tc>
+        <w:tc>
+          <w:tcPr>
+            <w:tcW w:w="1616" w:type="dxa"/>
+          </w:tcPr>
+          <w:p>
+            <w:r>
+              <w:lastRenderedPageBreak/>
+              <w:t>VA-15</w:t>
+            </w:r>
+          </w:p>
+        </w:tc>
+      </w:tr>
+      <w:tr>
+        <w:tc>
+          <w:tcPr>
+            <w:tcW w:w="2168" w:type="dxa"/>
+          </w:tcPr>
+          <w:p>
+            <w:r>
+              <w:t>RQ-21 Cargo escolhid</w:t>
+            </w:r>
+            <w:r>
+              <w:t>o em lista fixa</w:t>
+            </w:r>
+          </w:p>
+        </w:tc>
+        <w:tc>
+          <w:tcPr>
+            <w:tcW w:w="720" w:type="dxa"/>
+          </w:tcPr>
+          <w:p/>
+        </w:tc>
+        <w:tc>
+          <w:tcPr>
+            <w:tcW w:w="4856" w:type="dxa"/>
+          </w:tcPr>
+          <w:p>
+            <w:r>
+              <w:t>— (regra das interfaces)</w:t>
+            </w:r>
+          </w:p>
+        </w:tc>
+        <w:tc>
+          <w:tcPr>
+            <w:tcW w:w="1616" w:type="dxa"/>
+          </w:tcPr>
+          <w:p>
+            <w:r>
+              <w:t>VA-16</w:t>
+            </w:r>
+          </w:p>
+        </w:tc>
+      </w:tr>
+      <w:tr>
+        <w:tc>
+          <w:tcPr>
+            <w:tcW w:w="2168" w:type="dxa"/>
+          </w:tcPr>
+          <w:p>
+            <w:r>
+              <w:t>RQ-22 Backup diário do banco</w:t>
+            </w:r>
+          </w:p>
+        </w:tc>
+        <w:tc>
+          <w:tcPr>
+            <w:tcW w:w="720" w:type="dxa"/>
+          </w:tcPr>
+          <w:p/>
+        </w:tc>
+        <w:tc>
+          <w:tcPr>
+            <w:tcW w:w="4856" w:type="dxa"/>
+          </w:tcPr>
+          <w:p>
+            <w:r>
+              <w:t>—</w:t>
+            </w:r>
+          </w:p>
+        </w:tc>
+        <w:tc>
+          <w:tcPr>
+            <w:tcW w:w="1616" w:type="dxa"/>
+          </w:tcPr>
+          <w:p>
+            <w:r>
+              <w:t>Evidência na seção 13</w:t>
             </w:r>
           </w:p>
         </w:tc>
@@ -4849,7 +5522,10 @@
         <w:t>defeito</w:t>
       </w:r>
       <w:r>
-        <w:t xml:space="preserve"> e uma severidade. A correção entra por PR e só é fechada depois do reteste.</w:t>
+        <w:t xml:space="preserve"> e uma severidade. A correção entra po</w:t>
+      </w:r>
+      <w:r>
+        <w:t>r PR e só é fechada depois do reteste.</w:t>
       </w:r>
     </w:p>
     <w:p>
@@ -5023,10 +5699,7 @@
           </w:tcPr>
           <w:p>
             <w:r>
-              <w:t>Funcionalidade com co</w:t>
-            </w:r>
-            <w:r>
-              <w:t>ntorno possível</w:t>
+              <w:t>Funcionalidade com contorno possível</w:t>
             </w:r>
           </w:p>
         </w:tc>
@@ -5144,7 +5817,10 @@
         <w:t>fix/...</w:t>
       </w:r>
       <w:r>
-        <w:t xml:space="preserve"> e, quando possível, primeiro um teste automático que reproduz o defeito.</w:t>
+        <w:t xml:space="preserve"> e, quando poss</w:t>
+      </w:r>
+      <w:r>
+        <w:t>ível, primeiro um teste automático que reproduz o defeito.</w:t>
       </w:r>
     </w:p>
     <w:p>
@@ -5162,10 +5838,7 @@
         <w:t>Em revisão:</w:t>
       </w:r>
       <w:r>
-        <w:t xml:space="preserve"> PR abe</w:t>
-      </w:r>
-      <w:r>
-        <w:t>rto com referência à issue (</w:t>
+        <w:t xml:space="preserve"> PR aberto com referência à issue (</w:t>
       </w:r>
       <w:r>
         <w:rPr>
@@ -5210,16 +5883,15 @@
         <w:t>Fechada:</w:t>
       </w:r>
       <w:r>
-        <w:t xml:space="preserve"> reteste aprovado. Se falhar, a issue volta para "Em correção".</w:t>
+        <w:t xml:space="preserve"> reteste aprovado. Se f</w:t>
+      </w:r>
+      <w:r>
+        <w:t>alhar, a issue volta para "Em correção".</w:t>
       </w:r>
     </w:p>
     <w:p>
       <w:r>
-        <w:lastRenderedPageBreak/>
-        <w:t>O teste criado para reproduzir o def</w:t>
-      </w:r>
-      <w:r>
-        <w:t>eito fica na suíte, para que o mesmo erro não volte (teste de regressão).</w:t>
+        <w:t>O teste criado para reproduzir o defeito fica na suíte, para que o mesmo erro não volte (teste de regressão).</w:t>
       </w:r>
     </w:p>
     <w:p>
@@ -5232,7 +5904,10 @@
     </w:p>
     <w:p>
       <w:r>
-        <w:t>Cada desenvolvedor testa o que constrói, e quem aprova uma mudança nunca é o próprio autor.</w:t>
+        <w:t>Cada desenvolvedor testa o que constrói, e quem aprova uma mud</w:t>
+      </w:r>
+      <w:r>
+        <w:t>ança nunca é o próprio autor.</w:t>
       </w:r>
     </w:p>
     <w:tbl>
@@ -5280,6 +5955,7 @@
           </w:tcPr>
           <w:p>
             <w:r>
+              <w:lastRenderedPageBreak/>
               <w:t>Responsável pela API e pela qualidade</w:t>
             </w:r>
           </w:p>
@@ -5312,10 +5988,7 @@
           </w:tcPr>
           <w:p>
             <w:r>
-              <w:t>Seguem o contrato do Swagger; executam o roteiro de aceitação na sua interface; corrigem os defe</w:t>
-            </w:r>
-            <w:r>
-              <w:t>itos do seu front</w:t>
+              <w:t>Seguem o contrato do Swagger; executam o roteiro de aceitação na sua interface; corrigem os defeitos do seu front</w:t>
             </w:r>
           </w:p>
         </w:tc>
@@ -5359,7 +6032,10 @@
           </w:tcPr>
           <w:p>
             <w:r>
-              <w:t xml:space="preserve">Integrante que confere o roteiro em homologação e aprova o deploy no ambiente </w:t>
+              <w:t>Integrante que confere o roteiro em</w:t>
+            </w:r>
+            <w:r>
+              <w:t xml:space="preserve"> homologação e aprova o deploy no ambiente </w:t>
             </w:r>
             <w:r>
               <w:rPr>
@@ -5387,9 +6063,9 @@
         <w:tblLook w:val="0420" w:firstRow="1" w:lastRow="0" w:firstColumn="0" w:lastColumn="0" w:noHBand="0" w:noVBand="1"/>
       </w:tblPr>
       <w:tblGrid>
-        <w:gridCol w:w="4806"/>
+        <w:gridCol w:w="4920"/>
         <w:gridCol w:w="3012"/>
-        <w:gridCol w:w="1542"/>
+        <w:gridCol w:w="1428"/>
       </w:tblGrid>
       <w:tr>
         <w:trPr>
@@ -5397,7 +6073,7 @@
         </w:trPr>
         <w:tc>
           <w:tcPr>
-            <w:tcW w:w="4806" w:type="dxa"/>
+            <w:tcW w:w="4920" w:type="dxa"/>
             <w:shd w:val="clear" w:color="auto" w:fill="F2F2F2"/>
           </w:tcPr>
           <w:p>
@@ -5419,7 +6095,7 @@
         </w:tc>
         <w:tc>
           <w:tcPr>
-            <w:tcW w:w="1542" w:type="dxa"/>
+            <w:tcW w:w="1428" w:type="dxa"/>
             <w:shd w:val="clear" w:color="auto" w:fill="F2F2F2"/>
           </w:tcPr>
           <w:p>
@@ -5432,7 +6108,7 @@
       <w:tr>
         <w:tc>
           <w:tcPr>
-            <w:tcW w:w="4806" w:type="dxa"/>
+            <w:tcW w:w="4920" w:type="dxa"/>
           </w:tcPr>
           <w:p>
             <w:r>
@@ -5452,7 +6128,7 @@
         </w:tc>
         <w:tc>
           <w:tcPr>
-            <w:tcW w:w="1542" w:type="dxa"/>
+            <w:tcW w:w="1428" w:type="dxa"/>
           </w:tcPr>
           <w:p>
             <w:r>
@@ -5464,7 +6140,7 @@
       <w:tr>
         <w:tc>
           <w:tcPr>
-            <w:tcW w:w="4806" w:type="dxa"/>
+            <w:tcW w:w="4920" w:type="dxa"/>
           </w:tcPr>
           <w:p>
             <w:r>
@@ -5484,7 +6160,7 @@
         </w:tc>
         <w:tc>
           <w:tcPr>
-            <w:tcW w:w="1542" w:type="dxa"/>
+            <w:tcW w:w="1428" w:type="dxa"/>
           </w:tcPr>
           <w:p>
             <w:r>
@@ -5496,7 +6172,7 @@
       <w:tr>
         <w:tc>
           <w:tcPr>
-            <w:tcW w:w="4806" w:type="dxa"/>
+            <w:tcW w:w="4920" w:type="dxa"/>
           </w:tcPr>
           <w:p>
             <w:r>
@@ -5516,7 +6192,7 @@
         </w:tc>
         <w:tc>
           <w:tcPr>
-            <w:tcW w:w="1542" w:type="dxa"/>
+            <w:tcW w:w="1428" w:type="dxa"/>
           </w:tcPr>
           <w:p>
             <w:r>
@@ -5528,14 +6204,11 @@
       <w:tr>
         <w:tc>
           <w:tcPr>
-            <w:tcW w:w="4806" w:type="dxa"/>
-          </w:tcPr>
-          <w:p>
-            <w:r>
-              <w:t>Front web com as telas do desktop</w:t>
-            </w:r>
-            <w:r>
-              <w:t>, Assistente e Auditoria</w:t>
+            <w:tcW w:w="4920" w:type="dxa"/>
+          </w:tcPr>
+          <w:p>
+            <w:r>
+              <w:t>Front web com as telas do desktop, Assistente e Auditoria</w:t>
             </w:r>
           </w:p>
         </w:tc>
@@ -5551,7 +6224,7 @@
         </w:tc>
         <w:tc>
           <w:tcPr>
-            <w:tcW w:w="1542" w:type="dxa"/>
+            <w:tcW w:w="1428" w:type="dxa"/>
           </w:tcPr>
           <w:p>
             <w:r>
@@ -5563,7 +6236,7 @@
       <w:tr>
         <w:tc>
           <w:tcPr>
-            <w:tcW w:w="4806" w:type="dxa"/>
+            <w:tcW w:w="4920" w:type="dxa"/>
           </w:tcPr>
           <w:p>
             <w:r>
@@ -5583,7 +6256,7 @@
         </w:tc>
         <w:tc>
           <w:tcPr>
-            <w:tcW w:w="1542" w:type="dxa"/>
+            <w:tcW w:w="1428" w:type="dxa"/>
           </w:tcPr>
           <w:p>
             <w:r>
@@ -5595,7 +6268,7 @@
       <w:tr>
         <w:tc>
           <w:tcPr>
-            <w:tcW w:w="4806" w:type="dxa"/>
+            <w:tcW w:w="4920" w:type="dxa"/>
           </w:tcPr>
           <w:p>
             <w:r>
@@ -5609,29 +6282,29 @@
           </w:tcPr>
           <w:p>
             <w:r>
-              <w:t>Até 27/10/2026</w:t>
-            </w:r>
-          </w:p>
-        </w:tc>
-        <w:tc>
-          <w:tcPr>
-            <w:tcW w:w="1542" w:type="dxa"/>
-          </w:tcPr>
-          <w:p>
-            <w:r>
-              <w:t>Configurado; primeira execução pendente</w:t>
-            </w:r>
-          </w:p>
-        </w:tc>
-      </w:tr>
-      <w:tr>
-        <w:tc>
-          <w:tcPr>
-            <w:tcW w:w="4806" w:type="dxa"/>
-          </w:tcPr>
-          <w:p>
-            <w:r>
-              <w:t>APK do mobile apontando para homologação e produção</w:t>
+              <w:t>25 a 29/10/2026</w:t>
+            </w:r>
+          </w:p>
+        </w:tc>
+        <w:tc>
+          <w:tcPr>
+            <w:tcW w:w="1428" w:type="dxa"/>
+          </w:tcPr>
+          <w:p>
+            <w:r>
+              <w:t>Concluído (v1.3.x)</w:t>
+            </w:r>
+          </w:p>
+        </w:tc>
+      </w:tr>
+      <w:tr>
+        <w:tc>
+          <w:tcPr>
+            <w:tcW w:w="4920" w:type="dxa"/>
+          </w:tcPr>
+          <w:p>
+            <w:r>
+              <w:t>Desktop com o mesmo visual e telas do web, incluindo Auditoria, e testes de ponta a ponta contra a homologação</w:t>
             </w:r>
           </w:p>
         </w:tc>
@@ -5641,13 +6314,248 @@
           </w:tcPr>
           <w:p>
             <w:r>
-              <w:t>Até 28/10/2026</w:t>
-            </w:r>
-          </w:p>
-        </w:tc>
-        <w:tc>
-          <w:tcPr>
-            <w:tcW w:w="1542" w:type="dxa"/>
+              <w:t>29/10/2026</w:t>
+            </w:r>
+          </w:p>
+        </w:tc>
+        <w:tc>
+          <w:tcPr>
+            <w:tcW w:w="1428" w:type="dxa"/>
+          </w:tcPr>
+          <w:p>
+            <w:r>
+              <w:t>Concluído</w:t>
+            </w:r>
+          </w:p>
+        </w:tc>
+      </w:tr>
+      <w:tr>
+        <w:tc>
+          <w:tcPr>
+            <w:tcW w:w="4920" w:type="dxa"/>
+          </w:tcPr>
+          <w:p>
+            <w:r>
+              <w:t>Correção dos defeito</w:t>
+            </w:r>
+            <w:r>
+              <w:t>s da API encontrados pelos testes do desktop (CPF, cliente repetido, data futura, códigos de erro)</w:t>
+            </w:r>
+          </w:p>
+        </w:tc>
+        <w:tc>
+          <w:tcPr>
+            <w:tcW w:w="3012" w:type="dxa"/>
+          </w:tcPr>
+          <w:p>
+            <w:r>
+              <w:t>29/10/2026</w:t>
+            </w:r>
+          </w:p>
+        </w:tc>
+        <w:tc>
+          <w:tcPr>
+            <w:tcW w:w="1428" w:type="dxa"/>
+          </w:tcPr>
+          <w:p>
+            <w:r>
+              <w:t>Concluído, com testes de regressão</w:t>
+            </w:r>
+          </w:p>
+        </w:tc>
+      </w:tr>
+      <w:tr>
+        <w:tc>
+          <w:tcPr>
+            <w:tcW w:w="4920" w:type="dxa"/>
+          </w:tcPr>
+          <w:p>
+            <w:r>
+              <w:t>Backup automático do banco</w:t>
+            </w:r>
+          </w:p>
+        </w:tc>
+        <w:tc>
+          <w:tcPr>
+            <w:tcW w:w="3012" w:type="dxa"/>
+          </w:tcPr>
+          <w:p>
+            <w:r>
+              <w:t>29/10/2026</w:t>
+            </w:r>
+          </w:p>
+        </w:tc>
+        <w:tc>
+          <w:tcPr>
+            <w:tcW w:w="1428" w:type="dxa"/>
+          </w:tcPr>
+          <w:p>
+            <w:r>
+              <w:t>Concluído</w:t>
+            </w:r>
+          </w:p>
+        </w:tc>
+      </w:tr>
+      <w:tr>
+        <w:tc>
+          <w:tcPr>
+            <w:tcW w:w="4920" w:type="dxa"/>
+          </w:tcPr>
+          <w:p>
+            <w:r>
+              <w:t>Cargo em lista fixa nas três interfaces</w:t>
+            </w:r>
+          </w:p>
+        </w:tc>
+        <w:tc>
+          <w:tcPr>
+            <w:tcW w:w="3012" w:type="dxa"/>
+          </w:tcPr>
+          <w:p>
+            <w:r>
+              <w:t>29/10/2026</w:t>
+            </w:r>
+          </w:p>
+        </w:tc>
+        <w:tc>
+          <w:tcPr>
+            <w:tcW w:w="1428" w:type="dxa"/>
+          </w:tcPr>
+          <w:p>
+            <w:r>
+              <w:t>Concluído</w:t>
+            </w:r>
+          </w:p>
+        </w:tc>
+      </w:tr>
+      <w:tr>
+        <w:tc>
+          <w:tcPr>
+            <w:tcW w:w="4920" w:type="dxa"/>
+          </w:tcPr>
+          <w:p>
+            <w:r>
+              <w:t>Cobertura mínima de 90% e testes adicionais</w:t>
+            </w:r>
+          </w:p>
+        </w:tc>
+        <w:tc>
+          <w:tcPr>
+            <w:tcW w:w="3012" w:type="dxa"/>
+          </w:tcPr>
+          <w:p>
+            <w:r>
+              <w:t>29/10/2026</w:t>
+            </w:r>
+          </w:p>
+        </w:tc>
+        <w:tc>
+          <w:tcPr>
+            <w:tcW w:w="1428" w:type="dxa"/>
+          </w:tcPr>
+          <w:p>
+            <w:r>
+              <w:t>Concluído</w:t>
+            </w:r>
+          </w:p>
+        </w:tc>
+      </w:tr>
+      <w:tr>
+        <w:tc>
+          <w:tcPr>
+            <w:tcW w:w="4920" w:type="dxa"/>
+          </w:tcPr>
+          <w:p>
+            <w:r>
+              <w:t xml:space="preserve">CI/CD do front mobile, com homologação e </w:t>
+            </w:r>
+            <w:r>
+              <w:lastRenderedPageBreak/>
+              <w:t>aprovação para produção (versão web)</w:t>
+            </w:r>
+          </w:p>
+        </w:tc>
+        <w:tc>
+          <w:tcPr>
+            <w:tcW w:w="3012" w:type="dxa"/>
+          </w:tcPr>
+          <w:p>
+            <w:r>
+              <w:lastRenderedPageBreak/>
+              <w:t>30/10/2026</w:t>
+            </w:r>
+          </w:p>
+        </w:tc>
+        <w:tc>
+          <w:tcPr>
+            <w:tcW w:w="1428" w:type="dxa"/>
+          </w:tcPr>
+          <w:p>
+            <w:r>
+              <w:t>Concluído</w:t>
+            </w:r>
+          </w:p>
+        </w:tc>
+      </w:tr>
+      <w:tr>
+        <w:tc>
+          <w:tcPr>
+            <w:tcW w:w="4920" w:type="dxa"/>
+          </w:tcPr>
+          <w:p>
+            <w:r>
+              <w:t>Execução do roteiro de aceitação VA-01 a VA-16 nas três interfaces</w:t>
+            </w:r>
+          </w:p>
+        </w:tc>
+        <w:tc>
+          <w:tcPr>
+            <w:tcW w:w="3012" w:type="dxa"/>
+          </w:tcPr>
+          <w:p>
+            <w:r>
+              <w:t>Até 30/10/2026</w:t>
+            </w:r>
+          </w:p>
+        </w:tc>
+        <w:tc>
+          <w:tcPr>
+            <w:tcW w:w="1428" w:type="dxa"/>
+          </w:tcPr>
+          <w:p>
+            <w:r>
+              <w:t>Pendent</w:t>
+            </w:r>
+            <w:r>
+              <w:t>e</w:t>
+            </w:r>
+          </w:p>
+        </w:tc>
+      </w:tr>
+      <w:tr>
+        <w:tc>
+          <w:tcPr>
+            <w:tcW w:w="4920" w:type="dxa"/>
+          </w:tcPr>
+          <w:p>
+            <w:r>
+              <w:t>Registro dos resultados (seção 13)</w:t>
+            </w:r>
+          </w:p>
+        </w:tc>
+        <w:tc>
+          <w:tcPr>
+            <w:tcW w:w="3012" w:type="dxa"/>
+          </w:tcPr>
+          <w:p>
+            <w:r>
+              <w:t>Após o roteiro</w:t>
+            </w:r>
+          </w:p>
+        </w:tc>
+        <w:tc>
+          <w:tcPr>
+            <w:tcW w:w="1428" w:type="dxa"/>
           </w:tcPr>
           <w:p>
             <w:r>
@@ -5659,11 +6567,11 @@
       <w:tr>
         <w:tc>
           <w:tcPr>
-            <w:tcW w:w="4806" w:type="dxa"/>
-          </w:tcPr>
-          <w:p>
-            <w:r>
-              <w:t>Execução do roteiro de aceitação VA-01 a VA-13 nas três interfaces</w:t>
+            <w:tcW w:w="4920" w:type="dxa"/>
+          </w:tcPr>
+          <w:p>
+            <w:r>
+              <w:t>Apresentação final</w:t>
             </w:r>
           </w:p>
         </w:tc>
@@ -5673,113 +6581,13 @@
           </w:tcPr>
           <w:p>
             <w:r>
-              <w:t>Até 29/10/2026</w:t>
-            </w:r>
-          </w:p>
-        </w:tc>
-        <w:tc>
-          <w:tcPr>
-            <w:tcW w:w="1542" w:type="dxa"/>
-          </w:tcPr>
-          <w:p>
-            <w:r>
-              <w:t>Pendente</w:t>
-            </w:r>
-          </w:p>
-        </w:tc>
-      </w:tr>
-      <w:tr>
-        <w:tc>
-          <w:tcPr>
-            <w:tcW w:w="4806" w:type="dxa"/>
-          </w:tcPr>
-          <w:p>
-            <w:r>
-              <w:lastRenderedPageBreak/>
-              <w:t>Correção e reteste dos defeitos</w:t>
-            </w:r>
-          </w:p>
-        </w:tc>
-        <w:tc>
-          <w:tcPr>
-            <w:tcW w:w="3012" w:type="dxa"/>
-          </w:tcPr>
-          <w:p>
-            <w:r>
-              <w:t>Logo após o roteiro</w:t>
-            </w:r>
-          </w:p>
-        </w:tc>
-        <w:tc>
-          <w:tcPr>
-            <w:tcW w:w="1542" w:type="dxa"/>
-          </w:tcPr>
-          <w:p>
-            <w:r>
-              <w:t>Pendente</w:t>
-            </w:r>
-          </w:p>
-        </w:tc>
-      </w:tr>
-      <w:tr>
-        <w:tc>
-          <w:tcPr>
-            <w:tcW w:w="4806" w:type="dxa"/>
-          </w:tcPr>
-          <w:p>
-            <w:r>
-              <w:t>Registro dos resultados (</w:t>
-            </w:r>
-            <w:r>
-              <w:t>seção 13)</w:t>
-            </w:r>
-          </w:p>
-        </w:tc>
-        <w:tc>
-          <w:tcPr>
-            <w:tcW w:w="3012" w:type="dxa"/>
-          </w:tcPr>
-          <w:p>
-            <w:r>
-              <w:t>Até 29/10/2026</w:t>
-            </w:r>
-          </w:p>
-        </w:tc>
-        <w:tc>
-          <w:tcPr>
-            <w:tcW w:w="1542" w:type="dxa"/>
-          </w:tcPr>
-          <w:p>
-            <w:r>
-              <w:t>Pendente</w:t>
-            </w:r>
-          </w:p>
-        </w:tc>
-      </w:tr>
-      <w:tr>
-        <w:tc>
-          <w:tcPr>
-            <w:tcW w:w="4806" w:type="dxa"/>
-          </w:tcPr>
-          <w:p>
-            <w:r>
-              <w:t>Apresentação final</w:t>
-            </w:r>
-          </w:p>
-        </w:tc>
-        <w:tc>
-          <w:tcPr>
-            <w:tcW w:w="3012" w:type="dxa"/>
-          </w:tcPr>
-          <w:p>
-            <w:r>
               <w:t>30/10/2026</w:t>
             </w:r>
           </w:p>
         </w:tc>
         <w:tc>
           <w:tcPr>
-            <w:tcW w:w="1542" w:type="dxa"/>
+            <w:tcW w:w="1428" w:type="dxa"/>
           </w:tcPr>
           <w:p>
             <w:r>
@@ -5815,8 +6623,8 @@
         <w:tblLook w:val="0420" w:firstRow="1" w:lastRow="0" w:firstColumn="0" w:lastColumn="0" w:noHBand="0" w:noVBand="1"/>
       </w:tblPr>
       <w:tblGrid>
-        <w:gridCol w:w="2641"/>
-        <w:gridCol w:w="1799"/>
+        <w:gridCol w:w="2625"/>
+        <w:gridCol w:w="1815"/>
         <w:gridCol w:w="4920"/>
       </w:tblGrid>
       <w:tr>
@@ -5825,7 +6633,7 @@
         </w:trPr>
         <w:tc>
           <w:tcPr>
-            <w:tcW w:w="2641" w:type="dxa"/>
+            <w:tcW w:w="2625" w:type="dxa"/>
             <w:shd w:val="clear" w:color="auto" w:fill="F2F2F2"/>
           </w:tcPr>
           <w:p>
@@ -5836,7 +6644,7 @@
         </w:tc>
         <w:tc>
           <w:tcPr>
-            <w:tcW w:w="1799" w:type="dxa"/>
+            <w:tcW w:w="1815" w:type="dxa"/>
             <w:shd w:val="clear" w:color="auto" w:fill="F2F2F2"/>
           </w:tcPr>
           <w:p>
@@ -5860,24 +6668,24 @@
       <w:tr>
         <w:tc>
           <w:tcPr>
-            <w:tcW w:w="2641" w:type="dxa"/>
-          </w:tcPr>
-          <w:p>
-            <w:r>
-              <w:t>Fronts sem testes automáticos</w:t>
-            </w:r>
-          </w:p>
-        </w:tc>
-        <w:tc>
-          <w:tcPr>
-            <w:tcW w:w="1799" w:type="dxa"/>
-          </w:tcPr>
-          <w:p>
-            <w:r>
-              <w:t>Defeito de tela</w:t>
-            </w:r>
-            <w:r>
-              <w:t xml:space="preserve"> chega à produção</w:t>
+            <w:tcW w:w="2625" w:type="dxa"/>
+          </w:tcPr>
+          <w:p>
+            <w:r>
+              <w:t>Fronts sem testes automáticos de tela</w:t>
+            </w:r>
+          </w:p>
+        </w:tc>
+        <w:tc>
+          <w:tcPr>
+            <w:tcW w:w="1815" w:type="dxa"/>
+          </w:tcPr>
+          <w:p>
+            <w:r>
+              <w:t>Defeito</w:t>
+            </w:r>
+            <w:r>
+              <w:t xml:space="preserve"> de tela chega à produção</w:t>
             </w:r>
           </w:p>
         </w:tc>
@@ -5887,15 +6695,18 @@
           </w:tcPr>
           <w:p>
             <w:r>
-              <w:t>Roteiro de aceitação obrigatório nas três interfaces; contrato único pelo Swagger; CI do web (lint e build) e do desktop (compilação) barram PR que não compila</w:t>
-            </w:r>
-          </w:p>
-        </w:tc>
-      </w:tr>
-      <w:tr>
-        <w:tc>
-          <w:tcPr>
-            <w:tcW w:w="2641" w:type="dxa"/>
+              <w:t>Roteiro de aceitação obrigatório nas três interfaces; contrato único pelo Swagger; CI do web (lint e build), do desktop (compilação) e do mobile (tipos e build) barram PR que não compila; scripts de ponta a ponta do desktop contra</w:t>
+            </w:r>
+            <w:r>
+              <w:t xml:space="preserve"> a homologação</w:t>
+            </w:r>
+          </w:p>
+        </w:tc>
+      </w:tr>
+      <w:tr>
+        <w:tc>
+          <w:tcPr>
+            <w:tcW w:w="2625" w:type="dxa"/>
           </w:tcPr>
           <w:p>
             <w:r>
@@ -5905,7 +6716,7 @@
         </w:tc>
         <w:tc>
           <w:tcPr>
-            <w:tcW w:w="1799" w:type="dxa"/>
+            <w:tcW w:w="1815" w:type="dxa"/>
           </w:tcPr>
           <w:p>
             <w:r>
@@ -5927,21 +6738,21 @@
       <w:tr>
         <w:tc>
           <w:tcPr>
-            <w:tcW w:w="2641" w:type="dxa"/>
-          </w:tcPr>
-          <w:p>
-            <w:r>
-              <w:t>Mistral fora do ar ou no limite do plano gratuito</w:t>
-            </w:r>
-          </w:p>
-        </w:tc>
-        <w:tc>
-          <w:tcPr>
-            <w:tcW w:w="1799" w:type="dxa"/>
-          </w:tcPr>
-          <w:p>
-            <w:r>
-              <w:t>Assistente não responde</w:t>
+            <w:tcW w:w="2625" w:type="dxa"/>
+          </w:tcPr>
+          <w:p>
+            <w:r>
+              <w:t>Perda ou corrupção dos dados do banco</w:t>
+            </w:r>
+          </w:p>
+        </w:tc>
+        <w:tc>
+          <w:tcPr>
+            <w:tcW w:w="1815" w:type="dxa"/>
+          </w:tcPr>
+          <w:p>
+            <w:r>
+              <w:t>Vendas e cadastros perdidos</w:t>
             </w:r>
           </w:p>
         </w:tc>
@@ -5951,77 +6762,35 @@
           </w:tcPr>
           <w:p>
             <w:r>
-              <w:t>API devolve 503 com mensagem clara; o resto do sistema segue</w:t>
-            </w:r>
-            <w:r>
-              <w:t xml:space="preserve"> funcionando (RQ-10)</w:t>
-            </w:r>
-          </w:p>
-        </w:tc>
-      </w:tr>
-      <w:tr>
-        <w:tc>
-          <w:tcPr>
-            <w:tcW w:w="2641" w:type="dxa"/>
-          </w:tcPr>
-          <w:p>
-            <w:r>
-              <w:t>Crédito do Azure acabar</w:t>
-            </w:r>
-          </w:p>
-        </w:tc>
-        <w:tc>
-          <w:tcPr>
-            <w:tcW w:w="1799" w:type="dxa"/>
-          </w:tcPr>
-          <w:p>
-            <w:r>
-              <w:t>VPS desligada</w:t>
-            </w:r>
-          </w:p>
-        </w:tc>
-        <w:tc>
-          <w:tcPr>
-            <w:tcW w:w="4920" w:type="dxa"/>
-          </w:tcPr>
-          <w:p>
-            <w:r>
-              <w:t>Custo fixo de cerca de US$ 27 por mês; VM parada fora dos períodos de uso; alerta de orçamento</w:t>
-            </w:r>
-          </w:p>
-        </w:tc>
-      </w:tr>
-      <w:tr>
-        <w:tc>
-          <w:tcPr>
-            <w:tcW w:w="2641" w:type="dxa"/>
-          </w:tcPr>
-          <w:p>
-            <w:r>
-              <w:t>VM desligada na hora de um deploy ou da apresentação</w:t>
-            </w:r>
-          </w:p>
-        </w:tc>
-        <w:tc>
-          <w:tcPr>
-            <w:tcW w:w="1799" w:type="dxa"/>
-          </w:tcPr>
-          <w:p>
-            <w:r>
-              <w:t>CD falha; sistema fora do ar</w:t>
-            </w:r>
-          </w:p>
-        </w:tc>
-        <w:tc>
-          <w:tcPr>
-            <w:tcW w:w="4920" w:type="dxa"/>
-          </w:tcPr>
-          <w:p>
-            <w:r>
-              <w:t>Ligar a VM antes d</w:t>
-            </w:r>
-            <w:r>
-              <w:t xml:space="preserve">e merges na </w:t>
+              <w:t xml:space="preserve">Backup diário automático dos dois bancos, guardado 7 dias, com procedimento de restauração no README; cópia para fora da VPS por </w:t>
+            </w:r>
+            <w:r>
+              <w:rPr>
+                <w:rStyle w:val="CodeChar"/>
+              </w:rPr>
+              <w:t>scp</w:t>
+            </w:r>
+          </w:p>
+        </w:tc>
+      </w:tr>
+      <w:tr>
+        <w:tc>
+          <w:tcPr>
+            <w:tcW w:w="2625" w:type="dxa"/>
+          </w:tcPr>
+          <w:p>
+            <w:r>
+              <w:t>Mudança que reduz a cobertura de testes</w:t>
+            </w:r>
+          </w:p>
+        </w:tc>
+        <w:tc>
+          <w:tcPr>
+            <w:tcW w:w="1815" w:type="dxa"/>
+          </w:tcPr>
+          <w:p>
+            <w:r>
+              <w:t xml:space="preserve">Regras sem teste chegam à </w:t>
             </w:r>
             <w:r>
               <w:rPr>
@@ -6029,6 +6798,124 @@
               </w:rPr>
               <w:t>main</w:t>
             </w:r>
+          </w:p>
+        </w:tc>
+        <w:tc>
+          <w:tcPr>
+            <w:tcW w:w="4920" w:type="dxa"/>
+          </w:tcPr>
+          <w:p>
+            <w:r>
+              <w:t>CI barra o PR se a cobertura de linhas ficar abaixo</w:t>
+            </w:r>
+            <w:r>
+              <w:t xml:space="preserve"> de 90%</w:t>
+            </w:r>
+          </w:p>
+        </w:tc>
+      </w:tr>
+      <w:tr>
+        <w:tc>
+          <w:tcPr>
+            <w:tcW w:w="2625" w:type="dxa"/>
+          </w:tcPr>
+          <w:p>
+            <w:r>
+              <w:t>Mistral fora do ar ou no limite do plano gratuito</w:t>
+            </w:r>
+          </w:p>
+        </w:tc>
+        <w:tc>
+          <w:tcPr>
+            <w:tcW w:w="1815" w:type="dxa"/>
+          </w:tcPr>
+          <w:p>
+            <w:r>
+              <w:t>Assistente não responde</w:t>
+            </w:r>
+          </w:p>
+        </w:tc>
+        <w:tc>
+          <w:tcPr>
+            <w:tcW w:w="4920" w:type="dxa"/>
+          </w:tcPr>
+          <w:p>
+            <w:r>
+              <w:t>API devolve 503 com mensagem clara; o resto do sistema segue funcionando (RQ-10)</w:t>
+            </w:r>
+          </w:p>
+        </w:tc>
+      </w:tr>
+      <w:tr>
+        <w:tc>
+          <w:tcPr>
+            <w:tcW w:w="2625" w:type="dxa"/>
+          </w:tcPr>
+          <w:p>
+            <w:r>
+              <w:t>Crédito do Azure acabar</w:t>
+            </w:r>
+          </w:p>
+        </w:tc>
+        <w:tc>
+          <w:tcPr>
+            <w:tcW w:w="1815" w:type="dxa"/>
+          </w:tcPr>
+          <w:p>
+            <w:r>
+              <w:t>VPS desligada</w:t>
+            </w:r>
+          </w:p>
+        </w:tc>
+        <w:tc>
+          <w:tcPr>
+            <w:tcW w:w="4920" w:type="dxa"/>
+          </w:tcPr>
+          <w:p>
+            <w:r>
+              <w:t>Custo fixo de cerca de US$ 27 por mês; VM parada fora</w:t>
+            </w:r>
+            <w:r>
+              <w:t xml:space="preserve"> dos períodos de uso; alerta de orçamento</w:t>
+            </w:r>
+          </w:p>
+        </w:tc>
+      </w:tr>
+      <w:tr>
+        <w:tc>
+          <w:tcPr>
+            <w:tcW w:w="2625" w:type="dxa"/>
+          </w:tcPr>
+          <w:p>
+            <w:r>
+              <w:t>VM desligada na hora de um deploy ou da apresentação</w:t>
+            </w:r>
+          </w:p>
+        </w:tc>
+        <w:tc>
+          <w:tcPr>
+            <w:tcW w:w="1815" w:type="dxa"/>
+          </w:tcPr>
+          <w:p>
+            <w:r>
+              <w:t>CD falha; sistema fora do ar</w:t>
+            </w:r>
+          </w:p>
+        </w:tc>
+        <w:tc>
+          <w:tcPr>
+            <w:tcW w:w="4920" w:type="dxa"/>
+          </w:tcPr>
+          <w:p>
+            <w:r>
+              <w:t xml:space="preserve">Ligar a VM antes de merges na </w:t>
+            </w:r>
+            <w:r>
+              <w:rPr>
+                <w:rStyle w:val="CodeChar"/>
+              </w:rPr>
+              <w:t>main</w:t>
+            </w:r>
             <w:r>
               <w:t xml:space="preserve"> e com antecedência no dia da apresentação; conferir </w:t>
             </w:r>
@@ -6044,20 +6931,28 @@
       <w:tr>
         <w:tc>
           <w:tcPr>
-            <w:tcW w:w="2641" w:type="dxa"/>
-          </w:tcPr>
-          <w:p>
-            <w:r>
-              <w:t>Restrição de regiões e tamanhos da conta de estudante</w:t>
-            </w:r>
-          </w:p>
-        </w:tc>
-        <w:tc>
-          <w:tcPr>
-            <w:tcW w:w="1799" w:type="dxa"/>
-          </w:tcPr>
-          <w:p>
-            <w:r>
+            <w:tcW w:w="2625" w:type="dxa"/>
+          </w:tcPr>
+          <w:p>
+            <w:r>
+              <w:t>Restrição de regiões e tam</w:t>
+            </w:r>
+            <w:r>
+              <w:t xml:space="preserve">anhos da conta de </w:t>
+            </w:r>
+            <w:r>
+              <w:lastRenderedPageBreak/>
+              <w:t>estudante</w:t>
+            </w:r>
+          </w:p>
+        </w:tc>
+        <w:tc>
+          <w:tcPr>
+            <w:tcW w:w="1815" w:type="dxa"/>
+          </w:tcPr>
+          <w:p>
+            <w:r>
+              <w:lastRenderedPageBreak/>
               <w:t>Não conseguir recriar a VM igual</w:t>
             </w:r>
           </w:p>
@@ -6068,15 +6963,13 @@
           </w:tcPr>
           <w:p>
             <w:r>
-              <w:t>Máquina ARM documentada; imagem da API gerada para ARM e x86; toda a infraestrutur</w:t>
-            </w:r>
-            <w:r>
-              <w:t xml:space="preserve">a descrita em </w:t>
+              <w:t xml:space="preserve">Máquina ARM documentada; imagem da API gerada para ARM e x86; toda a infraestrutura descrita em </w:t>
             </w:r>
             <w:r>
               <w:rPr>
                 <w:rStyle w:val="CodeChar"/>
               </w:rPr>
+              <w:lastRenderedPageBreak/>
               <w:t>deploy/</w:t>
             </w:r>
           </w:p>
@@ -6085,17 +6978,18 @@
       <w:tr>
         <w:tc>
           <w:tcPr>
-            <w:tcW w:w="2641" w:type="dxa"/>
-          </w:tcPr>
-          <w:p>
-            <w:r>
+            <w:tcW w:w="2625" w:type="dxa"/>
+          </w:tcPr>
+          <w:p>
+            <w:r>
+              <w:lastRenderedPageBreak/>
               <w:t>Pouco tempo para reteste antes da entrega</w:t>
             </w:r>
           </w:p>
         </w:tc>
         <w:tc>
           <w:tcPr>
-            <w:tcW w:w="1799" w:type="dxa"/>
+            <w:tcW w:w="1815" w:type="dxa"/>
           </w:tcPr>
           <w:p>
             <w:r>
@@ -6117,7 +7011,7 @@
       <w:tr>
         <w:tc>
           <w:tcPr>
-            <w:tcW w:w="2641" w:type="dxa"/>
+            <w:tcW w:w="2625" w:type="dxa"/>
           </w:tcPr>
           <w:p>
             <w:r>
@@ -6127,7 +7021,7 @@
         </w:tc>
         <w:tc>
           <w:tcPr>
-            <w:tcW w:w="1799" w:type="dxa"/>
+            <w:tcW w:w="1815" w:type="dxa"/>
           </w:tcPr>
           <w:p>
             <w:r>
@@ -6152,16 +7046,18 @@
         <w:pStyle w:val="Ttulo2"/>
       </w:pPr>
       <w:r>
-        <w:lastRenderedPageBreak/>
         <w:t>13. Resultados e evidências</w:t>
       </w:r>
     </w:p>
     <w:p>
       <w:r>
-        <w:t>Os 67 testes automáticos da API passam sem falhas, e em 25/10/2026 os pipelines completos da API e do front web foram executados: CI, deploy automático em homologação</w:t>
-      </w:r>
-      <w:r>
-        <w:t>, aprovação de um integrante e deploy em produção. A validação pelo roteiro de aceitação nas três interfaces ainda não foi executada.</w:t>
+        <w:t>Os 103 testes automáticos da A</w:t>
+      </w:r>
+      <w:r>
+        <w:t>PI passam sem falhas, com a cobertura mínima de 90% das linhas. Os quatro repositórios têm CI e CD completos: deploy automático em homologação, aprovação de um integrante e deploy em produção. Em 29/10/2026 os testes de ponta a ponta do desktop contra a ho</w:t>
+      </w:r>
+      <w:r>
+        <w:t>mologação encontraram quatro defeitos na API, que foram corrigidos no mesmo dia, cada um com testes de regressão. A validação pelo roteiro de aceitação nas três interfaces ainda não foi registrada.</w:t>
       </w:r>
     </w:p>
     <w:tbl>
@@ -6173,8 +7069,8 @@
       </w:tblPr>
       <w:tblGrid>
         <w:gridCol w:w="1794"/>
-        <w:gridCol w:w="4891"/>
-        <w:gridCol w:w="2675"/>
+        <w:gridCol w:w="4920"/>
+        <w:gridCol w:w="2646"/>
       </w:tblGrid>
       <w:tr>
         <w:trPr>
@@ -6193,7 +7089,7 @@
         </w:tc>
         <w:tc>
           <w:tcPr>
-            <w:tcW w:w="4891" w:type="dxa"/>
+            <w:tcW w:w="4920" w:type="dxa"/>
             <w:shd w:val="clear" w:color="auto" w:fill="F2F2F2"/>
           </w:tcPr>
           <w:p>
@@ -6204,7 +7100,7 @@
         </w:tc>
         <w:tc>
           <w:tcPr>
-            <w:tcW w:w="2675" w:type="dxa"/>
+            <w:tcW w:w="2646" w:type="dxa"/>
             <w:shd w:val="clear" w:color="auto" w:fill="F2F2F2"/>
           </w:tcPr>
           <w:p>
@@ -6221,7 +7117,10 @@
           </w:tcPr>
           <w:p>
             <w:r>
-              <w:t>Suíte automática da API (</w:t>
+              <w:t>Suíte automática da AP</w:t>
+            </w:r>
+            <w:r>
+              <w:t>I (</w:t>
             </w:r>
             <w:r>
               <w:rPr>
@@ -6236,20 +7135,17 @@
         </w:tc>
         <w:tc>
           <w:tcPr>
-            <w:tcW w:w="4891" w:type="dxa"/>
-          </w:tcPr>
-          <w:p>
-            <w:r>
-              <w:t>67 executados, 0 falhas, 0 erros, 0 ignorados (2</w:t>
-            </w:r>
-            <w:r>
-              <w:t>0/10/2026)</w:t>
-            </w:r>
-          </w:p>
-        </w:tc>
-        <w:tc>
-          <w:tcPr>
-            <w:tcW w:w="2675" w:type="dxa"/>
+            <w:tcW w:w="4920" w:type="dxa"/>
+          </w:tcPr>
+          <w:p>
+            <w:r>
+              <w:t>103 executados, 0 falhas, 0 erros, 0 ignorados (29/10/2026)</w:t>
+            </w:r>
+          </w:p>
+        </w:tc>
+        <w:tc>
+          <w:tcPr>
+            <w:tcW w:w="2646" w:type="dxa"/>
           </w:tcPr>
           <w:p>
             <w:r>
@@ -6277,17 +7173,17 @@
         </w:tc>
         <w:tc>
           <w:tcPr>
-            <w:tcW w:w="4891" w:type="dxa"/>
-          </w:tcPr>
-          <w:p>
-            <w:r>
-              <w:t>Acima do mínimo de 60% das linhas</w:t>
-            </w:r>
-          </w:p>
-        </w:tc>
-        <w:tc>
-          <w:tcPr>
-            <w:tcW w:w="2675" w:type="dxa"/>
+            <w:tcW w:w="4920" w:type="dxa"/>
+          </w:tcPr>
+          <w:p>
+            <w:r>
+              <w:t>Mínimo de 90% das linhas atingido ("All coverage checks have been met"); 90,5% antes dos testes adicionais</w:t>
+            </w:r>
+          </w:p>
+        </w:tc>
+        <w:tc>
+          <w:tcPr>
+            <w:tcW w:w="2646" w:type="dxa"/>
           </w:tcPr>
           <w:p>
             <w:r>
@@ -6321,27 +7217,45 @@
           </w:tcPr>
           <w:p>
             <w:r>
-              <w:t>CI do front web</w:t>
-            </w:r>
-          </w:p>
-        </w:tc>
-        <w:tc>
-          <w:tcPr>
-            <w:tcW w:w="4891" w:type="dxa"/>
-          </w:tcPr>
-          <w:p>
-            <w:r>
-              <w:t>Lint e build verdes no PR #21 do Projeto-FrontWeb</w:t>
-            </w:r>
-          </w:p>
-        </w:tc>
-        <w:tc>
-          <w:tcPr>
-            <w:tcW w:w="2675" w:type="dxa"/>
-          </w:tcPr>
-          <w:p>
-            <w:r>
-              <w:t>Actions &gt; CI no Projeto-FrontWeb</w:t>
+              <w:t>Testes de ponta a ponta do desktop contra a homologação</w:t>
+            </w:r>
+          </w:p>
+        </w:tc>
+        <w:tc>
+          <w:tcPr>
+            <w:tcW w:w="4920" w:type="dxa"/>
+          </w:tcPr>
+          <w:p>
+            <w:r>
+              <w:t>Cadastros, validações, vendas, edição, permissões e exclusões conferidos; 4 defeitos da API encontrados</w:t>
+            </w:r>
+          </w:p>
+        </w:tc>
+        <w:tc>
+          <w:tcPr>
+            <w:tcW w:w="2646" w:type="dxa"/>
+          </w:tcPr>
+          <w:p>
+            <w:r>
+              <w:rPr>
+                <w:rStyle w:val="CodeChar"/>
+              </w:rPr>
+              <w:t>testes/</w:t>
+            </w:r>
+            <w:r>
+              <w:t xml:space="preserve"> e </w:t>
+            </w:r>
+            <w:r>
+              <w:rPr>
+                <w:rStyle w:val="CodeChar"/>
+              </w:rPr>
+              <w:t>testes/README.md</w:t>
+            </w:r>
+            <w:r>
+              <w:t xml:space="preserve"> no Projeto</w:t>
+            </w:r>
+            <w:r>
+              <w:t>-FrontDesktop</w:t>
             </w:r>
           </w:p>
         </w:tc>
@@ -6353,23 +7267,90 @@
           </w:tcPr>
           <w:p>
             <w:r>
+              <w:t>Defeitos encontrados e corrigidos</w:t>
+            </w:r>
+          </w:p>
+        </w:tc>
+        <w:tc>
+          <w:tcPr>
+            <w:tcW w:w="4920" w:type="dxa"/>
+          </w:tcPr>
+          <w:p>
+            <w:r>
+              <w:t>CPF de cliente repetido aceito; CPF inválido aceito; venda com data futura aceita; exclusão bloqueada devolvendo 404 com mensagem técnica do banco. Corrigidos e cobertos por 13 testes novos</w:t>
+            </w:r>
+          </w:p>
+        </w:tc>
+        <w:tc>
+          <w:tcPr>
+            <w:tcW w:w="2646" w:type="dxa"/>
+          </w:tcPr>
+          <w:p>
+            <w:r>
+              <w:t>PR #29 do Projeto</w:t>
+            </w:r>
+            <w:r>
+              <w:t>-API</w:t>
+            </w:r>
+          </w:p>
+        </w:tc>
+      </w:tr>
+      <w:tr>
+        <w:tc>
+          <w:tcPr>
+            <w:tcW w:w="1794" w:type="dxa"/>
+          </w:tcPr>
+          <w:p>
+            <w:r>
+              <w:t>CI dos fronts</w:t>
+            </w:r>
+          </w:p>
+        </w:tc>
+        <w:tc>
+          <w:tcPr>
+            <w:tcW w:w="4920" w:type="dxa"/>
+          </w:tcPr>
+          <w:p>
+            <w:r>
+              <w:t>Web (lint e build), desktop (compilação) e mobile (tipos, pacote do Android e versão web) verdes</w:t>
+            </w:r>
+          </w:p>
+        </w:tc>
+        <w:tc>
+          <w:tcPr>
+            <w:tcW w:w="2646" w:type="dxa"/>
+          </w:tcPr>
+          <w:p>
+            <w:r>
+              <w:t>Actions &gt; CI de cada repositório</w:t>
+            </w:r>
+          </w:p>
+        </w:tc>
+      </w:tr>
+      <w:tr>
+        <w:tc>
+          <w:tcPr>
+            <w:tcW w:w="1794" w:type="dxa"/>
+          </w:tcPr>
+          <w:p>
+            <w:r>
               <w:t>Revisão e merge</w:t>
             </w:r>
           </w:p>
         </w:tc>
         <w:tc>
           <w:tcPr>
-            <w:tcW w:w="4891" w:type="dxa"/>
-          </w:tcPr>
-          <w:p>
-            <w:r>
-              <w:t>PRs aprovados e mesclados: Projeto-API #19 a #26; Projeto-FrontWeb #18 a #21</w:t>
-            </w:r>
-          </w:p>
-        </w:tc>
-        <w:tc>
-          <w:tcPr>
-            <w:tcW w:w="2675" w:type="dxa"/>
+            <w:tcW w:w="4920" w:type="dxa"/>
+          </w:tcPr>
+          <w:p>
+            <w:r>
+              <w:t>PRs aprovados e mesclados: Projeto-API até o #34; Projeto-FrontWeb até o #22; Projeto-FrontDesktop até o #21; Projeto-FrontMobile até o #12</w:t>
+            </w:r>
+          </w:p>
+        </w:tc>
+        <w:tc>
+          <w:tcPr>
+            <w:tcW w:w="2646" w:type="dxa"/>
           </w:tcPr>
           <w:p>
             <w:r>
@@ -6385,30 +7366,41 @@
           </w:tcPr>
           <w:p>
             <w:r>
-              <w:t>CD da API com governança</w:t>
-            </w:r>
-          </w:p>
-        </w:tc>
-        <w:tc>
-          <w:tcPr>
-            <w:tcW w:w="4891" w:type="dxa"/>
-          </w:tcPr>
-          <w:p>
-            <w:r>
-              <w:t>Imagem ARM e x86 gerada, homologação publicada automaticamente, p</w:t>
-            </w:r>
-            <w:r>
-              <w:t>rodução publicada após aprovação de um revisor</w:t>
-            </w:r>
-          </w:p>
-        </w:tc>
-        <w:tc>
-          <w:tcPr>
-            <w:tcW w:w="2675" w:type="dxa"/>
-          </w:tcPr>
-          <w:p>
-            <w:r>
-              <w:t>Actions &gt; CD no Projeto-API</w:t>
+              <w:t xml:space="preserve">CD da API com </w:t>
+            </w:r>
+            <w:r>
+              <w:lastRenderedPageBreak/>
+              <w:t>governança</w:t>
+            </w:r>
+          </w:p>
+        </w:tc>
+        <w:tc>
+          <w:tcPr>
+            <w:tcW w:w="4920" w:type="dxa"/>
+          </w:tcPr>
+          <w:p>
+            <w:r>
+              <w:lastRenderedPageBreak/>
+              <w:t xml:space="preserve">Imagem ARM e x86 gerada, homologação publicada automaticamente, produção publicada após </w:t>
+            </w:r>
+            <w:r>
+              <w:lastRenderedPageBreak/>
+              <w:t>aprovação de um revisor</w:t>
+            </w:r>
+          </w:p>
+        </w:tc>
+        <w:tc>
+          <w:tcPr>
+            <w:tcW w:w="2646" w:type="dxa"/>
+          </w:tcPr>
+          <w:p>
+            <w:r>
+              <w:lastRenderedPageBreak/>
+              <w:t>Actions &gt; CD no Projeto-</w:t>
+            </w:r>
+            <w:r>
+              <w:lastRenderedPageBreak/>
+              <w:t>API</w:t>
             </w:r>
           </w:p>
         </w:tc>
@@ -6420,27 +7412,31 @@
           </w:tcPr>
           <w:p>
             <w:r>
+              <w:lastRenderedPageBreak/>
               <w:t>CD do front web com governança</w:t>
             </w:r>
           </w:p>
         </w:tc>
         <w:tc>
           <w:tcPr>
-            <w:tcW w:w="4891" w:type="dxa"/>
-          </w:tcPr>
-          <w:p>
-            <w:r>
-              <w:t>Site de homologação publicado automaticamente; produção publicada após aprovação (25/10/2026)</w:t>
-            </w:r>
-          </w:p>
-        </w:tc>
-        <w:tc>
-          <w:tcPr>
-            <w:tcW w:w="2675" w:type="dxa"/>
-          </w:tcPr>
-          <w:p>
-            <w:r>
-              <w:t>Actions &gt; CD no Projeto-FrontWeb</w:t>
+            <w:tcW w:w="4920" w:type="dxa"/>
+          </w:tcPr>
+          <w:p>
+            <w:r>
+              <w:t>Site de homologação publicado automaticamente; produção publicada após aprovação</w:t>
+            </w:r>
+          </w:p>
+        </w:tc>
+        <w:tc>
+          <w:tcPr>
+            <w:tcW w:w="2646" w:type="dxa"/>
+          </w:tcPr>
+          <w:p>
+            <w:r>
+              <w:t>Act</w:t>
+            </w:r>
+            <w:r>
+              <w:t>ions &gt; CD no Projeto-FrontWeb</w:t>
             </w:r>
           </w:p>
         </w:tc>
@@ -6458,17 +7454,35 @@
         </w:tc>
         <w:tc>
           <w:tcPr>
-            <w:tcW w:w="4891" w:type="dxa"/>
-          </w:tcPr>
-          <w:p>
-            <w:r>
-              <w:t>Primeira execução pendente</w:t>
-            </w:r>
-          </w:p>
-        </w:tc>
-        <w:tc>
-          <w:tcPr>
-            <w:tcW w:w="2675" w:type="dxa"/>
+            <w:tcW w:w="4920" w:type="dxa"/>
+          </w:tcPr>
+          <w:p>
+            <w:r>
+              <w:t>Instaladores de homologação (</w:t>
+            </w:r>
+            <w:r>
+              <w:rPr>
+                <w:i/>
+              </w:rPr>
+              <w:t>Pre-release</w:t>
+            </w:r>
+            <w:r>
+              <w:t>) e produção (</w:t>
+            </w:r>
+            <w:r>
+              <w:rPr>
+                <w:i/>
+              </w:rPr>
+              <w:t>Latest</w:t>
+            </w:r>
+            <w:r>
+              <w:t>) publicados</w:t>
+            </w:r>
+          </w:p>
+        </w:tc>
+        <w:tc>
+          <w:tcPr>
+            <w:tcW w:w="2646" w:type="dxa"/>
           </w:tcPr>
           <w:p>
             <w:r>
@@ -6484,13 +7498,48 @@
           </w:tcPr>
           <w:p>
             <w:r>
+              <w:t>CD do front mobile</w:t>
+            </w:r>
+          </w:p>
+        </w:tc>
+        <w:tc>
+          <w:tcPr>
+            <w:tcW w:w="4920" w:type="dxa"/>
+          </w:tcPr>
+          <w:p>
+            <w:r>
+              <w:t>Versão web publicada em homologação e, após aprovação, em produç</w:t>
+            </w:r>
+            <w:r>
+              <w:t>ão (30/10/2026)</w:t>
+            </w:r>
+          </w:p>
+        </w:tc>
+        <w:tc>
+          <w:tcPr>
+            <w:tcW w:w="2646" w:type="dxa"/>
+          </w:tcPr>
+          <w:p>
+            <w:r>
+              <w:t>Actions &gt; CD no Projeto-FrontMobile</w:t>
+            </w:r>
+          </w:p>
+        </w:tc>
+      </w:tr>
+      <w:tr>
+        <w:tc>
+          <w:tcPr>
+            <w:tcW w:w="1794" w:type="dxa"/>
+          </w:tcPr>
+          <w:p>
+            <w:r>
               <w:t>Ambientes no ar</w:t>
             </w:r>
           </w:p>
         </w:tc>
         <w:tc>
           <w:tcPr>
-            <w:tcW w:w="4891" w:type="dxa"/>
+            <w:tcW w:w="4920" w:type="dxa"/>
           </w:tcPr>
           <w:p>
             <w:r>
@@ -6500,13 +7549,13 @@
               <w:t>/actuator/health</w:t>
             </w:r>
             <w:r>
-              <w:t xml:space="preserve"> respondendo UP; sites de homologação e produção respondendo</w:t>
-            </w:r>
-          </w:p>
-        </w:tc>
-        <w:tc>
-          <w:tcPr>
-            <w:tcW w:w="2675" w:type="dxa"/>
+              <w:t xml:space="preserve"> respondendo UP; sites e mobile de homologação e produção respondendo</w:t>
+            </w:r>
+          </w:p>
+        </w:tc>
+        <w:tc>
+          <w:tcPr>
+            <w:tcW w:w="2646" w:type="dxa"/>
           </w:tcPr>
           <w:p>
             <w:r>
@@ -6534,7 +7583,7 @@
               <w:t>web-hml</w:t>
             </w:r>
             <w:r>
-              <w:t xml:space="preserve"> e </w:t>
+              <w:t xml:space="preserve">, </w:t>
             </w:r>
             <w:r>
               <w:rPr>
@@ -6543,6 +7592,24 @@
               <w:t>web</w:t>
             </w:r>
             <w:r>
+              <w:t xml:space="preserve">, </w:t>
+            </w:r>
+            <w:r>
+              <w:rPr>
+                <w:rStyle w:val="CodeChar"/>
+              </w:rPr>
+              <w:t>mobile-hml</w:t>
+            </w:r>
+            <w:r>
+              <w:t xml:space="preserve"> e </w:t>
+            </w:r>
+            <w:r>
+              <w:rPr>
+                <w:rStyle w:val="CodeChar"/>
+              </w:rPr>
+              <w:t>mobile</w:t>
+            </w:r>
+            <w:r>
               <w:t xml:space="preserve"> em </w:t>
             </w:r>
             <w:r>
@@ -6561,30 +7628,77 @@
           </w:tcPr>
           <w:p>
             <w:r>
+              <w:t>Backup do banco</w:t>
+            </w:r>
+          </w:p>
+        </w:tc>
+        <w:tc>
+          <w:tcPr>
+            <w:tcW w:w="4920" w:type="dxa"/>
+          </w:tcPr>
+          <w:p>
+            <w:r>
+              <w:t>Primeira execuç</w:t>
+            </w:r>
+            <w:r>
+              <w:t>ão em 29/10/2026: os dois bancos copiados; o arquivo de produção com os dados das 6 tabelas</w:t>
+            </w:r>
+          </w:p>
+        </w:tc>
+        <w:tc>
+          <w:tcPr>
+            <w:tcW w:w="2646" w:type="dxa"/>
+          </w:tcPr>
+          <w:p>
+            <w:r>
+              <w:rPr>
+                <w:rStyle w:val="CodeChar"/>
+              </w:rPr>
+              <w:t>docker compose logs backup</w:t>
+            </w:r>
+            <w:r>
+              <w:t xml:space="preserve"> e pasta </w:t>
+            </w:r>
+            <w:r>
+              <w:rPr>
+                <w:rStyle w:val="CodeChar"/>
+              </w:rPr>
+              <w:t>deploy/backups</w:t>
+            </w:r>
+            <w:r>
+              <w:t xml:space="preserve"> na VPS</w:t>
+            </w:r>
+          </w:p>
+        </w:tc>
+      </w:tr>
+      <w:tr>
+        <w:tc>
+          <w:tcPr>
+            <w:tcW w:w="1794" w:type="dxa"/>
+          </w:tcPr>
+          <w:p>
+            <w:r>
               <w:t>Auditoria da aplicação em produção</w:t>
             </w:r>
           </w:p>
         </w:tc>
         <w:tc>
           <w:tcPr>
-            <w:tcW w:w="4891" w:type="dxa"/>
-          </w:tcPr>
-          <w:p>
-            <w:r>
-              <w:t>Lo</w:t>
-            </w:r>
-            <w:r>
-              <w:t>gins registrados com funcionário, status, duração e IP real do usuário</w:t>
-            </w:r>
-          </w:p>
-        </w:tc>
-        <w:tc>
-          <w:tcPr>
-            <w:tcW w:w="2675" w:type="dxa"/>
-          </w:tcPr>
-          <w:p>
-            <w:r>
-              <w:t xml:space="preserve">Tela Auditoria do web e </w:t>
+            <w:tcW w:w="4920" w:type="dxa"/>
+          </w:tcPr>
+          <w:p>
+            <w:r>
+              <w:t>Logins registrados com funcionário, status, duração e IP real do usuário</w:t>
+            </w:r>
+          </w:p>
+        </w:tc>
+        <w:tc>
+          <w:tcPr>
+            <w:tcW w:w="2646" w:type="dxa"/>
+          </w:tcPr>
+          <w:p>
+            <w:r>
+              <w:t xml:space="preserve">Telas Auditoria do web e do desktop; </w:t>
             </w:r>
             <w:r>
               <w:rPr>
@@ -6608,7 +7722,7 @@
         </w:tc>
         <w:tc>
           <w:tcPr>
-            <w:tcW w:w="4891" w:type="dxa"/>
+            <w:tcW w:w="4920" w:type="dxa"/>
           </w:tcPr>
           <w:p>
             <w:r>
@@ -6627,7 +7741,7 @@
         </w:tc>
         <w:tc>
           <w:tcPr>
-            <w:tcW w:w="2675" w:type="dxa"/>
+            <w:tcW w:w="2646" w:type="dxa"/>
           </w:tcPr>
           <w:p>
             <w:r>
@@ -6655,20 +7769,20 @@
         </w:tc>
         <w:tc>
           <w:tcPr>
-            <w:tcW w:w="4891" w:type="dxa"/>
-          </w:tcPr>
-          <w:p>
-            <w:r>
-              <w:t>Painel "Prontê - V</w:t>
-            </w:r>
-            <w:r>
-              <w:t>isão geral" com disponibilidade, requisições, tempo de resposta, erros, memória, banco e servidor, separado por ambiente</w:t>
-            </w:r>
-          </w:p>
-        </w:tc>
-        <w:tc>
-          <w:tcPr>
-            <w:tcW w:w="2675" w:type="dxa"/>
+            <w:tcW w:w="4920" w:type="dxa"/>
+          </w:tcPr>
+          <w:p>
+            <w:r>
+              <w:t>Pai</w:t>
+            </w:r>
+            <w:r>
+              <w:t>nel "Prontê - Visão geral" com disponibilidade, requisições, tempo de resposta, erros, memória, banco e servidor, separado por ambiente</w:t>
+            </w:r>
+          </w:p>
+        </w:tc>
+        <w:tc>
+          <w:tcPr>
+            <w:tcW w:w="2646" w:type="dxa"/>
           </w:tcPr>
           <w:p>
             <w:r>
@@ -6684,28 +7798,23 @@
           </w:tcPr>
           <w:p>
             <w:r>
-              <w:t xml:space="preserve">Roteiro de aceitação VA-01 </w:t>
-            </w:r>
-            <w:r>
-              <w:lastRenderedPageBreak/>
-              <w:t>a VA-13</w:t>
-            </w:r>
-          </w:p>
-        </w:tc>
-        <w:tc>
-          <w:tcPr>
-            <w:tcW w:w="4891" w:type="dxa"/>
-          </w:tcPr>
-          <w:p>
-            <w:r>
-              <w:lastRenderedPageBreak/>
-              <w:t>Pendente: depende do instalador do desktop e do APK de homologação</w:t>
-            </w:r>
-          </w:p>
-        </w:tc>
-        <w:tc>
-          <w:tcPr>
-            <w:tcW w:w="2675" w:type="dxa"/>
+              <w:t>Roteiro de aceitação VA-01 a VA-16</w:t>
+            </w:r>
+          </w:p>
+        </w:tc>
+        <w:tc>
+          <w:tcPr>
+            <w:tcW w:w="4920" w:type="dxa"/>
+          </w:tcPr>
+          <w:p>
+            <w:r>
+              <w:t>Pendente de registro</w:t>
+            </w:r>
+          </w:p>
+        </w:tc>
+        <w:tc>
+          <w:tcPr>
+            <w:tcW w:w="2646" w:type="dxa"/>
           </w:tcPr>
           <w:p>
             <w:r>
@@ -6717,7 +7826,10 @@
     </w:tbl>
     <w:p>
       <w:r>
-        <w:t>Após a validação, esta seção recebe o resultado de cada cenário VA (aprovado ou reprovado, com a issue do defeito quando houver) e o print do painel do Grafana.</w:t>
+        <w:t xml:space="preserve">Após a validação, esta seção recebe </w:t>
+      </w:r>
+      <w:r>
+        <w:t>o resultado de cada cenário VA (aprovado ou reprovado, com a issue do defeito quando houver) e o print do painel do Grafana.</w:t>
       </w:r>
     </w:p>
     <w:sectPr>
@@ -6732,10 +7844,96 @@
 <file path=word/numbering.xml><?xml version="1.0" encoding="utf-8"?>
 <w:numbering xmlns:wpc="http://schemas.microsoft.com/office/word/2010/wordprocessingCanvas" xmlns:cx="http://schemas.microsoft.com/office/drawing/2014/chartex" xmlns:cx1="http://schemas.microsoft.com/office/drawing/2015/9/8/chartex" xmlns:cx2="http://schemas.microsoft.com/office/drawing/2015/10/21/chartex" xmlns:cx3="http://schemas.microsoft.com/office/drawing/2016/5/9/chartex" xmlns:cx4="http://schemas.microsoft.com/office/drawing/2016/5/10/chartex" xmlns:cx5="http://schemas.microsoft.com/office/drawing/2016/5/11/chartex" xmlns:cx6="http://schemas.microsoft.com/office/drawing/2016/5/12/chartex" xmlns:cx7="http://schemas.microsoft.com/office/drawing/2016/5/13/chartex" xmlns:cx8="http://schemas.microsoft.com/office/drawing/2016/5/14/chartex" xmlns:mc="http://schemas.openxmlformats.org/markup-compatibility/2006" xmlns:aink="http://schemas.microsoft.com/office/drawing/2016/ink" xmlns:am3d="http://schemas.microsoft.com/office/drawing/2017/model3d" xmlns:o="urn:schemas-microsoft-com:office:office" xmlns:r="http://schemas.openxmlformats.org/officeDocument/2006/relationships" xmlns:m="http://schemas.openxmlformats.org/officeDocument/2006/math" xmlns:v="urn:schemas-microsoft-com:vml" xmlns:wp14="http://schemas.microsoft.com/office/word/2010/wordprocessingDrawing" xmlns:wp="http://schemas.openxmlformats.org/drawingml/2006/wordprocessingDrawing" xmlns:w10="urn:schemas-microsoft-com:office:word" xmlns:w="http://schemas.openxmlformats.org/wordprocessingml/2006/main" xmlns:w14="http://schemas.microsoft.com/office/word/2010/wordml" xmlns:w15="http://schemas.microsoft.com/office/word/2012/wordml" xmlns:w16cid="http://schemas.microsoft.com/office/word/2016/wordml/cid" xmlns:w16se="http://schemas.microsoft.com/office/word/2015/wordml/symex" xmlns:wpg="http://schemas.microsoft.com/office/word/2010/wordprocessingGroup" xmlns:wpi="http://schemas.microsoft.com/office/word/2010/wordprocessingInk" xmlns:wne="http://schemas.microsoft.com/office/word/2006/wordml" xmlns:wps="http://schemas.microsoft.com/office/word/2010/wordprocessingShape" mc:Ignorable="w14 w15 w16se w16cid wp14">
   <w:abstractNum w:abstractNumId="0" w15:restartNumberingAfterBreak="0">
-    <w:nsid w:val="44EB3006"/>
+    <w:nsid w:val="0B7F38C8"/>
     <w:multiLevelType w:val="hybridMultilevel"/>
-    <w:tmpl w:val="4782D1D4"/>
-    <w:lvl w:ilvl="0" w:tplc="54BE9322">
+    <w:tmpl w:val="02387A44"/>
+    <w:lvl w:ilvl="0" w:tplc="EB54ACB8">
+      <w:start w:val="1"/>
+      <w:numFmt w:val="decimal"/>
+      <w:lvlText w:val="%1."/>
+      <w:lvlJc w:val="left"/>
+      <w:pPr>
+        <w:ind w:left="720" w:hanging="360"/>
+      </w:pPr>
+    </w:lvl>
+    <w:lvl w:ilvl="1" w:tplc="9A9CD494">
+      <w:start w:val="1"/>
+      <w:numFmt w:val="lowerLetter"/>
+      <w:lvlText w:val="%2."/>
+      <w:lvlJc w:val="left"/>
+      <w:pPr>
+        <w:ind w:left="1440" w:hanging="360"/>
+      </w:pPr>
+    </w:lvl>
+    <w:lvl w:ilvl="2" w:tplc="AA865244">
+      <w:start w:val="1"/>
+      <w:numFmt w:val="lowerRoman"/>
+      <w:lvlText w:val="%3."/>
+      <w:lvlJc w:val="left"/>
+      <w:pPr>
+        <w:ind w:left="2160" w:hanging="360"/>
+      </w:pPr>
+    </w:lvl>
+    <w:lvl w:ilvl="3" w:tplc="85C8ABC8">
+      <w:start w:val="1"/>
+      <w:numFmt w:val="decimal"/>
+      <w:lvlText w:val="%4."/>
+      <w:lvlJc w:val="left"/>
+      <w:pPr>
+        <w:ind w:left="2880" w:hanging="360"/>
+      </w:pPr>
+    </w:lvl>
+    <w:lvl w:ilvl="4" w:tplc="98466494">
+      <w:start w:val="1"/>
+      <w:numFmt w:val="lowerLetter"/>
+      <w:lvlText w:val="%5."/>
+      <w:lvlJc w:val="left"/>
+      <w:pPr>
+        <w:ind w:left="3600" w:hanging="360"/>
+      </w:pPr>
+    </w:lvl>
+    <w:lvl w:ilvl="5" w:tplc="0BFC20DC">
+      <w:start w:val="1"/>
+      <w:numFmt w:val="lowerRoman"/>
+      <w:lvlText w:val="%6."/>
+      <w:lvlJc w:val="left"/>
+      <w:pPr>
+        <w:ind w:left="4320" w:hanging="360"/>
+      </w:pPr>
+    </w:lvl>
+    <w:lvl w:ilvl="6" w:tplc="EDFC77FC">
+      <w:start w:val="1"/>
+      <w:numFmt w:val="decimal"/>
+      <w:lvlText w:val="%7."/>
+      <w:lvlJc w:val="left"/>
+      <w:pPr>
+        <w:ind w:left="5040" w:hanging="360"/>
+      </w:pPr>
+    </w:lvl>
+    <w:lvl w:ilvl="7" w:tplc="5DCCC522">
+      <w:start w:val="1"/>
+      <w:numFmt w:val="lowerLetter"/>
+      <w:lvlText w:val="%8."/>
+      <w:lvlJc w:val="left"/>
+      <w:pPr>
+        <w:ind w:left="5760" w:hanging="360"/>
+      </w:pPr>
+    </w:lvl>
+    <w:lvl w:ilvl="8" w:tplc="5C4E760E">
+      <w:start w:val="1"/>
+      <w:numFmt w:val="lowerRoman"/>
+      <w:lvlText w:val="%9."/>
+      <w:lvlJc w:val="left"/>
+      <w:pPr>
+        <w:ind w:left="6480" w:hanging="360"/>
+      </w:pPr>
+    </w:lvl>
+  </w:abstractNum>
+  <w:abstractNum w:abstractNumId="1" w15:restartNumberingAfterBreak="0">
+    <w:nsid w:val="15BE4553"/>
+    <w:multiLevelType w:val="hybridMultilevel"/>
+    <w:tmpl w:val="AE206D5C"/>
+    <w:lvl w:ilvl="0" w:tplc="ED96326C">
       <w:start w:val="1"/>
       <w:numFmt w:val="bullet"/>
       <w:lvlText w:val="•"/>
@@ -6744,7 +7942,7 @@
         <w:ind w:left="720" w:hanging="360"/>
       </w:pPr>
     </w:lvl>
-    <w:lvl w:ilvl="1" w:tplc="EC3C7612">
+    <w:lvl w:ilvl="1" w:tplc="AB8A4BFA">
       <w:start w:val="1"/>
       <w:numFmt w:val="bullet"/>
       <w:lvlText w:val="o"/>
@@ -6753,7 +7951,7 @@
         <w:ind w:left="1440" w:hanging="360"/>
       </w:pPr>
     </w:lvl>
-    <w:lvl w:ilvl="2" w:tplc="200CB456">
+    <w:lvl w:ilvl="2" w:tplc="1C822290">
       <w:start w:val="1"/>
       <w:numFmt w:val="bullet"/>
       <w:lvlText w:val="▪"/>
@@ -6762,7 +7960,7 @@
         <w:ind w:left="2160" w:hanging="360"/>
       </w:pPr>
     </w:lvl>
-    <w:lvl w:ilvl="3" w:tplc="C3F07CEC">
+    <w:lvl w:ilvl="3" w:tplc="3E88742E">
       <w:start w:val="1"/>
       <w:numFmt w:val="bullet"/>
       <w:lvlText w:val="•"/>
@@ -6771,7 +7969,7 @@
         <w:ind w:left="2880" w:hanging="360"/>
       </w:pPr>
     </w:lvl>
-    <w:lvl w:ilvl="4" w:tplc="CA72F548">
+    <w:lvl w:ilvl="4" w:tplc="7180B710">
       <w:start w:val="1"/>
       <w:numFmt w:val="bullet"/>
       <w:lvlText w:val="o"/>
@@ -6780,7 +7978,7 @@
         <w:ind w:left="3600" w:hanging="360"/>
       </w:pPr>
     </w:lvl>
-    <w:lvl w:ilvl="5" w:tplc="948A1610">
+    <w:lvl w:ilvl="5" w:tplc="8D407988">
       <w:start w:val="1"/>
       <w:numFmt w:val="bullet"/>
       <w:lvlText w:val="▪"/>
@@ -6789,7 +7987,7 @@
         <w:ind w:left="4320" w:hanging="360"/>
       </w:pPr>
     </w:lvl>
-    <w:lvl w:ilvl="6" w:tplc="E128756E">
+    <w:lvl w:ilvl="6" w:tplc="CF4E5D6C">
       <w:start w:val="1"/>
       <w:numFmt w:val="bullet"/>
       <w:lvlText w:val="•"/>
@@ -6798,7 +7996,7 @@
         <w:ind w:left="5040" w:hanging="360"/>
       </w:pPr>
     </w:lvl>
-    <w:lvl w:ilvl="7" w:tplc="66982B00">
+    <w:lvl w:ilvl="7" w:tplc="80B06498">
       <w:start w:val="1"/>
       <w:numFmt w:val="bullet"/>
       <w:lvlText w:val="o"/>
@@ -6807,7 +8005,7 @@
         <w:ind w:left="5760" w:hanging="360"/>
       </w:pPr>
     </w:lvl>
-    <w:lvl w:ilvl="8" w:tplc="E722801E">
+    <w:lvl w:ilvl="8" w:tplc="A7EEF776">
       <w:start w:val="1"/>
       <w:numFmt w:val="bullet"/>
       <w:lvlText w:val="▪"/>
@@ -6817,112 +8015,26 @@
       </w:pPr>
     </w:lvl>
   </w:abstractNum>
-  <w:abstractNum w:abstractNumId="1" w15:restartNumberingAfterBreak="0">
-    <w:nsid w:val="479B5368"/>
-    <w:multiLevelType w:val="hybridMultilevel"/>
-    <w:tmpl w:val="E910985A"/>
-    <w:lvl w:ilvl="0" w:tplc="38265F38">
-      <w:start w:val="1"/>
-      <w:numFmt w:val="decimal"/>
-      <w:lvlText w:val="%1."/>
-      <w:lvlJc w:val="left"/>
-      <w:pPr>
-        <w:ind w:left="720" w:hanging="360"/>
-      </w:pPr>
-    </w:lvl>
-    <w:lvl w:ilvl="1" w:tplc="5D063368">
-      <w:start w:val="1"/>
-      <w:numFmt w:val="lowerLetter"/>
-      <w:lvlText w:val="%2."/>
-      <w:lvlJc w:val="left"/>
-      <w:pPr>
-        <w:ind w:left="1440" w:hanging="360"/>
-      </w:pPr>
-    </w:lvl>
-    <w:lvl w:ilvl="2" w:tplc="75D28F2E">
-      <w:start w:val="1"/>
-      <w:numFmt w:val="lowerRoman"/>
-      <w:lvlText w:val="%3."/>
-      <w:lvlJc w:val="left"/>
-      <w:pPr>
-        <w:ind w:left="2160" w:hanging="360"/>
-      </w:pPr>
-    </w:lvl>
-    <w:lvl w:ilvl="3" w:tplc="7212A37C">
-      <w:start w:val="1"/>
-      <w:numFmt w:val="decimal"/>
-      <w:lvlText w:val="%4."/>
-      <w:lvlJc w:val="left"/>
-      <w:pPr>
-        <w:ind w:left="2880" w:hanging="360"/>
-      </w:pPr>
-    </w:lvl>
-    <w:lvl w:ilvl="4" w:tplc="696E0266">
-      <w:start w:val="1"/>
-      <w:numFmt w:val="lowerLetter"/>
-      <w:lvlText w:val="%5."/>
-      <w:lvlJc w:val="left"/>
-      <w:pPr>
-        <w:ind w:left="3600" w:hanging="360"/>
-      </w:pPr>
-    </w:lvl>
-    <w:lvl w:ilvl="5" w:tplc="8452E332">
-      <w:start w:val="1"/>
-      <w:numFmt w:val="lowerRoman"/>
-      <w:lvlText w:val="%6."/>
-      <w:lvlJc w:val="left"/>
-      <w:pPr>
-        <w:ind w:left="4320" w:hanging="360"/>
-      </w:pPr>
-    </w:lvl>
-    <w:lvl w:ilvl="6" w:tplc="7C6E070E">
-      <w:start w:val="1"/>
-      <w:numFmt w:val="decimal"/>
-      <w:lvlText w:val="%7."/>
-      <w:lvlJc w:val="left"/>
-      <w:pPr>
-        <w:ind w:left="5040" w:hanging="360"/>
-      </w:pPr>
-    </w:lvl>
-    <w:lvl w:ilvl="7" w:tplc="25685F22">
-      <w:start w:val="1"/>
-      <w:numFmt w:val="lowerLetter"/>
-      <w:lvlText w:val="%8."/>
-      <w:lvlJc w:val="left"/>
-      <w:pPr>
-        <w:ind w:left="5760" w:hanging="360"/>
-      </w:pPr>
-    </w:lvl>
-    <w:lvl w:ilvl="8" w:tplc="24A63BE2">
-      <w:start w:val="1"/>
-      <w:numFmt w:val="lowerRoman"/>
-      <w:lvlText w:val="%9."/>
-      <w:lvlJc w:val="left"/>
-      <w:pPr>
-        <w:ind w:left="6480" w:hanging="360"/>
-      </w:pPr>
-    </w:lvl>
-  </w:abstractNum>
   <w:num w:numId="1">
-    <w:abstractNumId w:val="0"/>
+    <w:abstractNumId w:val="1"/>
   </w:num>
   <w:num w:numId="2">
-    <w:abstractNumId w:val="0"/>
+    <w:abstractNumId w:val="1"/>
   </w:num>
   <w:num w:numId="3">
-    <w:abstractNumId w:val="0"/>
+    <w:abstractNumId w:val="1"/>
   </w:num>
   <w:num w:numId="4">
-    <w:abstractNumId w:val="0"/>
+    <w:abstractNumId w:val="1"/>
   </w:num>
   <w:num w:numId="5">
-    <w:abstractNumId w:val="0"/>
+    <w:abstractNumId w:val="1"/>
   </w:num>
   <w:num w:numId="6">
-    <w:abstractNumId w:val="0"/>
+    <w:abstractNumId w:val="1"/>
   </w:num>
   <w:num w:numId="7">
-    <w:abstractNumId w:val="1"/>
+    <w:abstractNumId w:val="0"/>
     <w:lvlOverride w:ilvl="0">
       <w:startOverride w:val="1"/>
     </w:lvlOverride>
